--- a/(e)CRF/Per visite/V1 - Baseline/45_Gezondheidseconomisch dagboek.docx
+++ b/(e)CRF/Per visite/V1 - Baseline/45_Gezondheidseconomisch dagboek.docx
@@ -12,7 +12,7 @@
           <w:color w:val="123A5F"/>
           <w:sz w:val="28"/>
         </w:rPr>
-        <w:t>Appendix 45: Gezondheidseconomisch dagboek</w:t>
+        <w:t>Appendix 45: Gezondheidseconomisch dagboek — baseline</w:t>
       </w:r>
     </w:p>
     <w:p/>
@@ -40,7 +40,7 @@
           <w:i w:val="0"/>
           <w:color w:val="2E3B47"/>
         </w:rPr>
-        <w:t>Kwartaal (omcirkel): 1  /  2  /  3  /  4  /  5  /  6</w:t>
+        <w:t>Dit is uw eerste dagboek, meegegeven bij uw startbezoek.</w:t>
       </w:r>
     </w:p>
     <w:p>
@@ -100,7 +100,16 @@
           <w:i w:val="0"/>
           <w:color w:val="2E3B47"/>
         </w:rPr>
-        <w:t>Dit dagboek bevat zeven delen: medicatie, contact met een kinesist/ergotherapeut/andere zorgverlener, consultaties, thuisverpleegkundige, thuiszorgdiensten, voetzorgmateriaal en hulpmiddelen, en verblijf in het dagziekenhuis/ziekenhuisverblijf met overnachting. We vragen u om telkens wanneer u een contact hebt en/of zorg krijgt, deze te registreren onder één van deze delen en alle vragen daarbij te beantwoorden.</w:t>
+        <w:t>Dit is uw eerste dagboek. We vragen u om hier een volledig overzicht te geven van uw huidige situatie (medicatie, eventuele thuisverpleegkundige, thuiszorgdiensten…). Bij elk volgend dagboek moet u dit niet opnieuw volledig overdoen: daar vragen we telkens enkel of er iets veranderd is ten opzichte van de vorige keer.</w:t>
+      </w:r>
+    </w:p>
+    <w:p>
+      <w:r>
+        <w:rPr>
+          <w:i w:val="0"/>
+          <w:color w:val="2E3B47"/>
+        </w:rPr>
+        <w:t>Dit dagboek bevat zeven delen: medicatie, contact met een kinesist/ergotherapeut/andere zorgverlener, consultaties, thuisverpleegkundige, thuiszorgdiensten, voetzorgmateriaal en hulpmiddelen, en verblijf in het dagziekenhuis/ziekenhuisverblijf met overnachting.</w:t>
       </w:r>
     </w:p>
     <w:p>
@@ -121,16 +130,16 @@
         <w:rPr>
           <w:color w:val="2E3B47"/>
         </w:rPr>
-        <w:t>noteer in dit dagboek niet uw voorziene studiebezoeken bij uw podoloog, arts of schoentechnieker in het kader van PARADISE zelf — die worden al apart door het studieteam bijgehouden. Noteer wel alle andere zorgcontacten die u tussen twee studiebezoeken hebt.</w:t>
-      </w:r>
-    </w:p>
-    <w:p>
-      <w:r>
-        <w:rPr>
-          <w:i w:val="0"/>
-          <w:color w:val="2E3B47"/>
-        </w:rPr>
-        <w:t>Daarnaast verzoeken we u om wekelijks uw medicatiegebruik onder het deel medicatie in te vullen. Dit dagboekje mag ingevuld worden met hulp van een familielid of kennis.</w:t>
+        <w:t>noteer in dit dagboek niet uw voorziene studiebezoeken bij uw podoloog, arts of schoentechnieker in het kader van PARADISE zelf — die worden al apart door het studieteam bijgehouden.</w:t>
+      </w:r>
+    </w:p>
+    <w:p>
+      <w:r>
+        <w:rPr>
+          <w:i w:val="0"/>
+          <w:color w:val="2E3B47"/>
+        </w:rPr>
+        <w:t>Dit dagboekje mag ingevuld worden met hulp van een familielid of kennis.</w:t>
       </w:r>
     </w:p>
     <w:p>
@@ -149,15 +158,6 @@
           <w:color w:val="2E3B47"/>
         </w:rPr>
         <w:t>Mocht u nog vragen hebben, neem dan contact op met uw zorgverlener.</w:t>
-      </w:r>
-    </w:p>
-    <w:p>
-      <w:r>
-        <w:rPr>
-          <w:i w:val="0"/>
-          <w:color w:val="2E3B47"/>
-        </w:rPr>
-        <w:t>Wij vragen u dit dagboek zo nauwkeurig mogelijk in te vullen.</w:t>
       </w:r>
     </w:p>
     <w:p>
@@ -190,7 +190,7 @@
           <w:color w:val="123A5F"/>
           <w:sz w:val="30"/>
         </w:rPr>
-        <w:t>Inhoud</w:t>
+        <w:t>Deel 1</w:t>
       </w:r>
     </w:p>
     <w:p>
@@ -200,154 +200,6 @@
           <w:color w:val="123A5F"/>
           <w:sz w:val="26"/>
         </w:rPr>
-        <w:t>1. Medicatie</w:t>
-      </w:r>
-    </w:p>
-    <w:p>
-      <w:r>
-        <w:rPr>
-          <w:i w:val="0"/>
-          <w:color w:val="2E3B47"/>
-        </w:rPr>
-        <w:t>In dit onderdeel vragen we u alle medicatie die u inneemt te noteren, alsook de dosissen en de periode waarin u deze medicatie neemt.</w:t>
-      </w:r>
-    </w:p>
-    <w:p>
-      <w:r>
-        <w:rPr>
-          <w:b/>
-          <w:color w:val="123A5F"/>
-          <w:sz w:val="26"/>
-        </w:rPr>
-        <w:t>2. Contact met kinesist, ergotherapeut of andere zorgverlener</w:t>
-      </w:r>
-    </w:p>
-    <w:p>
-      <w:r>
-        <w:rPr>
-          <w:i w:val="0"/>
-          <w:color w:val="2E3B47"/>
-        </w:rPr>
-        <w:t>Sommige deelnemers krijgen, los van de PARADISE-studie, sessies bij bijvoorbeeld een kinesist, ergotherapeut of andere zorgverlener (bijvoorbeeld voor een andere aandoening). Telkens wanneer u zo'n sessie hebt, noteert u dit hier. Noteer hier niet uw PARADISE-studiebezoeken.</w:t>
-      </w:r>
-    </w:p>
-    <w:p>
-      <w:r>
-        <w:rPr>
-          <w:b/>
-          <w:color w:val="123A5F"/>
-          <w:sz w:val="26"/>
-        </w:rPr>
-        <w:t>3. Consultaties</w:t>
-      </w:r>
-    </w:p>
-    <w:p>
-      <w:r>
-        <w:rPr>
-          <w:i w:val="0"/>
-          <w:color w:val="2E3B47"/>
-        </w:rPr>
-        <w:t>Telkens wanneer u contact hebt met diensten/personen binnen de gezondheidszorg (bijvoorbeeld uw huisarts, diabetoloog, vaatchirurg…) noteert u hier de gevraagde informatie. Uw PARADISE-studiebezoeken bij podoloog/arts horen hier niet bij.</w:t>
-      </w:r>
-    </w:p>
-    <w:p>
-      <w:r>
-        <w:rPr>
-          <w:b/>
-          <w:color w:val="123A5F"/>
-          <w:sz w:val="26"/>
-        </w:rPr>
-        <w:t>4. Thuisverpleegkundige</w:t>
-      </w:r>
-    </w:p>
-    <w:p>
-      <w:r>
-        <w:rPr>
-          <w:i w:val="0"/>
-          <w:color w:val="2E3B47"/>
-        </w:rPr>
-        <w:t>Mocht u hulp krijgen van een thuisverpleegkundige (bijvoorbeeld voor wondzorg), noteert u hier het aantal keren dat de thuisverpleegkundige bij u langskomt en de facturen die u ontvangt.</w:t>
-      </w:r>
-    </w:p>
-    <w:p>
-      <w:r>
-        <w:rPr>
-          <w:b/>
-          <w:color w:val="123A5F"/>
-          <w:sz w:val="26"/>
-        </w:rPr>
-        <w:t>5. Thuiszorgdiensten</w:t>
-      </w:r>
-    </w:p>
-    <w:p>
-      <w:r>
-        <w:rPr>
-          <w:i w:val="0"/>
-          <w:color w:val="2E3B47"/>
-        </w:rPr>
-        <w:t>Telkens wanneer u contact hebt met een thuiszorgdienst (poetsdienst, gezinszorg, maaltijden aan huis, vervoershulp, klusjesdienst…) noteert u onder dit deel de gevraagde informatie.</w:t>
-      </w:r>
-    </w:p>
-    <w:p>
-      <w:r>
-        <w:rPr>
-          <w:b/>
-          <w:color w:val="123A5F"/>
-          <w:sz w:val="26"/>
-        </w:rPr>
-        <w:t>6. Voetzorgmateriaal en hulpmiddelen</w:t>
-      </w:r>
-    </w:p>
-    <w:p>
-      <w:r>
-        <w:rPr>
-          <w:i w:val="0"/>
-          <w:color w:val="2E3B47"/>
-        </w:rPr>
-        <w:t>Hier noteert u kosten voor materiaal of hulpmiddelen die u zelf aankocht voor de zorg van uw voeten, buiten wat u via de studie krijgt — bijvoorbeeld verbandmateriaal, zalf voor wondzorg, extra inlegzolen of ander podotherapeutisch materiaal.</w:t>
-      </w:r>
-    </w:p>
-    <w:p>
-      <w:r>
-        <w:rPr>
-          <w:b/>
-          <w:color w:val="123A5F"/>
-          <w:sz w:val="26"/>
-        </w:rPr>
-        <w:t>7. Verblijf in het dagziekenhuis / Ziekenhuisverblijf met overnachting</w:t>
-      </w:r>
-    </w:p>
-    <w:p>
-      <w:r>
-        <w:rPr>
-          <w:i w:val="0"/>
-          <w:color w:val="2E3B47"/>
-        </w:rPr>
-        <w:t>Mocht u gehospitaliseerd worden, vragen we u hier een aantal gegevens te noteren. Dagopnames (bijvoorbeeld voor een kleine ingreep) horen hier ook onder, net als spoedopnames die niet resulteren in verdere hospitalisatie.</w:t>
-      </w:r>
-    </w:p>
-    <w:p>
-      <w:r>
-        <w:br w:type="page"/>
-      </w:r>
-    </w:p>
-    <w:p>
-      <w:r>
-        <w:rPr>
-          <w:b/>
-          <w:color w:val="123A5F"/>
-          <w:sz w:val="30"/>
-        </w:rPr>
-        <w:t>Deel 1</w:t>
-      </w:r>
-    </w:p>
-    <w:p>
-      <w:r>
-        <w:rPr>
-          <w:b/>
-          <w:color w:val="123A5F"/>
-          <w:sz w:val="26"/>
-        </w:rPr>
         <w:t>MEDICATIE</w:t>
       </w:r>
     </w:p>
@@ -357,34 +209,16 @@
           <w:i w:val="0"/>
           <w:color w:val="2E3B47"/>
         </w:rPr>
-        <w:t>In dit deel vragen we u om op wekelijkse basis, gedurende de 13 weken tot uw volgende studiebezoek, uw medicatiegebruik te noteren. We vragen u om in de tabellen volgende informatie in te vullen: de naam van de medicatie, gedurende hoeveel dagen u deze neemt (duur), de dosering en hoeveel keer per dag u deze neemt.</w:t>
-      </w:r>
-    </w:p>
-    <w:p>
-      <w:r>
-        <w:rPr>
-          <w:i w:val="0"/>
-          <w:color w:val="2E3B47"/>
-        </w:rPr>
-        <w:t>Vanaf de tweede week van invullen heeft u de mogelijkheid om aan te duiden of uw medicatiegebruik al dan niet veranderd is tegenover de week ervoor.</w:t>
-      </w:r>
-    </w:p>
-    <w:p>
-      <w:r>
-        <w:rPr>
-          <w:i w:val="0"/>
-          <w:color w:val="2E3B47"/>
-        </w:rPr>
-        <w:t>Indien uw medicatiegebruik is veranderd, kruist u dit boven de tabel aan en vragen wij u de medicatie die u extra inneemt, die u niet meer inneemt of die van dosis of hoeveelheid per week is veranderd in te vullen in de tabel.</w:t>
-      </w:r>
-    </w:p>
-    <w:p>
-      <w:r>
-        <w:rPr>
-          <w:i w:val="0"/>
-          <w:color w:val="2E3B47"/>
-        </w:rPr>
-        <w:t>Indien uw medicatiegebruik onveranderd is gebleven, kruist u dit boven de tabel aan en hoeft u niets in te vullen.</w:t>
+        <w:t>In dit deel vragen we u om op wekelijkse basis, gedurende de 13 weken tot uw volgende studiebezoek, uw medicatiegebruik te noteren. Noteer de naam van de medicatie, gedurende hoeveel dagen u deze neemt, de dosering en hoeveel keer per dag u deze neemt.</w:t>
+      </w:r>
+    </w:p>
+    <w:p>
+      <w:r>
+        <w:rPr>
+          <w:i w:val="0"/>
+          <w:color w:val="2E3B47"/>
+        </w:rPr>
+        <w:t>Vanaf week 2 geeft u telkens aan of uw medicatiegebruik veranderd is ten opzichte van de week ervoor; zo niet, hoeft u niets in te vullen.</w:t>
       </w:r>
     </w:p>
     <w:p>
@@ -414,7 +248,7 @@
                 <w:b/>
                 <w:color w:val="FFFFFF"/>
               </w:rPr>
-              <w:t>Week 1</w:t>
+              <w:t>Week 1 — volledig overzicht</w:t>
             </w:r>
           </w:p>
         </w:tc>
@@ -800,6 +634,94 @@
           <w:p/>
         </w:tc>
       </w:tr>
+      <w:tr>
+        <w:tc>
+          <w:tcPr>
+            <w:tcW w:type="dxa" w:w="1814"/>
+          </w:tcPr>
+          <w:p/>
+        </w:tc>
+        <w:tc>
+          <w:tcPr>
+            <w:tcW w:type="dxa" w:w="1814"/>
+          </w:tcPr>
+          <w:p>
+            <w:pPr>
+              <w:jc w:val="center"/>
+            </w:pPr>
+            <w:r/>
+            <w:r>
+              <w:rPr>
+                <w:b w:val="0"/>
+                <w:color w:val="2E3B47"/>
+              </w:rPr>
+              <w:t>............. dagen</w:t>
+            </w:r>
+          </w:p>
+        </w:tc>
+        <w:tc>
+          <w:tcPr>
+            <w:tcW w:type="dxa" w:w="1814"/>
+          </w:tcPr>
+          <w:p/>
+        </w:tc>
+        <w:tc>
+          <w:tcPr>
+            <w:tcW w:type="dxa" w:w="1814"/>
+          </w:tcPr>
+          <w:p/>
+        </w:tc>
+        <w:tc>
+          <w:tcPr>
+            <w:tcW w:type="dxa" w:w="1814"/>
+          </w:tcPr>
+          <w:p/>
+        </w:tc>
+      </w:tr>
+      <w:tr>
+        <w:tc>
+          <w:tcPr>
+            <w:tcW w:type="dxa" w:w="1814"/>
+          </w:tcPr>
+          <w:p/>
+        </w:tc>
+        <w:tc>
+          <w:tcPr>
+            <w:tcW w:type="dxa" w:w="1814"/>
+          </w:tcPr>
+          <w:p>
+            <w:pPr>
+              <w:jc w:val="center"/>
+            </w:pPr>
+            <w:r/>
+            <w:r>
+              <w:rPr>
+                <w:b w:val="0"/>
+                <w:color w:val="2E3B47"/>
+              </w:rPr>
+              <w:t>............. dagen</w:t>
+            </w:r>
+          </w:p>
+        </w:tc>
+        <w:tc>
+          <w:tcPr>
+            <w:tcW w:type="dxa" w:w="1814"/>
+          </w:tcPr>
+          <w:p/>
+        </w:tc>
+        <w:tc>
+          <w:tcPr>
+            <w:tcW w:type="dxa" w:w="1814"/>
+          </w:tcPr>
+          <w:p/>
+        </w:tc>
+        <w:tc>
+          <w:tcPr>
+            <w:tcW w:type="dxa" w:w="1814"/>
+          </w:tcPr>
+          <w:p/>
+        </w:tc>
+      </w:tr>
     </w:tbl>
     <w:p/>
     <w:tbl>
@@ -836,7 +758,7 @@
           <w:i w:val="0"/>
           <w:color w:val="2E3B47"/>
         </w:rPr>
-        <w:t>Is uw medicatiegebruik veranderd ten opzichte van vorige week? Kruis aan:</w:t>
+        <w:t>Is uw medicatiegebruik veranderd ten opzichte van vorige week?</w:t>
       </w:r>
     </w:p>
     <w:p>
@@ -854,7 +776,7 @@
           <w:i w:val="0"/>
           <w:color w:val="2E3B47"/>
         </w:rPr>
-        <w:t>☐ Ja: vul de veranderingen aan in onderstaande tabel (zie voorbeeldrijen).</w:t>
+        <w:t>☐ Ja: vul de veranderingen aan in onderstaande tabel.</w:t>
       </w:r>
     </w:p>
     <w:tbl>
@@ -984,43 +906,43 @@
                 <w:b w:val="0"/>
                 <w:color w:val="2E3B47"/>
               </w:rPr>
-              <w:t>Ibuprofen</w:t>
-            </w:r>
-          </w:p>
-        </w:tc>
-        <w:tc>
-          <w:tcPr>
-            <w:tcW w:type="dxa" w:w="1814"/>
-          </w:tcPr>
-          <w:p>
-            <w:pPr>
-              <w:jc w:val="center"/>
-            </w:pPr>
-            <w:r/>
-            <w:r>
-              <w:rPr>
-                <w:b w:val="0"/>
-                <w:color w:val="2E3B47"/>
-              </w:rPr>
-              <w:t>Stop medicatie</w:t>
-            </w:r>
-          </w:p>
-        </w:tc>
-        <w:tc>
-          <w:tcPr>
-            <w:tcW w:type="dxa" w:w="1814"/>
-          </w:tcPr>
-          <w:p>
-            <w:pPr>
-              <w:jc w:val="center"/>
-            </w:pPr>
-            <w:r/>
-            <w:r>
-              <w:rPr>
-                <w:b w:val="0"/>
-                <w:color w:val="2E3B47"/>
-              </w:rPr>
-              <w:t>500 mg</w:t>
+              <w:t>Voorbeeld: Dafalgan</w:t>
+            </w:r>
+          </w:p>
+        </w:tc>
+        <w:tc>
+          <w:tcPr>
+            <w:tcW w:type="dxa" w:w="1814"/>
+          </w:tcPr>
+          <w:p>
+            <w:pPr>
+              <w:jc w:val="center"/>
+            </w:pPr>
+            <w:r/>
+            <w:r>
+              <w:rPr>
+                <w:b w:val="0"/>
+                <w:color w:val="2E3B47"/>
+              </w:rPr>
+              <w:t>Verandering dosis</w:t>
+            </w:r>
+          </w:p>
+        </w:tc>
+        <w:tc>
+          <w:tcPr>
+            <w:tcW w:type="dxa" w:w="1814"/>
+          </w:tcPr>
+          <w:p>
+            <w:pPr>
+              <w:jc w:val="center"/>
+            </w:pPr>
+            <w:r/>
+            <w:r>
+              <w:rPr>
+                <w:b w:val="0"/>
+                <w:color w:val="2E3B47"/>
+              </w:rPr>
+              <w:t>100 mg</w:t>
             </w:r>
           </w:p>
         </w:tc>
@@ -1056,98 +978,6 @@
                 <w:b w:val="0"/>
                 <w:color w:val="2E3B47"/>
               </w:rPr>
-              <w:t>0</w:t>
-            </w:r>
-          </w:p>
-        </w:tc>
-      </w:tr>
-      <w:tr>
-        <w:tc>
-          <w:tcPr>
-            <w:tcW w:type="dxa" w:w="1814"/>
-          </w:tcPr>
-          <w:p>
-            <w:pPr>
-              <w:jc w:val="center"/>
-            </w:pPr>
-            <w:r/>
-            <w:r>
-              <w:rPr>
-                <w:b w:val="0"/>
-                <w:color w:val="2E3B47"/>
-              </w:rPr>
-              <w:t>Dafalgan</w:t>
-            </w:r>
-          </w:p>
-        </w:tc>
-        <w:tc>
-          <w:tcPr>
-            <w:tcW w:type="dxa" w:w="1814"/>
-          </w:tcPr>
-          <w:p>
-            <w:pPr>
-              <w:jc w:val="center"/>
-            </w:pPr>
-            <w:r/>
-            <w:r>
-              <w:rPr>
-                <w:b w:val="0"/>
-                <w:color w:val="2E3B47"/>
-              </w:rPr>
-              <w:t>Verandering dosis</w:t>
-            </w:r>
-          </w:p>
-        </w:tc>
-        <w:tc>
-          <w:tcPr>
-            <w:tcW w:type="dxa" w:w="1814"/>
-          </w:tcPr>
-          <w:p>
-            <w:pPr>
-              <w:jc w:val="center"/>
-            </w:pPr>
-            <w:r/>
-            <w:r>
-              <w:rPr>
-                <w:b w:val="0"/>
-                <w:color w:val="2E3B47"/>
-              </w:rPr>
-              <w:t>100 mg</w:t>
-            </w:r>
-          </w:p>
-        </w:tc>
-        <w:tc>
-          <w:tcPr>
-            <w:tcW w:type="dxa" w:w="1814"/>
-          </w:tcPr>
-          <w:p>
-            <w:pPr>
-              <w:jc w:val="center"/>
-            </w:pPr>
-            <w:r/>
-            <w:r>
-              <w:rPr>
-                <w:b w:val="0"/>
-                <w:color w:val="2E3B47"/>
-              </w:rPr>
-              <w:t>1</w:t>
-            </w:r>
-          </w:p>
-        </w:tc>
-        <w:tc>
-          <w:tcPr>
-            <w:tcW w:type="dxa" w:w="1814"/>
-          </w:tcPr>
-          <w:p>
-            <w:pPr>
-              <w:jc w:val="center"/>
-            </w:pPr>
-            <w:r/>
-            <w:r>
-              <w:rPr>
-                <w:b w:val="0"/>
-                <w:color w:val="2E3B47"/>
-              </w:rPr>
               <w:t>7</w:t>
             </w:r>
           </w:p>
@@ -1158,94 +988,140 @@
           <w:tcPr>
             <w:tcW w:type="dxa" w:w="1814"/>
           </w:tcPr>
-          <w:p>
-            <w:pPr>
-              <w:jc w:val="center"/>
-            </w:pPr>
-            <w:r/>
-            <w:r>
-              <w:rPr>
-                <w:b w:val="0"/>
-                <w:color w:val="2E3B47"/>
-              </w:rPr>
-              <w:t>Gaviscon</w:t>
-            </w:r>
-          </w:p>
-        </w:tc>
-        <w:tc>
-          <w:tcPr>
-            <w:tcW w:type="dxa" w:w="1814"/>
-          </w:tcPr>
-          <w:p>
-            <w:pPr>
-              <w:jc w:val="center"/>
-            </w:pPr>
-            <w:r/>
-            <w:r>
-              <w:rPr>
-                <w:b w:val="0"/>
-                <w:color w:val="2E3B47"/>
-              </w:rPr>
-              <w:t>Extra medicatie</w:t>
-            </w:r>
-          </w:p>
-        </w:tc>
-        <w:tc>
-          <w:tcPr>
-            <w:tcW w:type="dxa" w:w="1814"/>
-          </w:tcPr>
-          <w:p>
-            <w:pPr>
-              <w:jc w:val="center"/>
-            </w:pPr>
-            <w:r/>
-            <w:r>
-              <w:rPr>
-                <w:b w:val="0"/>
-                <w:color w:val="2E3B47"/>
-              </w:rPr>
-              <w:t>250 mg</w:t>
-            </w:r>
-          </w:p>
-        </w:tc>
-        <w:tc>
-          <w:tcPr>
-            <w:tcW w:type="dxa" w:w="1814"/>
-          </w:tcPr>
-          <w:p>
-            <w:pPr>
-              <w:jc w:val="center"/>
-            </w:pPr>
-            <w:r/>
-            <w:r>
-              <w:rPr>
-                <w:b w:val="0"/>
-                <w:color w:val="2E3B47"/>
-              </w:rPr>
-              <w:t>1</w:t>
-            </w:r>
-          </w:p>
-        </w:tc>
-        <w:tc>
-          <w:tcPr>
-            <w:tcW w:type="dxa" w:w="1814"/>
-          </w:tcPr>
-          <w:p>
-            <w:pPr>
-              <w:jc w:val="center"/>
-            </w:pPr>
-            <w:r/>
-            <w:r>
-              <w:rPr>
-                <w:b w:val="0"/>
-                <w:color w:val="2E3B47"/>
-              </w:rPr>
-              <w:t>1</w:t>
-            </w:r>
-          </w:p>
+          <w:p/>
+        </w:tc>
+        <w:tc>
+          <w:tcPr>
+            <w:tcW w:type="dxa" w:w="1814"/>
+          </w:tcPr>
+          <w:p/>
+        </w:tc>
+        <w:tc>
+          <w:tcPr>
+            <w:tcW w:type="dxa" w:w="1814"/>
+          </w:tcPr>
+          <w:p/>
+        </w:tc>
+        <w:tc>
+          <w:tcPr>
+            <w:tcW w:type="dxa" w:w="1814"/>
+          </w:tcPr>
+          <w:p/>
+        </w:tc>
+        <w:tc>
+          <w:tcPr>
+            <w:tcW w:type="dxa" w:w="1814"/>
+          </w:tcPr>
+          <w:p/>
+        </w:tc>
+      </w:tr>
+      <w:tr>
+        <w:tc>
+          <w:tcPr>
+            <w:tcW w:type="dxa" w:w="1814"/>
+          </w:tcPr>
+          <w:p/>
+        </w:tc>
+        <w:tc>
+          <w:tcPr>
+            <w:tcW w:type="dxa" w:w="1814"/>
+          </w:tcPr>
+          <w:p/>
+        </w:tc>
+        <w:tc>
+          <w:tcPr>
+            <w:tcW w:type="dxa" w:w="1814"/>
+          </w:tcPr>
+          <w:p/>
+        </w:tc>
+        <w:tc>
+          <w:tcPr>
+            <w:tcW w:type="dxa" w:w="1814"/>
+          </w:tcPr>
+          <w:p/>
+        </w:tc>
+        <w:tc>
+          <w:tcPr>
+            <w:tcW w:type="dxa" w:w="1814"/>
+          </w:tcPr>
+          <w:p/>
+        </w:tc>
+      </w:tr>
+      <w:tr>
+        <w:tc>
+          <w:tcPr>
+            <w:tcW w:type="dxa" w:w="1814"/>
+          </w:tcPr>
+          <w:p/>
+        </w:tc>
+        <w:tc>
+          <w:tcPr>
+            <w:tcW w:type="dxa" w:w="1814"/>
+          </w:tcPr>
+          <w:p/>
+        </w:tc>
+        <w:tc>
+          <w:tcPr>
+            <w:tcW w:type="dxa" w:w="1814"/>
+          </w:tcPr>
+          <w:p/>
+        </w:tc>
+        <w:tc>
+          <w:tcPr>
+            <w:tcW w:type="dxa" w:w="1814"/>
+          </w:tcPr>
+          <w:p/>
+        </w:tc>
+        <w:tc>
+          <w:tcPr>
+            <w:tcW w:type="dxa" w:w="1814"/>
+          </w:tcPr>
+          <w:p/>
+        </w:tc>
+      </w:tr>
+      <w:tr>
+        <w:tc>
+          <w:tcPr>
+            <w:tcW w:type="dxa" w:w="1814"/>
+          </w:tcPr>
+          <w:p/>
+        </w:tc>
+        <w:tc>
+          <w:tcPr>
+            <w:tcW w:type="dxa" w:w="1814"/>
+          </w:tcPr>
+          <w:p/>
+        </w:tc>
+        <w:tc>
+          <w:tcPr>
+            <w:tcW w:type="dxa" w:w="1814"/>
+          </w:tcPr>
+          <w:p/>
+        </w:tc>
+        <w:tc>
+          <w:tcPr>
+            <w:tcW w:type="dxa" w:w="1814"/>
+          </w:tcPr>
+          <w:p/>
+        </w:tc>
+        <w:tc>
+          <w:tcPr>
+            <w:tcW w:type="dxa" w:w="1814"/>
+          </w:tcPr>
+          <w:p/>
         </w:tc>
       </w:tr>
     </w:tbl>
+    <w:p>
+      <w:r>
+        <w:rPr>
+          <w:i/>
+          <w:color w:val="59636E"/>
+          <w:sz w:val="18"/>
+        </w:rPr>
+        <w:t>Soort verandering: stop medicatie / extra medicatie / verandering dosis</w:t>
+      </w:r>
+    </w:p>
     <w:p/>
     <w:tbl>
       <w:tblPr>
@@ -1281,7 +1157,7 @@
           <w:i w:val="0"/>
           <w:color w:val="2E3B47"/>
         </w:rPr>
-        <w:t>Is uw medicatiegebruik veranderd ten opzichte van vorige week? Kruis aan:</w:t>
+        <w:t>Is uw medicatiegebruik veranderd ten opzichte van vorige week?</w:t>
       </w:r>
     </w:p>
     <w:p>
@@ -1299,7 +1175,7 @@
           <w:i w:val="0"/>
           <w:color w:val="2E3B47"/>
         </w:rPr>
-        <w:t>☐ Ja: vul de veranderingen aan in onderstaande tabel (zie voorbeeldrijen).</w:t>
+        <w:t>☐ Ja: vul de veranderingen aan in onderstaande tabel.</w:t>
       </w:r>
     </w:p>
     <w:tbl>
@@ -1429,43 +1305,43 @@
                 <w:b w:val="0"/>
                 <w:color w:val="2E3B47"/>
               </w:rPr>
-              <w:t>Ibuprofen</w:t>
-            </w:r>
-          </w:p>
-        </w:tc>
-        <w:tc>
-          <w:tcPr>
-            <w:tcW w:type="dxa" w:w="1814"/>
-          </w:tcPr>
-          <w:p>
-            <w:pPr>
-              <w:jc w:val="center"/>
-            </w:pPr>
-            <w:r/>
-            <w:r>
-              <w:rPr>
-                <w:b w:val="0"/>
-                <w:color w:val="2E3B47"/>
-              </w:rPr>
-              <w:t>Stop medicatie</w:t>
-            </w:r>
-          </w:p>
-        </w:tc>
-        <w:tc>
-          <w:tcPr>
-            <w:tcW w:type="dxa" w:w="1814"/>
-          </w:tcPr>
-          <w:p>
-            <w:pPr>
-              <w:jc w:val="center"/>
-            </w:pPr>
-            <w:r/>
-            <w:r>
-              <w:rPr>
-                <w:b w:val="0"/>
-                <w:color w:val="2E3B47"/>
-              </w:rPr>
-              <w:t>500 mg</w:t>
+              <w:t>Voorbeeld: Dafalgan</w:t>
+            </w:r>
+          </w:p>
+        </w:tc>
+        <w:tc>
+          <w:tcPr>
+            <w:tcW w:type="dxa" w:w="1814"/>
+          </w:tcPr>
+          <w:p>
+            <w:pPr>
+              <w:jc w:val="center"/>
+            </w:pPr>
+            <w:r/>
+            <w:r>
+              <w:rPr>
+                <w:b w:val="0"/>
+                <w:color w:val="2E3B47"/>
+              </w:rPr>
+              <w:t>Verandering dosis</w:t>
+            </w:r>
+          </w:p>
+        </w:tc>
+        <w:tc>
+          <w:tcPr>
+            <w:tcW w:type="dxa" w:w="1814"/>
+          </w:tcPr>
+          <w:p>
+            <w:pPr>
+              <w:jc w:val="center"/>
+            </w:pPr>
+            <w:r/>
+            <w:r>
+              <w:rPr>
+                <w:b w:val="0"/>
+                <w:color w:val="2E3B47"/>
+              </w:rPr>
+              <w:t>100 mg</w:t>
             </w:r>
           </w:p>
         </w:tc>
@@ -1501,98 +1377,6 @@
                 <w:b w:val="0"/>
                 <w:color w:val="2E3B47"/>
               </w:rPr>
-              <w:t>0</w:t>
-            </w:r>
-          </w:p>
-        </w:tc>
-      </w:tr>
-      <w:tr>
-        <w:tc>
-          <w:tcPr>
-            <w:tcW w:type="dxa" w:w="1814"/>
-          </w:tcPr>
-          <w:p>
-            <w:pPr>
-              <w:jc w:val="center"/>
-            </w:pPr>
-            <w:r/>
-            <w:r>
-              <w:rPr>
-                <w:b w:val="0"/>
-                <w:color w:val="2E3B47"/>
-              </w:rPr>
-              <w:t>Dafalgan</w:t>
-            </w:r>
-          </w:p>
-        </w:tc>
-        <w:tc>
-          <w:tcPr>
-            <w:tcW w:type="dxa" w:w="1814"/>
-          </w:tcPr>
-          <w:p>
-            <w:pPr>
-              <w:jc w:val="center"/>
-            </w:pPr>
-            <w:r/>
-            <w:r>
-              <w:rPr>
-                <w:b w:val="0"/>
-                <w:color w:val="2E3B47"/>
-              </w:rPr>
-              <w:t>Verandering dosis</w:t>
-            </w:r>
-          </w:p>
-        </w:tc>
-        <w:tc>
-          <w:tcPr>
-            <w:tcW w:type="dxa" w:w="1814"/>
-          </w:tcPr>
-          <w:p>
-            <w:pPr>
-              <w:jc w:val="center"/>
-            </w:pPr>
-            <w:r/>
-            <w:r>
-              <w:rPr>
-                <w:b w:val="0"/>
-                <w:color w:val="2E3B47"/>
-              </w:rPr>
-              <w:t>100 mg</w:t>
-            </w:r>
-          </w:p>
-        </w:tc>
-        <w:tc>
-          <w:tcPr>
-            <w:tcW w:type="dxa" w:w="1814"/>
-          </w:tcPr>
-          <w:p>
-            <w:pPr>
-              <w:jc w:val="center"/>
-            </w:pPr>
-            <w:r/>
-            <w:r>
-              <w:rPr>
-                <w:b w:val="0"/>
-                <w:color w:val="2E3B47"/>
-              </w:rPr>
-              <w:t>1</w:t>
-            </w:r>
-          </w:p>
-        </w:tc>
-        <w:tc>
-          <w:tcPr>
-            <w:tcW w:type="dxa" w:w="1814"/>
-          </w:tcPr>
-          <w:p>
-            <w:pPr>
-              <w:jc w:val="center"/>
-            </w:pPr>
-            <w:r/>
-            <w:r>
-              <w:rPr>
-                <w:b w:val="0"/>
-                <w:color w:val="2E3B47"/>
-              </w:rPr>
               <w:t>7</w:t>
             </w:r>
           </w:p>
@@ -1603,94 +1387,140 @@
           <w:tcPr>
             <w:tcW w:type="dxa" w:w="1814"/>
           </w:tcPr>
-          <w:p>
-            <w:pPr>
-              <w:jc w:val="center"/>
-            </w:pPr>
-            <w:r/>
-            <w:r>
-              <w:rPr>
-                <w:b w:val="0"/>
-                <w:color w:val="2E3B47"/>
-              </w:rPr>
-              <w:t>Gaviscon</w:t>
-            </w:r>
-          </w:p>
-        </w:tc>
-        <w:tc>
-          <w:tcPr>
-            <w:tcW w:type="dxa" w:w="1814"/>
-          </w:tcPr>
-          <w:p>
-            <w:pPr>
-              <w:jc w:val="center"/>
-            </w:pPr>
-            <w:r/>
-            <w:r>
-              <w:rPr>
-                <w:b w:val="0"/>
-                <w:color w:val="2E3B47"/>
-              </w:rPr>
-              <w:t>Extra medicatie</w:t>
-            </w:r>
-          </w:p>
-        </w:tc>
-        <w:tc>
-          <w:tcPr>
-            <w:tcW w:type="dxa" w:w="1814"/>
-          </w:tcPr>
-          <w:p>
-            <w:pPr>
-              <w:jc w:val="center"/>
-            </w:pPr>
-            <w:r/>
-            <w:r>
-              <w:rPr>
-                <w:b w:val="0"/>
-                <w:color w:val="2E3B47"/>
-              </w:rPr>
-              <w:t>250 mg</w:t>
-            </w:r>
-          </w:p>
-        </w:tc>
-        <w:tc>
-          <w:tcPr>
-            <w:tcW w:type="dxa" w:w="1814"/>
-          </w:tcPr>
-          <w:p>
-            <w:pPr>
-              <w:jc w:val="center"/>
-            </w:pPr>
-            <w:r/>
-            <w:r>
-              <w:rPr>
-                <w:b w:val="0"/>
-                <w:color w:val="2E3B47"/>
-              </w:rPr>
-              <w:t>1</w:t>
-            </w:r>
-          </w:p>
-        </w:tc>
-        <w:tc>
-          <w:tcPr>
-            <w:tcW w:type="dxa" w:w="1814"/>
-          </w:tcPr>
-          <w:p>
-            <w:pPr>
-              <w:jc w:val="center"/>
-            </w:pPr>
-            <w:r/>
-            <w:r>
-              <w:rPr>
-                <w:b w:val="0"/>
-                <w:color w:val="2E3B47"/>
-              </w:rPr>
-              <w:t>1</w:t>
-            </w:r>
-          </w:p>
+          <w:p/>
+        </w:tc>
+        <w:tc>
+          <w:tcPr>
+            <w:tcW w:type="dxa" w:w="1814"/>
+          </w:tcPr>
+          <w:p/>
+        </w:tc>
+        <w:tc>
+          <w:tcPr>
+            <w:tcW w:type="dxa" w:w="1814"/>
+          </w:tcPr>
+          <w:p/>
+        </w:tc>
+        <w:tc>
+          <w:tcPr>
+            <w:tcW w:type="dxa" w:w="1814"/>
+          </w:tcPr>
+          <w:p/>
+        </w:tc>
+        <w:tc>
+          <w:tcPr>
+            <w:tcW w:type="dxa" w:w="1814"/>
+          </w:tcPr>
+          <w:p/>
+        </w:tc>
+      </w:tr>
+      <w:tr>
+        <w:tc>
+          <w:tcPr>
+            <w:tcW w:type="dxa" w:w="1814"/>
+          </w:tcPr>
+          <w:p/>
+        </w:tc>
+        <w:tc>
+          <w:tcPr>
+            <w:tcW w:type="dxa" w:w="1814"/>
+          </w:tcPr>
+          <w:p/>
+        </w:tc>
+        <w:tc>
+          <w:tcPr>
+            <w:tcW w:type="dxa" w:w="1814"/>
+          </w:tcPr>
+          <w:p/>
+        </w:tc>
+        <w:tc>
+          <w:tcPr>
+            <w:tcW w:type="dxa" w:w="1814"/>
+          </w:tcPr>
+          <w:p/>
+        </w:tc>
+        <w:tc>
+          <w:tcPr>
+            <w:tcW w:type="dxa" w:w="1814"/>
+          </w:tcPr>
+          <w:p/>
+        </w:tc>
+      </w:tr>
+      <w:tr>
+        <w:tc>
+          <w:tcPr>
+            <w:tcW w:type="dxa" w:w="1814"/>
+          </w:tcPr>
+          <w:p/>
+        </w:tc>
+        <w:tc>
+          <w:tcPr>
+            <w:tcW w:type="dxa" w:w="1814"/>
+          </w:tcPr>
+          <w:p/>
+        </w:tc>
+        <w:tc>
+          <w:tcPr>
+            <w:tcW w:type="dxa" w:w="1814"/>
+          </w:tcPr>
+          <w:p/>
+        </w:tc>
+        <w:tc>
+          <w:tcPr>
+            <w:tcW w:type="dxa" w:w="1814"/>
+          </w:tcPr>
+          <w:p/>
+        </w:tc>
+        <w:tc>
+          <w:tcPr>
+            <w:tcW w:type="dxa" w:w="1814"/>
+          </w:tcPr>
+          <w:p/>
+        </w:tc>
+      </w:tr>
+      <w:tr>
+        <w:tc>
+          <w:tcPr>
+            <w:tcW w:type="dxa" w:w="1814"/>
+          </w:tcPr>
+          <w:p/>
+        </w:tc>
+        <w:tc>
+          <w:tcPr>
+            <w:tcW w:type="dxa" w:w="1814"/>
+          </w:tcPr>
+          <w:p/>
+        </w:tc>
+        <w:tc>
+          <w:tcPr>
+            <w:tcW w:type="dxa" w:w="1814"/>
+          </w:tcPr>
+          <w:p/>
+        </w:tc>
+        <w:tc>
+          <w:tcPr>
+            <w:tcW w:type="dxa" w:w="1814"/>
+          </w:tcPr>
+          <w:p/>
+        </w:tc>
+        <w:tc>
+          <w:tcPr>
+            <w:tcW w:type="dxa" w:w="1814"/>
+          </w:tcPr>
+          <w:p/>
         </w:tc>
       </w:tr>
     </w:tbl>
+    <w:p>
+      <w:r>
+        <w:rPr>
+          <w:i/>
+          <w:color w:val="59636E"/>
+          <w:sz w:val="18"/>
+        </w:rPr>
+        <w:t>Soort verandering: stop medicatie / extra medicatie / verandering dosis</w:t>
+      </w:r>
+    </w:p>
     <w:p/>
     <w:tbl>
       <w:tblPr>
@@ -1726,7 +1556,7 @@
           <w:i w:val="0"/>
           <w:color w:val="2E3B47"/>
         </w:rPr>
-        <w:t>Is uw medicatiegebruik veranderd ten opzichte van vorige week? Kruis aan:</w:t>
+        <w:t>Is uw medicatiegebruik veranderd ten opzichte van vorige week?</w:t>
       </w:r>
     </w:p>
     <w:p>
@@ -1744,7 +1574,7 @@
           <w:i w:val="0"/>
           <w:color w:val="2E3B47"/>
         </w:rPr>
-        <w:t>☐ Ja: vul de veranderingen aan in onderstaande tabel (zie voorbeeldrijen).</w:t>
+        <w:t>☐ Ja: vul de veranderingen aan in onderstaande tabel.</w:t>
       </w:r>
     </w:p>
     <w:tbl>
@@ -1874,43 +1704,43 @@
                 <w:b w:val="0"/>
                 <w:color w:val="2E3B47"/>
               </w:rPr>
-              <w:t>Ibuprofen</w:t>
-            </w:r>
-          </w:p>
-        </w:tc>
-        <w:tc>
-          <w:tcPr>
-            <w:tcW w:type="dxa" w:w="1814"/>
-          </w:tcPr>
-          <w:p>
-            <w:pPr>
-              <w:jc w:val="center"/>
-            </w:pPr>
-            <w:r/>
-            <w:r>
-              <w:rPr>
-                <w:b w:val="0"/>
-                <w:color w:val="2E3B47"/>
-              </w:rPr>
-              <w:t>Stop medicatie</w:t>
-            </w:r>
-          </w:p>
-        </w:tc>
-        <w:tc>
-          <w:tcPr>
-            <w:tcW w:type="dxa" w:w="1814"/>
-          </w:tcPr>
-          <w:p>
-            <w:pPr>
-              <w:jc w:val="center"/>
-            </w:pPr>
-            <w:r/>
-            <w:r>
-              <w:rPr>
-                <w:b w:val="0"/>
-                <w:color w:val="2E3B47"/>
-              </w:rPr>
-              <w:t>500 mg</w:t>
+              <w:t>Voorbeeld: Dafalgan</w:t>
+            </w:r>
+          </w:p>
+        </w:tc>
+        <w:tc>
+          <w:tcPr>
+            <w:tcW w:type="dxa" w:w="1814"/>
+          </w:tcPr>
+          <w:p>
+            <w:pPr>
+              <w:jc w:val="center"/>
+            </w:pPr>
+            <w:r/>
+            <w:r>
+              <w:rPr>
+                <w:b w:val="0"/>
+                <w:color w:val="2E3B47"/>
+              </w:rPr>
+              <w:t>Verandering dosis</w:t>
+            </w:r>
+          </w:p>
+        </w:tc>
+        <w:tc>
+          <w:tcPr>
+            <w:tcW w:type="dxa" w:w="1814"/>
+          </w:tcPr>
+          <w:p>
+            <w:pPr>
+              <w:jc w:val="center"/>
+            </w:pPr>
+            <w:r/>
+            <w:r>
+              <w:rPr>
+                <w:b w:val="0"/>
+                <w:color w:val="2E3B47"/>
+              </w:rPr>
+              <w:t>100 mg</w:t>
             </w:r>
           </w:p>
         </w:tc>
@@ -1946,98 +1776,6 @@
                 <w:b w:val="0"/>
                 <w:color w:val="2E3B47"/>
               </w:rPr>
-              <w:t>0</w:t>
-            </w:r>
-          </w:p>
-        </w:tc>
-      </w:tr>
-      <w:tr>
-        <w:tc>
-          <w:tcPr>
-            <w:tcW w:type="dxa" w:w="1814"/>
-          </w:tcPr>
-          <w:p>
-            <w:pPr>
-              <w:jc w:val="center"/>
-            </w:pPr>
-            <w:r/>
-            <w:r>
-              <w:rPr>
-                <w:b w:val="0"/>
-                <w:color w:val="2E3B47"/>
-              </w:rPr>
-              <w:t>Dafalgan</w:t>
-            </w:r>
-          </w:p>
-        </w:tc>
-        <w:tc>
-          <w:tcPr>
-            <w:tcW w:type="dxa" w:w="1814"/>
-          </w:tcPr>
-          <w:p>
-            <w:pPr>
-              <w:jc w:val="center"/>
-            </w:pPr>
-            <w:r/>
-            <w:r>
-              <w:rPr>
-                <w:b w:val="0"/>
-                <w:color w:val="2E3B47"/>
-              </w:rPr>
-              <w:t>Verandering dosis</w:t>
-            </w:r>
-          </w:p>
-        </w:tc>
-        <w:tc>
-          <w:tcPr>
-            <w:tcW w:type="dxa" w:w="1814"/>
-          </w:tcPr>
-          <w:p>
-            <w:pPr>
-              <w:jc w:val="center"/>
-            </w:pPr>
-            <w:r/>
-            <w:r>
-              <w:rPr>
-                <w:b w:val="0"/>
-                <w:color w:val="2E3B47"/>
-              </w:rPr>
-              <w:t>100 mg</w:t>
-            </w:r>
-          </w:p>
-        </w:tc>
-        <w:tc>
-          <w:tcPr>
-            <w:tcW w:type="dxa" w:w="1814"/>
-          </w:tcPr>
-          <w:p>
-            <w:pPr>
-              <w:jc w:val="center"/>
-            </w:pPr>
-            <w:r/>
-            <w:r>
-              <w:rPr>
-                <w:b w:val="0"/>
-                <w:color w:val="2E3B47"/>
-              </w:rPr>
-              <w:t>1</w:t>
-            </w:r>
-          </w:p>
-        </w:tc>
-        <w:tc>
-          <w:tcPr>
-            <w:tcW w:type="dxa" w:w="1814"/>
-          </w:tcPr>
-          <w:p>
-            <w:pPr>
-              <w:jc w:val="center"/>
-            </w:pPr>
-            <w:r/>
-            <w:r>
-              <w:rPr>
-                <w:b w:val="0"/>
-                <w:color w:val="2E3B47"/>
-              </w:rPr>
               <w:t>7</w:t>
             </w:r>
           </w:p>
@@ -2048,94 +1786,140 @@
           <w:tcPr>
             <w:tcW w:type="dxa" w:w="1814"/>
           </w:tcPr>
-          <w:p>
-            <w:pPr>
-              <w:jc w:val="center"/>
-            </w:pPr>
-            <w:r/>
-            <w:r>
-              <w:rPr>
-                <w:b w:val="0"/>
-                <w:color w:val="2E3B47"/>
-              </w:rPr>
-              <w:t>Gaviscon</w:t>
-            </w:r>
-          </w:p>
-        </w:tc>
-        <w:tc>
-          <w:tcPr>
-            <w:tcW w:type="dxa" w:w="1814"/>
-          </w:tcPr>
-          <w:p>
-            <w:pPr>
-              <w:jc w:val="center"/>
-            </w:pPr>
-            <w:r/>
-            <w:r>
-              <w:rPr>
-                <w:b w:val="0"/>
-                <w:color w:val="2E3B47"/>
-              </w:rPr>
-              <w:t>Extra medicatie</w:t>
-            </w:r>
-          </w:p>
-        </w:tc>
-        <w:tc>
-          <w:tcPr>
-            <w:tcW w:type="dxa" w:w="1814"/>
-          </w:tcPr>
-          <w:p>
-            <w:pPr>
-              <w:jc w:val="center"/>
-            </w:pPr>
-            <w:r/>
-            <w:r>
-              <w:rPr>
-                <w:b w:val="0"/>
-                <w:color w:val="2E3B47"/>
-              </w:rPr>
-              <w:t>250 mg</w:t>
-            </w:r>
-          </w:p>
-        </w:tc>
-        <w:tc>
-          <w:tcPr>
-            <w:tcW w:type="dxa" w:w="1814"/>
-          </w:tcPr>
-          <w:p>
-            <w:pPr>
-              <w:jc w:val="center"/>
-            </w:pPr>
-            <w:r/>
-            <w:r>
-              <w:rPr>
-                <w:b w:val="0"/>
-                <w:color w:val="2E3B47"/>
-              </w:rPr>
-              <w:t>1</w:t>
-            </w:r>
-          </w:p>
-        </w:tc>
-        <w:tc>
-          <w:tcPr>
-            <w:tcW w:type="dxa" w:w="1814"/>
-          </w:tcPr>
-          <w:p>
-            <w:pPr>
-              <w:jc w:val="center"/>
-            </w:pPr>
-            <w:r/>
-            <w:r>
-              <w:rPr>
-                <w:b w:val="0"/>
-                <w:color w:val="2E3B47"/>
-              </w:rPr>
-              <w:t>1</w:t>
-            </w:r>
-          </w:p>
+          <w:p/>
+        </w:tc>
+        <w:tc>
+          <w:tcPr>
+            <w:tcW w:type="dxa" w:w="1814"/>
+          </w:tcPr>
+          <w:p/>
+        </w:tc>
+        <w:tc>
+          <w:tcPr>
+            <w:tcW w:type="dxa" w:w="1814"/>
+          </w:tcPr>
+          <w:p/>
+        </w:tc>
+        <w:tc>
+          <w:tcPr>
+            <w:tcW w:type="dxa" w:w="1814"/>
+          </w:tcPr>
+          <w:p/>
+        </w:tc>
+        <w:tc>
+          <w:tcPr>
+            <w:tcW w:type="dxa" w:w="1814"/>
+          </w:tcPr>
+          <w:p/>
+        </w:tc>
+      </w:tr>
+      <w:tr>
+        <w:tc>
+          <w:tcPr>
+            <w:tcW w:type="dxa" w:w="1814"/>
+          </w:tcPr>
+          <w:p/>
+        </w:tc>
+        <w:tc>
+          <w:tcPr>
+            <w:tcW w:type="dxa" w:w="1814"/>
+          </w:tcPr>
+          <w:p/>
+        </w:tc>
+        <w:tc>
+          <w:tcPr>
+            <w:tcW w:type="dxa" w:w="1814"/>
+          </w:tcPr>
+          <w:p/>
+        </w:tc>
+        <w:tc>
+          <w:tcPr>
+            <w:tcW w:type="dxa" w:w="1814"/>
+          </w:tcPr>
+          <w:p/>
+        </w:tc>
+        <w:tc>
+          <w:tcPr>
+            <w:tcW w:type="dxa" w:w="1814"/>
+          </w:tcPr>
+          <w:p/>
+        </w:tc>
+      </w:tr>
+      <w:tr>
+        <w:tc>
+          <w:tcPr>
+            <w:tcW w:type="dxa" w:w="1814"/>
+          </w:tcPr>
+          <w:p/>
+        </w:tc>
+        <w:tc>
+          <w:tcPr>
+            <w:tcW w:type="dxa" w:w="1814"/>
+          </w:tcPr>
+          <w:p/>
+        </w:tc>
+        <w:tc>
+          <w:tcPr>
+            <w:tcW w:type="dxa" w:w="1814"/>
+          </w:tcPr>
+          <w:p/>
+        </w:tc>
+        <w:tc>
+          <w:tcPr>
+            <w:tcW w:type="dxa" w:w="1814"/>
+          </w:tcPr>
+          <w:p/>
+        </w:tc>
+        <w:tc>
+          <w:tcPr>
+            <w:tcW w:type="dxa" w:w="1814"/>
+          </w:tcPr>
+          <w:p/>
+        </w:tc>
+      </w:tr>
+      <w:tr>
+        <w:tc>
+          <w:tcPr>
+            <w:tcW w:type="dxa" w:w="1814"/>
+          </w:tcPr>
+          <w:p/>
+        </w:tc>
+        <w:tc>
+          <w:tcPr>
+            <w:tcW w:type="dxa" w:w="1814"/>
+          </w:tcPr>
+          <w:p/>
+        </w:tc>
+        <w:tc>
+          <w:tcPr>
+            <w:tcW w:type="dxa" w:w="1814"/>
+          </w:tcPr>
+          <w:p/>
+        </w:tc>
+        <w:tc>
+          <w:tcPr>
+            <w:tcW w:type="dxa" w:w="1814"/>
+          </w:tcPr>
+          <w:p/>
+        </w:tc>
+        <w:tc>
+          <w:tcPr>
+            <w:tcW w:type="dxa" w:w="1814"/>
+          </w:tcPr>
+          <w:p/>
         </w:tc>
       </w:tr>
     </w:tbl>
+    <w:p>
+      <w:r>
+        <w:rPr>
+          <w:i/>
+          <w:color w:val="59636E"/>
+          <w:sz w:val="18"/>
+        </w:rPr>
+        <w:t>Soort verandering: stop medicatie / extra medicatie / verandering dosis</w:t>
+      </w:r>
+    </w:p>
     <w:p/>
     <w:tbl>
       <w:tblPr>
@@ -2171,7 +1955,7 @@
           <w:i w:val="0"/>
           <w:color w:val="2E3B47"/>
         </w:rPr>
-        <w:t>Is uw medicatiegebruik veranderd ten opzichte van vorige week? Kruis aan:</w:t>
+        <w:t>Is uw medicatiegebruik veranderd ten opzichte van vorige week?</w:t>
       </w:r>
     </w:p>
     <w:p>
@@ -2189,7 +1973,7 @@
           <w:i w:val="0"/>
           <w:color w:val="2E3B47"/>
         </w:rPr>
-        <w:t>☐ Ja: vul de veranderingen aan in onderstaande tabel (zie voorbeeldrijen).</w:t>
+        <w:t>☐ Ja: vul de veranderingen aan in onderstaande tabel.</w:t>
       </w:r>
     </w:p>
     <w:tbl>
@@ -2319,43 +2103,43 @@
                 <w:b w:val="0"/>
                 <w:color w:val="2E3B47"/>
               </w:rPr>
-              <w:t>Ibuprofen</w:t>
-            </w:r>
-          </w:p>
-        </w:tc>
-        <w:tc>
-          <w:tcPr>
-            <w:tcW w:type="dxa" w:w="1814"/>
-          </w:tcPr>
-          <w:p>
-            <w:pPr>
-              <w:jc w:val="center"/>
-            </w:pPr>
-            <w:r/>
-            <w:r>
-              <w:rPr>
-                <w:b w:val="0"/>
-                <w:color w:val="2E3B47"/>
-              </w:rPr>
-              <w:t>Stop medicatie</w:t>
-            </w:r>
-          </w:p>
-        </w:tc>
-        <w:tc>
-          <w:tcPr>
-            <w:tcW w:type="dxa" w:w="1814"/>
-          </w:tcPr>
-          <w:p>
-            <w:pPr>
-              <w:jc w:val="center"/>
-            </w:pPr>
-            <w:r/>
-            <w:r>
-              <w:rPr>
-                <w:b w:val="0"/>
-                <w:color w:val="2E3B47"/>
-              </w:rPr>
-              <w:t>500 mg</w:t>
+              <w:t>Voorbeeld: Dafalgan</w:t>
+            </w:r>
+          </w:p>
+        </w:tc>
+        <w:tc>
+          <w:tcPr>
+            <w:tcW w:type="dxa" w:w="1814"/>
+          </w:tcPr>
+          <w:p>
+            <w:pPr>
+              <w:jc w:val="center"/>
+            </w:pPr>
+            <w:r/>
+            <w:r>
+              <w:rPr>
+                <w:b w:val="0"/>
+                <w:color w:val="2E3B47"/>
+              </w:rPr>
+              <w:t>Verandering dosis</w:t>
+            </w:r>
+          </w:p>
+        </w:tc>
+        <w:tc>
+          <w:tcPr>
+            <w:tcW w:type="dxa" w:w="1814"/>
+          </w:tcPr>
+          <w:p>
+            <w:pPr>
+              <w:jc w:val="center"/>
+            </w:pPr>
+            <w:r/>
+            <w:r>
+              <w:rPr>
+                <w:b w:val="0"/>
+                <w:color w:val="2E3B47"/>
+              </w:rPr>
+              <w:t>100 mg</w:t>
             </w:r>
           </w:p>
         </w:tc>
@@ -2391,98 +2175,6 @@
                 <w:b w:val="0"/>
                 <w:color w:val="2E3B47"/>
               </w:rPr>
-              <w:t>0</w:t>
-            </w:r>
-          </w:p>
-        </w:tc>
-      </w:tr>
-      <w:tr>
-        <w:tc>
-          <w:tcPr>
-            <w:tcW w:type="dxa" w:w="1814"/>
-          </w:tcPr>
-          <w:p>
-            <w:pPr>
-              <w:jc w:val="center"/>
-            </w:pPr>
-            <w:r/>
-            <w:r>
-              <w:rPr>
-                <w:b w:val="0"/>
-                <w:color w:val="2E3B47"/>
-              </w:rPr>
-              <w:t>Dafalgan</w:t>
-            </w:r>
-          </w:p>
-        </w:tc>
-        <w:tc>
-          <w:tcPr>
-            <w:tcW w:type="dxa" w:w="1814"/>
-          </w:tcPr>
-          <w:p>
-            <w:pPr>
-              <w:jc w:val="center"/>
-            </w:pPr>
-            <w:r/>
-            <w:r>
-              <w:rPr>
-                <w:b w:val="0"/>
-                <w:color w:val="2E3B47"/>
-              </w:rPr>
-              <w:t>Verandering dosis</w:t>
-            </w:r>
-          </w:p>
-        </w:tc>
-        <w:tc>
-          <w:tcPr>
-            <w:tcW w:type="dxa" w:w="1814"/>
-          </w:tcPr>
-          <w:p>
-            <w:pPr>
-              <w:jc w:val="center"/>
-            </w:pPr>
-            <w:r/>
-            <w:r>
-              <w:rPr>
-                <w:b w:val="0"/>
-                <w:color w:val="2E3B47"/>
-              </w:rPr>
-              <w:t>100 mg</w:t>
-            </w:r>
-          </w:p>
-        </w:tc>
-        <w:tc>
-          <w:tcPr>
-            <w:tcW w:type="dxa" w:w="1814"/>
-          </w:tcPr>
-          <w:p>
-            <w:pPr>
-              <w:jc w:val="center"/>
-            </w:pPr>
-            <w:r/>
-            <w:r>
-              <w:rPr>
-                <w:b w:val="0"/>
-                <w:color w:val="2E3B47"/>
-              </w:rPr>
-              <w:t>1</w:t>
-            </w:r>
-          </w:p>
-        </w:tc>
-        <w:tc>
-          <w:tcPr>
-            <w:tcW w:type="dxa" w:w="1814"/>
-          </w:tcPr>
-          <w:p>
-            <w:pPr>
-              <w:jc w:val="center"/>
-            </w:pPr>
-            <w:r/>
-            <w:r>
-              <w:rPr>
-                <w:b w:val="0"/>
-                <w:color w:val="2E3B47"/>
-              </w:rPr>
               <w:t>7</w:t>
             </w:r>
           </w:p>
@@ -2493,94 +2185,140 @@
           <w:tcPr>
             <w:tcW w:type="dxa" w:w="1814"/>
           </w:tcPr>
-          <w:p>
-            <w:pPr>
-              <w:jc w:val="center"/>
-            </w:pPr>
-            <w:r/>
-            <w:r>
-              <w:rPr>
-                <w:b w:val="0"/>
-                <w:color w:val="2E3B47"/>
-              </w:rPr>
-              <w:t>Gaviscon</w:t>
-            </w:r>
-          </w:p>
-        </w:tc>
-        <w:tc>
-          <w:tcPr>
-            <w:tcW w:type="dxa" w:w="1814"/>
-          </w:tcPr>
-          <w:p>
-            <w:pPr>
-              <w:jc w:val="center"/>
-            </w:pPr>
-            <w:r/>
-            <w:r>
-              <w:rPr>
-                <w:b w:val="0"/>
-                <w:color w:val="2E3B47"/>
-              </w:rPr>
-              <w:t>Extra medicatie</w:t>
-            </w:r>
-          </w:p>
-        </w:tc>
-        <w:tc>
-          <w:tcPr>
-            <w:tcW w:type="dxa" w:w="1814"/>
-          </w:tcPr>
-          <w:p>
-            <w:pPr>
-              <w:jc w:val="center"/>
-            </w:pPr>
-            <w:r/>
-            <w:r>
-              <w:rPr>
-                <w:b w:val="0"/>
-                <w:color w:val="2E3B47"/>
-              </w:rPr>
-              <w:t>250 mg</w:t>
-            </w:r>
-          </w:p>
-        </w:tc>
-        <w:tc>
-          <w:tcPr>
-            <w:tcW w:type="dxa" w:w="1814"/>
-          </w:tcPr>
-          <w:p>
-            <w:pPr>
-              <w:jc w:val="center"/>
-            </w:pPr>
-            <w:r/>
-            <w:r>
-              <w:rPr>
-                <w:b w:val="0"/>
-                <w:color w:val="2E3B47"/>
-              </w:rPr>
-              <w:t>1</w:t>
-            </w:r>
-          </w:p>
-        </w:tc>
-        <w:tc>
-          <w:tcPr>
-            <w:tcW w:type="dxa" w:w="1814"/>
-          </w:tcPr>
-          <w:p>
-            <w:pPr>
-              <w:jc w:val="center"/>
-            </w:pPr>
-            <w:r/>
-            <w:r>
-              <w:rPr>
-                <w:b w:val="0"/>
-                <w:color w:val="2E3B47"/>
-              </w:rPr>
-              <w:t>1</w:t>
-            </w:r>
-          </w:p>
+          <w:p/>
+        </w:tc>
+        <w:tc>
+          <w:tcPr>
+            <w:tcW w:type="dxa" w:w="1814"/>
+          </w:tcPr>
+          <w:p/>
+        </w:tc>
+        <w:tc>
+          <w:tcPr>
+            <w:tcW w:type="dxa" w:w="1814"/>
+          </w:tcPr>
+          <w:p/>
+        </w:tc>
+        <w:tc>
+          <w:tcPr>
+            <w:tcW w:type="dxa" w:w="1814"/>
+          </w:tcPr>
+          <w:p/>
+        </w:tc>
+        <w:tc>
+          <w:tcPr>
+            <w:tcW w:type="dxa" w:w="1814"/>
+          </w:tcPr>
+          <w:p/>
+        </w:tc>
+      </w:tr>
+      <w:tr>
+        <w:tc>
+          <w:tcPr>
+            <w:tcW w:type="dxa" w:w="1814"/>
+          </w:tcPr>
+          <w:p/>
+        </w:tc>
+        <w:tc>
+          <w:tcPr>
+            <w:tcW w:type="dxa" w:w="1814"/>
+          </w:tcPr>
+          <w:p/>
+        </w:tc>
+        <w:tc>
+          <w:tcPr>
+            <w:tcW w:type="dxa" w:w="1814"/>
+          </w:tcPr>
+          <w:p/>
+        </w:tc>
+        <w:tc>
+          <w:tcPr>
+            <w:tcW w:type="dxa" w:w="1814"/>
+          </w:tcPr>
+          <w:p/>
+        </w:tc>
+        <w:tc>
+          <w:tcPr>
+            <w:tcW w:type="dxa" w:w="1814"/>
+          </w:tcPr>
+          <w:p/>
+        </w:tc>
+      </w:tr>
+      <w:tr>
+        <w:tc>
+          <w:tcPr>
+            <w:tcW w:type="dxa" w:w="1814"/>
+          </w:tcPr>
+          <w:p/>
+        </w:tc>
+        <w:tc>
+          <w:tcPr>
+            <w:tcW w:type="dxa" w:w="1814"/>
+          </w:tcPr>
+          <w:p/>
+        </w:tc>
+        <w:tc>
+          <w:tcPr>
+            <w:tcW w:type="dxa" w:w="1814"/>
+          </w:tcPr>
+          <w:p/>
+        </w:tc>
+        <w:tc>
+          <w:tcPr>
+            <w:tcW w:type="dxa" w:w="1814"/>
+          </w:tcPr>
+          <w:p/>
+        </w:tc>
+        <w:tc>
+          <w:tcPr>
+            <w:tcW w:type="dxa" w:w="1814"/>
+          </w:tcPr>
+          <w:p/>
+        </w:tc>
+      </w:tr>
+      <w:tr>
+        <w:tc>
+          <w:tcPr>
+            <w:tcW w:type="dxa" w:w="1814"/>
+          </w:tcPr>
+          <w:p/>
+        </w:tc>
+        <w:tc>
+          <w:tcPr>
+            <w:tcW w:type="dxa" w:w="1814"/>
+          </w:tcPr>
+          <w:p/>
+        </w:tc>
+        <w:tc>
+          <w:tcPr>
+            <w:tcW w:type="dxa" w:w="1814"/>
+          </w:tcPr>
+          <w:p/>
+        </w:tc>
+        <w:tc>
+          <w:tcPr>
+            <w:tcW w:type="dxa" w:w="1814"/>
+          </w:tcPr>
+          <w:p/>
+        </w:tc>
+        <w:tc>
+          <w:tcPr>
+            <w:tcW w:type="dxa" w:w="1814"/>
+          </w:tcPr>
+          <w:p/>
         </w:tc>
       </w:tr>
     </w:tbl>
+    <w:p>
+      <w:r>
+        <w:rPr>
+          <w:i/>
+          <w:color w:val="59636E"/>
+          <w:sz w:val="18"/>
+        </w:rPr>
+        <w:t>Soort verandering: stop medicatie / extra medicatie / verandering dosis</w:t>
+      </w:r>
+    </w:p>
     <w:p/>
     <w:tbl>
       <w:tblPr>
@@ -2616,7 +2354,7 @@
           <w:i w:val="0"/>
           <w:color w:val="2E3B47"/>
         </w:rPr>
-        <w:t>Is uw medicatiegebruik veranderd ten opzichte van vorige week? Kruis aan:</w:t>
+        <w:t>Is uw medicatiegebruik veranderd ten opzichte van vorige week?</w:t>
       </w:r>
     </w:p>
     <w:p>
@@ -2634,7 +2372,7 @@
           <w:i w:val="0"/>
           <w:color w:val="2E3B47"/>
         </w:rPr>
-        <w:t>☐ Ja: vul de veranderingen aan in onderstaande tabel (zie voorbeeldrijen).</w:t>
+        <w:t>☐ Ja: vul de veranderingen aan in onderstaande tabel.</w:t>
       </w:r>
     </w:p>
     <w:tbl>
@@ -2764,43 +2502,43 @@
                 <w:b w:val="0"/>
                 <w:color w:val="2E3B47"/>
               </w:rPr>
-              <w:t>Ibuprofen</w:t>
-            </w:r>
-          </w:p>
-        </w:tc>
-        <w:tc>
-          <w:tcPr>
-            <w:tcW w:type="dxa" w:w="1814"/>
-          </w:tcPr>
-          <w:p>
-            <w:pPr>
-              <w:jc w:val="center"/>
-            </w:pPr>
-            <w:r/>
-            <w:r>
-              <w:rPr>
-                <w:b w:val="0"/>
-                <w:color w:val="2E3B47"/>
-              </w:rPr>
-              <w:t>Stop medicatie</w:t>
-            </w:r>
-          </w:p>
-        </w:tc>
-        <w:tc>
-          <w:tcPr>
-            <w:tcW w:type="dxa" w:w="1814"/>
-          </w:tcPr>
-          <w:p>
-            <w:pPr>
-              <w:jc w:val="center"/>
-            </w:pPr>
-            <w:r/>
-            <w:r>
-              <w:rPr>
-                <w:b w:val="0"/>
-                <w:color w:val="2E3B47"/>
-              </w:rPr>
-              <w:t>500 mg</w:t>
+              <w:t>Voorbeeld: Dafalgan</w:t>
+            </w:r>
+          </w:p>
+        </w:tc>
+        <w:tc>
+          <w:tcPr>
+            <w:tcW w:type="dxa" w:w="1814"/>
+          </w:tcPr>
+          <w:p>
+            <w:pPr>
+              <w:jc w:val="center"/>
+            </w:pPr>
+            <w:r/>
+            <w:r>
+              <w:rPr>
+                <w:b w:val="0"/>
+                <w:color w:val="2E3B47"/>
+              </w:rPr>
+              <w:t>Verandering dosis</w:t>
+            </w:r>
+          </w:p>
+        </w:tc>
+        <w:tc>
+          <w:tcPr>
+            <w:tcW w:type="dxa" w:w="1814"/>
+          </w:tcPr>
+          <w:p>
+            <w:pPr>
+              <w:jc w:val="center"/>
+            </w:pPr>
+            <w:r/>
+            <w:r>
+              <w:rPr>
+                <w:b w:val="0"/>
+                <w:color w:val="2E3B47"/>
+              </w:rPr>
+              <w:t>100 mg</w:t>
             </w:r>
           </w:p>
         </w:tc>
@@ -2836,98 +2574,6 @@
                 <w:b w:val="0"/>
                 <w:color w:val="2E3B47"/>
               </w:rPr>
-              <w:t>0</w:t>
-            </w:r>
-          </w:p>
-        </w:tc>
-      </w:tr>
-      <w:tr>
-        <w:tc>
-          <w:tcPr>
-            <w:tcW w:type="dxa" w:w="1814"/>
-          </w:tcPr>
-          <w:p>
-            <w:pPr>
-              <w:jc w:val="center"/>
-            </w:pPr>
-            <w:r/>
-            <w:r>
-              <w:rPr>
-                <w:b w:val="0"/>
-                <w:color w:val="2E3B47"/>
-              </w:rPr>
-              <w:t>Dafalgan</w:t>
-            </w:r>
-          </w:p>
-        </w:tc>
-        <w:tc>
-          <w:tcPr>
-            <w:tcW w:type="dxa" w:w="1814"/>
-          </w:tcPr>
-          <w:p>
-            <w:pPr>
-              <w:jc w:val="center"/>
-            </w:pPr>
-            <w:r/>
-            <w:r>
-              <w:rPr>
-                <w:b w:val="0"/>
-                <w:color w:val="2E3B47"/>
-              </w:rPr>
-              <w:t>Verandering dosis</w:t>
-            </w:r>
-          </w:p>
-        </w:tc>
-        <w:tc>
-          <w:tcPr>
-            <w:tcW w:type="dxa" w:w="1814"/>
-          </w:tcPr>
-          <w:p>
-            <w:pPr>
-              <w:jc w:val="center"/>
-            </w:pPr>
-            <w:r/>
-            <w:r>
-              <w:rPr>
-                <w:b w:val="0"/>
-                <w:color w:val="2E3B47"/>
-              </w:rPr>
-              <w:t>100 mg</w:t>
-            </w:r>
-          </w:p>
-        </w:tc>
-        <w:tc>
-          <w:tcPr>
-            <w:tcW w:type="dxa" w:w="1814"/>
-          </w:tcPr>
-          <w:p>
-            <w:pPr>
-              <w:jc w:val="center"/>
-            </w:pPr>
-            <w:r/>
-            <w:r>
-              <w:rPr>
-                <w:b w:val="0"/>
-                <w:color w:val="2E3B47"/>
-              </w:rPr>
-              <w:t>1</w:t>
-            </w:r>
-          </w:p>
-        </w:tc>
-        <w:tc>
-          <w:tcPr>
-            <w:tcW w:type="dxa" w:w="1814"/>
-          </w:tcPr>
-          <w:p>
-            <w:pPr>
-              <w:jc w:val="center"/>
-            </w:pPr>
-            <w:r/>
-            <w:r>
-              <w:rPr>
-                <w:b w:val="0"/>
-                <w:color w:val="2E3B47"/>
-              </w:rPr>
               <w:t>7</w:t>
             </w:r>
           </w:p>
@@ -2938,94 +2584,140 @@
           <w:tcPr>
             <w:tcW w:type="dxa" w:w="1814"/>
           </w:tcPr>
-          <w:p>
-            <w:pPr>
-              <w:jc w:val="center"/>
-            </w:pPr>
-            <w:r/>
-            <w:r>
-              <w:rPr>
-                <w:b w:val="0"/>
-                <w:color w:val="2E3B47"/>
-              </w:rPr>
-              <w:t>Gaviscon</w:t>
-            </w:r>
-          </w:p>
-        </w:tc>
-        <w:tc>
-          <w:tcPr>
-            <w:tcW w:type="dxa" w:w="1814"/>
-          </w:tcPr>
-          <w:p>
-            <w:pPr>
-              <w:jc w:val="center"/>
-            </w:pPr>
-            <w:r/>
-            <w:r>
-              <w:rPr>
-                <w:b w:val="0"/>
-                <w:color w:val="2E3B47"/>
-              </w:rPr>
-              <w:t>Extra medicatie</w:t>
-            </w:r>
-          </w:p>
-        </w:tc>
-        <w:tc>
-          <w:tcPr>
-            <w:tcW w:type="dxa" w:w="1814"/>
-          </w:tcPr>
-          <w:p>
-            <w:pPr>
-              <w:jc w:val="center"/>
-            </w:pPr>
-            <w:r/>
-            <w:r>
-              <w:rPr>
-                <w:b w:val="0"/>
-                <w:color w:val="2E3B47"/>
-              </w:rPr>
-              <w:t>250 mg</w:t>
-            </w:r>
-          </w:p>
-        </w:tc>
-        <w:tc>
-          <w:tcPr>
-            <w:tcW w:type="dxa" w:w="1814"/>
-          </w:tcPr>
-          <w:p>
-            <w:pPr>
-              <w:jc w:val="center"/>
-            </w:pPr>
-            <w:r/>
-            <w:r>
-              <w:rPr>
-                <w:b w:val="0"/>
-                <w:color w:val="2E3B47"/>
-              </w:rPr>
-              <w:t>1</w:t>
-            </w:r>
-          </w:p>
-        </w:tc>
-        <w:tc>
-          <w:tcPr>
-            <w:tcW w:type="dxa" w:w="1814"/>
-          </w:tcPr>
-          <w:p>
-            <w:pPr>
-              <w:jc w:val="center"/>
-            </w:pPr>
-            <w:r/>
-            <w:r>
-              <w:rPr>
-                <w:b w:val="0"/>
-                <w:color w:val="2E3B47"/>
-              </w:rPr>
-              <w:t>1</w:t>
-            </w:r>
-          </w:p>
+          <w:p/>
+        </w:tc>
+        <w:tc>
+          <w:tcPr>
+            <w:tcW w:type="dxa" w:w="1814"/>
+          </w:tcPr>
+          <w:p/>
+        </w:tc>
+        <w:tc>
+          <w:tcPr>
+            <w:tcW w:type="dxa" w:w="1814"/>
+          </w:tcPr>
+          <w:p/>
+        </w:tc>
+        <w:tc>
+          <w:tcPr>
+            <w:tcW w:type="dxa" w:w="1814"/>
+          </w:tcPr>
+          <w:p/>
+        </w:tc>
+        <w:tc>
+          <w:tcPr>
+            <w:tcW w:type="dxa" w:w="1814"/>
+          </w:tcPr>
+          <w:p/>
+        </w:tc>
+      </w:tr>
+      <w:tr>
+        <w:tc>
+          <w:tcPr>
+            <w:tcW w:type="dxa" w:w="1814"/>
+          </w:tcPr>
+          <w:p/>
+        </w:tc>
+        <w:tc>
+          <w:tcPr>
+            <w:tcW w:type="dxa" w:w="1814"/>
+          </w:tcPr>
+          <w:p/>
+        </w:tc>
+        <w:tc>
+          <w:tcPr>
+            <w:tcW w:type="dxa" w:w="1814"/>
+          </w:tcPr>
+          <w:p/>
+        </w:tc>
+        <w:tc>
+          <w:tcPr>
+            <w:tcW w:type="dxa" w:w="1814"/>
+          </w:tcPr>
+          <w:p/>
+        </w:tc>
+        <w:tc>
+          <w:tcPr>
+            <w:tcW w:type="dxa" w:w="1814"/>
+          </w:tcPr>
+          <w:p/>
+        </w:tc>
+      </w:tr>
+      <w:tr>
+        <w:tc>
+          <w:tcPr>
+            <w:tcW w:type="dxa" w:w="1814"/>
+          </w:tcPr>
+          <w:p/>
+        </w:tc>
+        <w:tc>
+          <w:tcPr>
+            <w:tcW w:type="dxa" w:w="1814"/>
+          </w:tcPr>
+          <w:p/>
+        </w:tc>
+        <w:tc>
+          <w:tcPr>
+            <w:tcW w:type="dxa" w:w="1814"/>
+          </w:tcPr>
+          <w:p/>
+        </w:tc>
+        <w:tc>
+          <w:tcPr>
+            <w:tcW w:type="dxa" w:w="1814"/>
+          </w:tcPr>
+          <w:p/>
+        </w:tc>
+        <w:tc>
+          <w:tcPr>
+            <w:tcW w:type="dxa" w:w="1814"/>
+          </w:tcPr>
+          <w:p/>
+        </w:tc>
+      </w:tr>
+      <w:tr>
+        <w:tc>
+          <w:tcPr>
+            <w:tcW w:type="dxa" w:w="1814"/>
+          </w:tcPr>
+          <w:p/>
+        </w:tc>
+        <w:tc>
+          <w:tcPr>
+            <w:tcW w:type="dxa" w:w="1814"/>
+          </w:tcPr>
+          <w:p/>
+        </w:tc>
+        <w:tc>
+          <w:tcPr>
+            <w:tcW w:type="dxa" w:w="1814"/>
+          </w:tcPr>
+          <w:p/>
+        </w:tc>
+        <w:tc>
+          <w:tcPr>
+            <w:tcW w:type="dxa" w:w="1814"/>
+          </w:tcPr>
+          <w:p/>
+        </w:tc>
+        <w:tc>
+          <w:tcPr>
+            <w:tcW w:type="dxa" w:w="1814"/>
+          </w:tcPr>
+          <w:p/>
         </w:tc>
       </w:tr>
     </w:tbl>
+    <w:p>
+      <w:r>
+        <w:rPr>
+          <w:i/>
+          <w:color w:val="59636E"/>
+          <w:sz w:val="18"/>
+        </w:rPr>
+        <w:t>Soort verandering: stop medicatie / extra medicatie / verandering dosis</w:t>
+      </w:r>
+    </w:p>
     <w:p/>
     <w:tbl>
       <w:tblPr>
@@ -3061,7 +2753,7 @@
           <w:i w:val="0"/>
           <w:color w:val="2E3B47"/>
         </w:rPr>
-        <w:t>Is uw medicatiegebruik veranderd ten opzichte van vorige week? Kruis aan:</w:t>
+        <w:t>Is uw medicatiegebruik veranderd ten opzichte van vorige week?</w:t>
       </w:r>
     </w:p>
     <w:p>
@@ -3079,7 +2771,7 @@
           <w:i w:val="0"/>
           <w:color w:val="2E3B47"/>
         </w:rPr>
-        <w:t>☐ Ja: vul de veranderingen aan in onderstaande tabel (zie voorbeeldrijen).</w:t>
+        <w:t>☐ Ja: vul de veranderingen aan in onderstaande tabel.</w:t>
       </w:r>
     </w:p>
     <w:tbl>
@@ -3209,43 +2901,43 @@
                 <w:b w:val="0"/>
                 <w:color w:val="2E3B47"/>
               </w:rPr>
-              <w:t>Ibuprofen</w:t>
-            </w:r>
-          </w:p>
-        </w:tc>
-        <w:tc>
-          <w:tcPr>
-            <w:tcW w:type="dxa" w:w="1814"/>
-          </w:tcPr>
-          <w:p>
-            <w:pPr>
-              <w:jc w:val="center"/>
-            </w:pPr>
-            <w:r/>
-            <w:r>
-              <w:rPr>
-                <w:b w:val="0"/>
-                <w:color w:val="2E3B47"/>
-              </w:rPr>
-              <w:t>Stop medicatie</w:t>
-            </w:r>
-          </w:p>
-        </w:tc>
-        <w:tc>
-          <w:tcPr>
-            <w:tcW w:type="dxa" w:w="1814"/>
-          </w:tcPr>
-          <w:p>
-            <w:pPr>
-              <w:jc w:val="center"/>
-            </w:pPr>
-            <w:r/>
-            <w:r>
-              <w:rPr>
-                <w:b w:val="0"/>
-                <w:color w:val="2E3B47"/>
-              </w:rPr>
-              <w:t>500 mg</w:t>
+              <w:t>Voorbeeld: Dafalgan</w:t>
+            </w:r>
+          </w:p>
+        </w:tc>
+        <w:tc>
+          <w:tcPr>
+            <w:tcW w:type="dxa" w:w="1814"/>
+          </w:tcPr>
+          <w:p>
+            <w:pPr>
+              <w:jc w:val="center"/>
+            </w:pPr>
+            <w:r/>
+            <w:r>
+              <w:rPr>
+                <w:b w:val="0"/>
+                <w:color w:val="2E3B47"/>
+              </w:rPr>
+              <w:t>Verandering dosis</w:t>
+            </w:r>
+          </w:p>
+        </w:tc>
+        <w:tc>
+          <w:tcPr>
+            <w:tcW w:type="dxa" w:w="1814"/>
+          </w:tcPr>
+          <w:p>
+            <w:pPr>
+              <w:jc w:val="center"/>
+            </w:pPr>
+            <w:r/>
+            <w:r>
+              <w:rPr>
+                <w:b w:val="0"/>
+                <w:color w:val="2E3B47"/>
+              </w:rPr>
+              <w:t>100 mg</w:t>
             </w:r>
           </w:p>
         </w:tc>
@@ -3281,98 +2973,6 @@
                 <w:b w:val="0"/>
                 <w:color w:val="2E3B47"/>
               </w:rPr>
-              <w:t>0</w:t>
-            </w:r>
-          </w:p>
-        </w:tc>
-      </w:tr>
-      <w:tr>
-        <w:tc>
-          <w:tcPr>
-            <w:tcW w:type="dxa" w:w="1814"/>
-          </w:tcPr>
-          <w:p>
-            <w:pPr>
-              <w:jc w:val="center"/>
-            </w:pPr>
-            <w:r/>
-            <w:r>
-              <w:rPr>
-                <w:b w:val="0"/>
-                <w:color w:val="2E3B47"/>
-              </w:rPr>
-              <w:t>Dafalgan</w:t>
-            </w:r>
-          </w:p>
-        </w:tc>
-        <w:tc>
-          <w:tcPr>
-            <w:tcW w:type="dxa" w:w="1814"/>
-          </w:tcPr>
-          <w:p>
-            <w:pPr>
-              <w:jc w:val="center"/>
-            </w:pPr>
-            <w:r/>
-            <w:r>
-              <w:rPr>
-                <w:b w:val="0"/>
-                <w:color w:val="2E3B47"/>
-              </w:rPr>
-              <w:t>Verandering dosis</w:t>
-            </w:r>
-          </w:p>
-        </w:tc>
-        <w:tc>
-          <w:tcPr>
-            <w:tcW w:type="dxa" w:w="1814"/>
-          </w:tcPr>
-          <w:p>
-            <w:pPr>
-              <w:jc w:val="center"/>
-            </w:pPr>
-            <w:r/>
-            <w:r>
-              <w:rPr>
-                <w:b w:val="0"/>
-                <w:color w:val="2E3B47"/>
-              </w:rPr>
-              <w:t>100 mg</w:t>
-            </w:r>
-          </w:p>
-        </w:tc>
-        <w:tc>
-          <w:tcPr>
-            <w:tcW w:type="dxa" w:w="1814"/>
-          </w:tcPr>
-          <w:p>
-            <w:pPr>
-              <w:jc w:val="center"/>
-            </w:pPr>
-            <w:r/>
-            <w:r>
-              <w:rPr>
-                <w:b w:val="0"/>
-                <w:color w:val="2E3B47"/>
-              </w:rPr>
-              <w:t>1</w:t>
-            </w:r>
-          </w:p>
-        </w:tc>
-        <w:tc>
-          <w:tcPr>
-            <w:tcW w:type="dxa" w:w="1814"/>
-          </w:tcPr>
-          <w:p>
-            <w:pPr>
-              <w:jc w:val="center"/>
-            </w:pPr>
-            <w:r/>
-            <w:r>
-              <w:rPr>
-                <w:b w:val="0"/>
-                <w:color w:val="2E3B47"/>
-              </w:rPr>
               <w:t>7</w:t>
             </w:r>
           </w:p>
@@ -3383,94 +2983,140 @@
           <w:tcPr>
             <w:tcW w:type="dxa" w:w="1814"/>
           </w:tcPr>
-          <w:p>
-            <w:pPr>
-              <w:jc w:val="center"/>
-            </w:pPr>
-            <w:r/>
-            <w:r>
-              <w:rPr>
-                <w:b w:val="0"/>
-                <w:color w:val="2E3B47"/>
-              </w:rPr>
-              <w:t>Gaviscon</w:t>
-            </w:r>
-          </w:p>
-        </w:tc>
-        <w:tc>
-          <w:tcPr>
-            <w:tcW w:type="dxa" w:w="1814"/>
-          </w:tcPr>
-          <w:p>
-            <w:pPr>
-              <w:jc w:val="center"/>
-            </w:pPr>
-            <w:r/>
-            <w:r>
-              <w:rPr>
-                <w:b w:val="0"/>
-                <w:color w:val="2E3B47"/>
-              </w:rPr>
-              <w:t>Extra medicatie</w:t>
-            </w:r>
-          </w:p>
-        </w:tc>
-        <w:tc>
-          <w:tcPr>
-            <w:tcW w:type="dxa" w:w="1814"/>
-          </w:tcPr>
-          <w:p>
-            <w:pPr>
-              <w:jc w:val="center"/>
-            </w:pPr>
-            <w:r/>
-            <w:r>
-              <w:rPr>
-                <w:b w:val="0"/>
-                <w:color w:val="2E3B47"/>
-              </w:rPr>
-              <w:t>250 mg</w:t>
-            </w:r>
-          </w:p>
-        </w:tc>
-        <w:tc>
-          <w:tcPr>
-            <w:tcW w:type="dxa" w:w="1814"/>
-          </w:tcPr>
-          <w:p>
-            <w:pPr>
-              <w:jc w:val="center"/>
-            </w:pPr>
-            <w:r/>
-            <w:r>
-              <w:rPr>
-                <w:b w:val="0"/>
-                <w:color w:val="2E3B47"/>
-              </w:rPr>
-              <w:t>1</w:t>
-            </w:r>
-          </w:p>
-        </w:tc>
-        <w:tc>
-          <w:tcPr>
-            <w:tcW w:type="dxa" w:w="1814"/>
-          </w:tcPr>
-          <w:p>
-            <w:pPr>
-              <w:jc w:val="center"/>
-            </w:pPr>
-            <w:r/>
-            <w:r>
-              <w:rPr>
-                <w:b w:val="0"/>
-                <w:color w:val="2E3B47"/>
-              </w:rPr>
-              <w:t>1</w:t>
-            </w:r>
-          </w:p>
+          <w:p/>
+        </w:tc>
+        <w:tc>
+          <w:tcPr>
+            <w:tcW w:type="dxa" w:w="1814"/>
+          </w:tcPr>
+          <w:p/>
+        </w:tc>
+        <w:tc>
+          <w:tcPr>
+            <w:tcW w:type="dxa" w:w="1814"/>
+          </w:tcPr>
+          <w:p/>
+        </w:tc>
+        <w:tc>
+          <w:tcPr>
+            <w:tcW w:type="dxa" w:w="1814"/>
+          </w:tcPr>
+          <w:p/>
+        </w:tc>
+        <w:tc>
+          <w:tcPr>
+            <w:tcW w:type="dxa" w:w="1814"/>
+          </w:tcPr>
+          <w:p/>
+        </w:tc>
+      </w:tr>
+      <w:tr>
+        <w:tc>
+          <w:tcPr>
+            <w:tcW w:type="dxa" w:w="1814"/>
+          </w:tcPr>
+          <w:p/>
+        </w:tc>
+        <w:tc>
+          <w:tcPr>
+            <w:tcW w:type="dxa" w:w="1814"/>
+          </w:tcPr>
+          <w:p/>
+        </w:tc>
+        <w:tc>
+          <w:tcPr>
+            <w:tcW w:type="dxa" w:w="1814"/>
+          </w:tcPr>
+          <w:p/>
+        </w:tc>
+        <w:tc>
+          <w:tcPr>
+            <w:tcW w:type="dxa" w:w="1814"/>
+          </w:tcPr>
+          <w:p/>
+        </w:tc>
+        <w:tc>
+          <w:tcPr>
+            <w:tcW w:type="dxa" w:w="1814"/>
+          </w:tcPr>
+          <w:p/>
+        </w:tc>
+      </w:tr>
+      <w:tr>
+        <w:tc>
+          <w:tcPr>
+            <w:tcW w:type="dxa" w:w="1814"/>
+          </w:tcPr>
+          <w:p/>
+        </w:tc>
+        <w:tc>
+          <w:tcPr>
+            <w:tcW w:type="dxa" w:w="1814"/>
+          </w:tcPr>
+          <w:p/>
+        </w:tc>
+        <w:tc>
+          <w:tcPr>
+            <w:tcW w:type="dxa" w:w="1814"/>
+          </w:tcPr>
+          <w:p/>
+        </w:tc>
+        <w:tc>
+          <w:tcPr>
+            <w:tcW w:type="dxa" w:w="1814"/>
+          </w:tcPr>
+          <w:p/>
+        </w:tc>
+        <w:tc>
+          <w:tcPr>
+            <w:tcW w:type="dxa" w:w="1814"/>
+          </w:tcPr>
+          <w:p/>
+        </w:tc>
+      </w:tr>
+      <w:tr>
+        <w:tc>
+          <w:tcPr>
+            <w:tcW w:type="dxa" w:w="1814"/>
+          </w:tcPr>
+          <w:p/>
+        </w:tc>
+        <w:tc>
+          <w:tcPr>
+            <w:tcW w:type="dxa" w:w="1814"/>
+          </w:tcPr>
+          <w:p/>
+        </w:tc>
+        <w:tc>
+          <w:tcPr>
+            <w:tcW w:type="dxa" w:w="1814"/>
+          </w:tcPr>
+          <w:p/>
+        </w:tc>
+        <w:tc>
+          <w:tcPr>
+            <w:tcW w:type="dxa" w:w="1814"/>
+          </w:tcPr>
+          <w:p/>
+        </w:tc>
+        <w:tc>
+          <w:tcPr>
+            <w:tcW w:type="dxa" w:w="1814"/>
+          </w:tcPr>
+          <w:p/>
         </w:tc>
       </w:tr>
     </w:tbl>
+    <w:p>
+      <w:r>
+        <w:rPr>
+          <w:i/>
+          <w:color w:val="59636E"/>
+          <w:sz w:val="18"/>
+        </w:rPr>
+        <w:t>Soort verandering: stop medicatie / extra medicatie / verandering dosis</w:t>
+      </w:r>
+    </w:p>
     <w:p/>
     <w:tbl>
       <w:tblPr>
@@ -3506,7 +3152,7 @@
           <w:i w:val="0"/>
           <w:color w:val="2E3B47"/>
         </w:rPr>
-        <w:t>Is uw medicatiegebruik veranderd ten opzichte van vorige week? Kruis aan:</w:t>
+        <w:t>Is uw medicatiegebruik veranderd ten opzichte van vorige week?</w:t>
       </w:r>
     </w:p>
     <w:p>
@@ -3524,7 +3170,7 @@
           <w:i w:val="0"/>
           <w:color w:val="2E3B47"/>
         </w:rPr>
-        <w:t>☐ Ja: vul de veranderingen aan in onderstaande tabel (zie voorbeeldrijen).</w:t>
+        <w:t>☐ Ja: vul de veranderingen aan in onderstaande tabel.</w:t>
       </w:r>
     </w:p>
     <w:tbl>
@@ -3654,43 +3300,43 @@
                 <w:b w:val="0"/>
                 <w:color w:val="2E3B47"/>
               </w:rPr>
-              <w:t>Ibuprofen</w:t>
-            </w:r>
-          </w:p>
-        </w:tc>
-        <w:tc>
-          <w:tcPr>
-            <w:tcW w:type="dxa" w:w="1814"/>
-          </w:tcPr>
-          <w:p>
-            <w:pPr>
-              <w:jc w:val="center"/>
-            </w:pPr>
-            <w:r/>
-            <w:r>
-              <w:rPr>
-                <w:b w:val="0"/>
-                <w:color w:val="2E3B47"/>
-              </w:rPr>
-              <w:t>Stop medicatie</w:t>
-            </w:r>
-          </w:p>
-        </w:tc>
-        <w:tc>
-          <w:tcPr>
-            <w:tcW w:type="dxa" w:w="1814"/>
-          </w:tcPr>
-          <w:p>
-            <w:pPr>
-              <w:jc w:val="center"/>
-            </w:pPr>
-            <w:r/>
-            <w:r>
-              <w:rPr>
-                <w:b w:val="0"/>
-                <w:color w:val="2E3B47"/>
-              </w:rPr>
-              <w:t>500 mg</w:t>
+              <w:t>Voorbeeld: Dafalgan</w:t>
+            </w:r>
+          </w:p>
+        </w:tc>
+        <w:tc>
+          <w:tcPr>
+            <w:tcW w:type="dxa" w:w="1814"/>
+          </w:tcPr>
+          <w:p>
+            <w:pPr>
+              <w:jc w:val="center"/>
+            </w:pPr>
+            <w:r/>
+            <w:r>
+              <w:rPr>
+                <w:b w:val="0"/>
+                <w:color w:val="2E3B47"/>
+              </w:rPr>
+              <w:t>Verandering dosis</w:t>
+            </w:r>
+          </w:p>
+        </w:tc>
+        <w:tc>
+          <w:tcPr>
+            <w:tcW w:type="dxa" w:w="1814"/>
+          </w:tcPr>
+          <w:p>
+            <w:pPr>
+              <w:jc w:val="center"/>
+            </w:pPr>
+            <w:r/>
+            <w:r>
+              <w:rPr>
+                <w:b w:val="0"/>
+                <w:color w:val="2E3B47"/>
+              </w:rPr>
+              <w:t>100 mg</w:t>
             </w:r>
           </w:p>
         </w:tc>
@@ -3726,98 +3372,6 @@
                 <w:b w:val="0"/>
                 <w:color w:val="2E3B47"/>
               </w:rPr>
-              <w:t>0</w:t>
-            </w:r>
-          </w:p>
-        </w:tc>
-      </w:tr>
-      <w:tr>
-        <w:tc>
-          <w:tcPr>
-            <w:tcW w:type="dxa" w:w="1814"/>
-          </w:tcPr>
-          <w:p>
-            <w:pPr>
-              <w:jc w:val="center"/>
-            </w:pPr>
-            <w:r/>
-            <w:r>
-              <w:rPr>
-                <w:b w:val="0"/>
-                <w:color w:val="2E3B47"/>
-              </w:rPr>
-              <w:t>Dafalgan</w:t>
-            </w:r>
-          </w:p>
-        </w:tc>
-        <w:tc>
-          <w:tcPr>
-            <w:tcW w:type="dxa" w:w="1814"/>
-          </w:tcPr>
-          <w:p>
-            <w:pPr>
-              <w:jc w:val="center"/>
-            </w:pPr>
-            <w:r/>
-            <w:r>
-              <w:rPr>
-                <w:b w:val="0"/>
-                <w:color w:val="2E3B47"/>
-              </w:rPr>
-              <w:t>Verandering dosis</w:t>
-            </w:r>
-          </w:p>
-        </w:tc>
-        <w:tc>
-          <w:tcPr>
-            <w:tcW w:type="dxa" w:w="1814"/>
-          </w:tcPr>
-          <w:p>
-            <w:pPr>
-              <w:jc w:val="center"/>
-            </w:pPr>
-            <w:r/>
-            <w:r>
-              <w:rPr>
-                <w:b w:val="0"/>
-                <w:color w:val="2E3B47"/>
-              </w:rPr>
-              <w:t>100 mg</w:t>
-            </w:r>
-          </w:p>
-        </w:tc>
-        <w:tc>
-          <w:tcPr>
-            <w:tcW w:type="dxa" w:w="1814"/>
-          </w:tcPr>
-          <w:p>
-            <w:pPr>
-              <w:jc w:val="center"/>
-            </w:pPr>
-            <w:r/>
-            <w:r>
-              <w:rPr>
-                <w:b w:val="0"/>
-                <w:color w:val="2E3B47"/>
-              </w:rPr>
-              <w:t>1</w:t>
-            </w:r>
-          </w:p>
-        </w:tc>
-        <w:tc>
-          <w:tcPr>
-            <w:tcW w:type="dxa" w:w="1814"/>
-          </w:tcPr>
-          <w:p>
-            <w:pPr>
-              <w:jc w:val="center"/>
-            </w:pPr>
-            <w:r/>
-            <w:r>
-              <w:rPr>
-                <w:b w:val="0"/>
-                <w:color w:val="2E3B47"/>
-              </w:rPr>
               <w:t>7</w:t>
             </w:r>
           </w:p>
@@ -3828,94 +3382,140 @@
           <w:tcPr>
             <w:tcW w:type="dxa" w:w="1814"/>
           </w:tcPr>
-          <w:p>
-            <w:pPr>
-              <w:jc w:val="center"/>
-            </w:pPr>
-            <w:r/>
-            <w:r>
-              <w:rPr>
-                <w:b w:val="0"/>
-                <w:color w:val="2E3B47"/>
-              </w:rPr>
-              <w:t>Gaviscon</w:t>
-            </w:r>
-          </w:p>
-        </w:tc>
-        <w:tc>
-          <w:tcPr>
-            <w:tcW w:type="dxa" w:w="1814"/>
-          </w:tcPr>
-          <w:p>
-            <w:pPr>
-              <w:jc w:val="center"/>
-            </w:pPr>
-            <w:r/>
-            <w:r>
-              <w:rPr>
-                <w:b w:val="0"/>
-                <w:color w:val="2E3B47"/>
-              </w:rPr>
-              <w:t>Extra medicatie</w:t>
-            </w:r>
-          </w:p>
-        </w:tc>
-        <w:tc>
-          <w:tcPr>
-            <w:tcW w:type="dxa" w:w="1814"/>
-          </w:tcPr>
-          <w:p>
-            <w:pPr>
-              <w:jc w:val="center"/>
-            </w:pPr>
-            <w:r/>
-            <w:r>
-              <w:rPr>
-                <w:b w:val="0"/>
-                <w:color w:val="2E3B47"/>
-              </w:rPr>
-              <w:t>250 mg</w:t>
-            </w:r>
-          </w:p>
-        </w:tc>
-        <w:tc>
-          <w:tcPr>
-            <w:tcW w:type="dxa" w:w="1814"/>
-          </w:tcPr>
-          <w:p>
-            <w:pPr>
-              <w:jc w:val="center"/>
-            </w:pPr>
-            <w:r/>
-            <w:r>
-              <w:rPr>
-                <w:b w:val="0"/>
-                <w:color w:val="2E3B47"/>
-              </w:rPr>
-              <w:t>1</w:t>
-            </w:r>
-          </w:p>
-        </w:tc>
-        <w:tc>
-          <w:tcPr>
-            <w:tcW w:type="dxa" w:w="1814"/>
-          </w:tcPr>
-          <w:p>
-            <w:pPr>
-              <w:jc w:val="center"/>
-            </w:pPr>
-            <w:r/>
-            <w:r>
-              <w:rPr>
-                <w:b w:val="0"/>
-                <w:color w:val="2E3B47"/>
-              </w:rPr>
-              <w:t>1</w:t>
-            </w:r>
-          </w:p>
+          <w:p/>
+        </w:tc>
+        <w:tc>
+          <w:tcPr>
+            <w:tcW w:type="dxa" w:w="1814"/>
+          </w:tcPr>
+          <w:p/>
+        </w:tc>
+        <w:tc>
+          <w:tcPr>
+            <w:tcW w:type="dxa" w:w="1814"/>
+          </w:tcPr>
+          <w:p/>
+        </w:tc>
+        <w:tc>
+          <w:tcPr>
+            <w:tcW w:type="dxa" w:w="1814"/>
+          </w:tcPr>
+          <w:p/>
+        </w:tc>
+        <w:tc>
+          <w:tcPr>
+            <w:tcW w:type="dxa" w:w="1814"/>
+          </w:tcPr>
+          <w:p/>
+        </w:tc>
+      </w:tr>
+      <w:tr>
+        <w:tc>
+          <w:tcPr>
+            <w:tcW w:type="dxa" w:w="1814"/>
+          </w:tcPr>
+          <w:p/>
+        </w:tc>
+        <w:tc>
+          <w:tcPr>
+            <w:tcW w:type="dxa" w:w="1814"/>
+          </w:tcPr>
+          <w:p/>
+        </w:tc>
+        <w:tc>
+          <w:tcPr>
+            <w:tcW w:type="dxa" w:w="1814"/>
+          </w:tcPr>
+          <w:p/>
+        </w:tc>
+        <w:tc>
+          <w:tcPr>
+            <w:tcW w:type="dxa" w:w="1814"/>
+          </w:tcPr>
+          <w:p/>
+        </w:tc>
+        <w:tc>
+          <w:tcPr>
+            <w:tcW w:type="dxa" w:w="1814"/>
+          </w:tcPr>
+          <w:p/>
+        </w:tc>
+      </w:tr>
+      <w:tr>
+        <w:tc>
+          <w:tcPr>
+            <w:tcW w:type="dxa" w:w="1814"/>
+          </w:tcPr>
+          <w:p/>
+        </w:tc>
+        <w:tc>
+          <w:tcPr>
+            <w:tcW w:type="dxa" w:w="1814"/>
+          </w:tcPr>
+          <w:p/>
+        </w:tc>
+        <w:tc>
+          <w:tcPr>
+            <w:tcW w:type="dxa" w:w="1814"/>
+          </w:tcPr>
+          <w:p/>
+        </w:tc>
+        <w:tc>
+          <w:tcPr>
+            <w:tcW w:type="dxa" w:w="1814"/>
+          </w:tcPr>
+          <w:p/>
+        </w:tc>
+        <w:tc>
+          <w:tcPr>
+            <w:tcW w:type="dxa" w:w="1814"/>
+          </w:tcPr>
+          <w:p/>
+        </w:tc>
+      </w:tr>
+      <w:tr>
+        <w:tc>
+          <w:tcPr>
+            <w:tcW w:type="dxa" w:w="1814"/>
+          </w:tcPr>
+          <w:p/>
+        </w:tc>
+        <w:tc>
+          <w:tcPr>
+            <w:tcW w:type="dxa" w:w="1814"/>
+          </w:tcPr>
+          <w:p/>
+        </w:tc>
+        <w:tc>
+          <w:tcPr>
+            <w:tcW w:type="dxa" w:w="1814"/>
+          </w:tcPr>
+          <w:p/>
+        </w:tc>
+        <w:tc>
+          <w:tcPr>
+            <w:tcW w:type="dxa" w:w="1814"/>
+          </w:tcPr>
+          <w:p/>
+        </w:tc>
+        <w:tc>
+          <w:tcPr>
+            <w:tcW w:type="dxa" w:w="1814"/>
+          </w:tcPr>
+          <w:p/>
         </w:tc>
       </w:tr>
     </w:tbl>
+    <w:p>
+      <w:r>
+        <w:rPr>
+          <w:i/>
+          <w:color w:val="59636E"/>
+          <w:sz w:val="18"/>
+        </w:rPr>
+        <w:t>Soort verandering: stop medicatie / extra medicatie / verandering dosis</w:t>
+      </w:r>
+    </w:p>
     <w:p/>
     <w:tbl>
       <w:tblPr>
@@ -3951,7 +3551,7 @@
           <w:i w:val="0"/>
           <w:color w:val="2E3B47"/>
         </w:rPr>
-        <w:t>Is uw medicatiegebruik veranderd ten opzichte van vorige week? Kruis aan:</w:t>
+        <w:t>Is uw medicatiegebruik veranderd ten opzichte van vorige week?</w:t>
       </w:r>
     </w:p>
     <w:p>
@@ -3969,7 +3569,7 @@
           <w:i w:val="0"/>
           <w:color w:val="2E3B47"/>
         </w:rPr>
-        <w:t>☐ Ja: vul de veranderingen aan in onderstaande tabel (zie voorbeeldrijen).</w:t>
+        <w:t>☐ Ja: vul de veranderingen aan in onderstaande tabel.</w:t>
       </w:r>
     </w:p>
     <w:tbl>
@@ -4099,43 +3699,43 @@
                 <w:b w:val="0"/>
                 <w:color w:val="2E3B47"/>
               </w:rPr>
-              <w:t>Ibuprofen</w:t>
-            </w:r>
-          </w:p>
-        </w:tc>
-        <w:tc>
-          <w:tcPr>
-            <w:tcW w:type="dxa" w:w="1814"/>
-          </w:tcPr>
-          <w:p>
-            <w:pPr>
-              <w:jc w:val="center"/>
-            </w:pPr>
-            <w:r/>
-            <w:r>
-              <w:rPr>
-                <w:b w:val="0"/>
-                <w:color w:val="2E3B47"/>
-              </w:rPr>
-              <w:t>Stop medicatie</w:t>
-            </w:r>
-          </w:p>
-        </w:tc>
-        <w:tc>
-          <w:tcPr>
-            <w:tcW w:type="dxa" w:w="1814"/>
-          </w:tcPr>
-          <w:p>
-            <w:pPr>
-              <w:jc w:val="center"/>
-            </w:pPr>
-            <w:r/>
-            <w:r>
-              <w:rPr>
-                <w:b w:val="0"/>
-                <w:color w:val="2E3B47"/>
-              </w:rPr>
-              <w:t>500 mg</w:t>
+              <w:t>Voorbeeld: Dafalgan</w:t>
+            </w:r>
+          </w:p>
+        </w:tc>
+        <w:tc>
+          <w:tcPr>
+            <w:tcW w:type="dxa" w:w="1814"/>
+          </w:tcPr>
+          <w:p>
+            <w:pPr>
+              <w:jc w:val="center"/>
+            </w:pPr>
+            <w:r/>
+            <w:r>
+              <w:rPr>
+                <w:b w:val="0"/>
+                <w:color w:val="2E3B47"/>
+              </w:rPr>
+              <w:t>Verandering dosis</w:t>
+            </w:r>
+          </w:p>
+        </w:tc>
+        <w:tc>
+          <w:tcPr>
+            <w:tcW w:type="dxa" w:w="1814"/>
+          </w:tcPr>
+          <w:p>
+            <w:pPr>
+              <w:jc w:val="center"/>
+            </w:pPr>
+            <w:r/>
+            <w:r>
+              <w:rPr>
+                <w:b w:val="0"/>
+                <w:color w:val="2E3B47"/>
+              </w:rPr>
+              <w:t>100 mg</w:t>
             </w:r>
           </w:p>
         </w:tc>
@@ -4171,98 +3771,6 @@
                 <w:b w:val="0"/>
                 <w:color w:val="2E3B47"/>
               </w:rPr>
-              <w:t>0</w:t>
-            </w:r>
-          </w:p>
-        </w:tc>
-      </w:tr>
-      <w:tr>
-        <w:tc>
-          <w:tcPr>
-            <w:tcW w:type="dxa" w:w="1814"/>
-          </w:tcPr>
-          <w:p>
-            <w:pPr>
-              <w:jc w:val="center"/>
-            </w:pPr>
-            <w:r/>
-            <w:r>
-              <w:rPr>
-                <w:b w:val="0"/>
-                <w:color w:val="2E3B47"/>
-              </w:rPr>
-              <w:t>Dafalgan</w:t>
-            </w:r>
-          </w:p>
-        </w:tc>
-        <w:tc>
-          <w:tcPr>
-            <w:tcW w:type="dxa" w:w="1814"/>
-          </w:tcPr>
-          <w:p>
-            <w:pPr>
-              <w:jc w:val="center"/>
-            </w:pPr>
-            <w:r/>
-            <w:r>
-              <w:rPr>
-                <w:b w:val="0"/>
-                <w:color w:val="2E3B47"/>
-              </w:rPr>
-              <w:t>Verandering dosis</w:t>
-            </w:r>
-          </w:p>
-        </w:tc>
-        <w:tc>
-          <w:tcPr>
-            <w:tcW w:type="dxa" w:w="1814"/>
-          </w:tcPr>
-          <w:p>
-            <w:pPr>
-              <w:jc w:val="center"/>
-            </w:pPr>
-            <w:r/>
-            <w:r>
-              <w:rPr>
-                <w:b w:val="0"/>
-                <w:color w:val="2E3B47"/>
-              </w:rPr>
-              <w:t>100 mg</w:t>
-            </w:r>
-          </w:p>
-        </w:tc>
-        <w:tc>
-          <w:tcPr>
-            <w:tcW w:type="dxa" w:w="1814"/>
-          </w:tcPr>
-          <w:p>
-            <w:pPr>
-              <w:jc w:val="center"/>
-            </w:pPr>
-            <w:r/>
-            <w:r>
-              <w:rPr>
-                <w:b w:val="0"/>
-                <w:color w:val="2E3B47"/>
-              </w:rPr>
-              <w:t>1</w:t>
-            </w:r>
-          </w:p>
-        </w:tc>
-        <w:tc>
-          <w:tcPr>
-            <w:tcW w:type="dxa" w:w="1814"/>
-          </w:tcPr>
-          <w:p>
-            <w:pPr>
-              <w:jc w:val="center"/>
-            </w:pPr>
-            <w:r/>
-            <w:r>
-              <w:rPr>
-                <w:b w:val="0"/>
-                <w:color w:val="2E3B47"/>
-              </w:rPr>
               <w:t>7</w:t>
             </w:r>
           </w:p>
@@ -4273,94 +3781,140 @@
           <w:tcPr>
             <w:tcW w:type="dxa" w:w="1814"/>
           </w:tcPr>
-          <w:p>
-            <w:pPr>
-              <w:jc w:val="center"/>
-            </w:pPr>
-            <w:r/>
-            <w:r>
-              <w:rPr>
-                <w:b w:val="0"/>
-                <w:color w:val="2E3B47"/>
-              </w:rPr>
-              <w:t>Gaviscon</w:t>
-            </w:r>
-          </w:p>
-        </w:tc>
-        <w:tc>
-          <w:tcPr>
-            <w:tcW w:type="dxa" w:w="1814"/>
-          </w:tcPr>
-          <w:p>
-            <w:pPr>
-              <w:jc w:val="center"/>
-            </w:pPr>
-            <w:r/>
-            <w:r>
-              <w:rPr>
-                <w:b w:val="0"/>
-                <w:color w:val="2E3B47"/>
-              </w:rPr>
-              <w:t>Extra medicatie</w:t>
-            </w:r>
-          </w:p>
-        </w:tc>
-        <w:tc>
-          <w:tcPr>
-            <w:tcW w:type="dxa" w:w="1814"/>
-          </w:tcPr>
-          <w:p>
-            <w:pPr>
-              <w:jc w:val="center"/>
-            </w:pPr>
-            <w:r/>
-            <w:r>
-              <w:rPr>
-                <w:b w:val="0"/>
-                <w:color w:val="2E3B47"/>
-              </w:rPr>
-              <w:t>250 mg</w:t>
-            </w:r>
-          </w:p>
-        </w:tc>
-        <w:tc>
-          <w:tcPr>
-            <w:tcW w:type="dxa" w:w="1814"/>
-          </w:tcPr>
-          <w:p>
-            <w:pPr>
-              <w:jc w:val="center"/>
-            </w:pPr>
-            <w:r/>
-            <w:r>
-              <w:rPr>
-                <w:b w:val="0"/>
-                <w:color w:val="2E3B47"/>
-              </w:rPr>
-              <w:t>1</w:t>
-            </w:r>
-          </w:p>
-        </w:tc>
-        <w:tc>
-          <w:tcPr>
-            <w:tcW w:type="dxa" w:w="1814"/>
-          </w:tcPr>
-          <w:p>
-            <w:pPr>
-              <w:jc w:val="center"/>
-            </w:pPr>
-            <w:r/>
-            <w:r>
-              <w:rPr>
-                <w:b w:val="0"/>
-                <w:color w:val="2E3B47"/>
-              </w:rPr>
-              <w:t>1</w:t>
-            </w:r>
-          </w:p>
+          <w:p/>
+        </w:tc>
+        <w:tc>
+          <w:tcPr>
+            <w:tcW w:type="dxa" w:w="1814"/>
+          </w:tcPr>
+          <w:p/>
+        </w:tc>
+        <w:tc>
+          <w:tcPr>
+            <w:tcW w:type="dxa" w:w="1814"/>
+          </w:tcPr>
+          <w:p/>
+        </w:tc>
+        <w:tc>
+          <w:tcPr>
+            <w:tcW w:type="dxa" w:w="1814"/>
+          </w:tcPr>
+          <w:p/>
+        </w:tc>
+        <w:tc>
+          <w:tcPr>
+            <w:tcW w:type="dxa" w:w="1814"/>
+          </w:tcPr>
+          <w:p/>
+        </w:tc>
+      </w:tr>
+      <w:tr>
+        <w:tc>
+          <w:tcPr>
+            <w:tcW w:type="dxa" w:w="1814"/>
+          </w:tcPr>
+          <w:p/>
+        </w:tc>
+        <w:tc>
+          <w:tcPr>
+            <w:tcW w:type="dxa" w:w="1814"/>
+          </w:tcPr>
+          <w:p/>
+        </w:tc>
+        <w:tc>
+          <w:tcPr>
+            <w:tcW w:type="dxa" w:w="1814"/>
+          </w:tcPr>
+          <w:p/>
+        </w:tc>
+        <w:tc>
+          <w:tcPr>
+            <w:tcW w:type="dxa" w:w="1814"/>
+          </w:tcPr>
+          <w:p/>
+        </w:tc>
+        <w:tc>
+          <w:tcPr>
+            <w:tcW w:type="dxa" w:w="1814"/>
+          </w:tcPr>
+          <w:p/>
+        </w:tc>
+      </w:tr>
+      <w:tr>
+        <w:tc>
+          <w:tcPr>
+            <w:tcW w:type="dxa" w:w="1814"/>
+          </w:tcPr>
+          <w:p/>
+        </w:tc>
+        <w:tc>
+          <w:tcPr>
+            <w:tcW w:type="dxa" w:w="1814"/>
+          </w:tcPr>
+          <w:p/>
+        </w:tc>
+        <w:tc>
+          <w:tcPr>
+            <w:tcW w:type="dxa" w:w="1814"/>
+          </w:tcPr>
+          <w:p/>
+        </w:tc>
+        <w:tc>
+          <w:tcPr>
+            <w:tcW w:type="dxa" w:w="1814"/>
+          </w:tcPr>
+          <w:p/>
+        </w:tc>
+        <w:tc>
+          <w:tcPr>
+            <w:tcW w:type="dxa" w:w="1814"/>
+          </w:tcPr>
+          <w:p/>
+        </w:tc>
+      </w:tr>
+      <w:tr>
+        <w:tc>
+          <w:tcPr>
+            <w:tcW w:type="dxa" w:w="1814"/>
+          </w:tcPr>
+          <w:p/>
+        </w:tc>
+        <w:tc>
+          <w:tcPr>
+            <w:tcW w:type="dxa" w:w="1814"/>
+          </w:tcPr>
+          <w:p/>
+        </w:tc>
+        <w:tc>
+          <w:tcPr>
+            <w:tcW w:type="dxa" w:w="1814"/>
+          </w:tcPr>
+          <w:p/>
+        </w:tc>
+        <w:tc>
+          <w:tcPr>
+            <w:tcW w:type="dxa" w:w="1814"/>
+          </w:tcPr>
+          <w:p/>
+        </w:tc>
+        <w:tc>
+          <w:tcPr>
+            <w:tcW w:type="dxa" w:w="1814"/>
+          </w:tcPr>
+          <w:p/>
         </w:tc>
       </w:tr>
     </w:tbl>
+    <w:p>
+      <w:r>
+        <w:rPr>
+          <w:i/>
+          <w:color w:val="59636E"/>
+          <w:sz w:val="18"/>
+        </w:rPr>
+        <w:t>Soort verandering: stop medicatie / extra medicatie / verandering dosis</w:t>
+      </w:r>
+    </w:p>
     <w:p/>
     <w:tbl>
       <w:tblPr>
@@ -4396,7 +3950,7 @@
           <w:i w:val="0"/>
           <w:color w:val="2E3B47"/>
         </w:rPr>
-        <w:t>Is uw medicatiegebruik veranderd ten opzichte van vorige week? Kruis aan:</w:t>
+        <w:t>Is uw medicatiegebruik veranderd ten opzichte van vorige week?</w:t>
       </w:r>
     </w:p>
     <w:p>
@@ -4414,7 +3968,7 @@
           <w:i w:val="0"/>
           <w:color w:val="2E3B47"/>
         </w:rPr>
-        <w:t>☐ Ja: vul de veranderingen aan in onderstaande tabel (zie voorbeeldrijen).</w:t>
+        <w:t>☐ Ja: vul de veranderingen aan in onderstaande tabel.</w:t>
       </w:r>
     </w:p>
     <w:tbl>
@@ -4544,43 +4098,43 @@
                 <w:b w:val="0"/>
                 <w:color w:val="2E3B47"/>
               </w:rPr>
-              <w:t>Ibuprofen</w:t>
-            </w:r>
-          </w:p>
-        </w:tc>
-        <w:tc>
-          <w:tcPr>
-            <w:tcW w:type="dxa" w:w="1814"/>
-          </w:tcPr>
-          <w:p>
-            <w:pPr>
-              <w:jc w:val="center"/>
-            </w:pPr>
-            <w:r/>
-            <w:r>
-              <w:rPr>
-                <w:b w:val="0"/>
-                <w:color w:val="2E3B47"/>
-              </w:rPr>
-              <w:t>Stop medicatie</w:t>
-            </w:r>
-          </w:p>
-        </w:tc>
-        <w:tc>
-          <w:tcPr>
-            <w:tcW w:type="dxa" w:w="1814"/>
-          </w:tcPr>
-          <w:p>
-            <w:pPr>
-              <w:jc w:val="center"/>
-            </w:pPr>
-            <w:r/>
-            <w:r>
-              <w:rPr>
-                <w:b w:val="0"/>
-                <w:color w:val="2E3B47"/>
-              </w:rPr>
-              <w:t>500 mg</w:t>
+              <w:t>Voorbeeld: Dafalgan</w:t>
+            </w:r>
+          </w:p>
+        </w:tc>
+        <w:tc>
+          <w:tcPr>
+            <w:tcW w:type="dxa" w:w="1814"/>
+          </w:tcPr>
+          <w:p>
+            <w:pPr>
+              <w:jc w:val="center"/>
+            </w:pPr>
+            <w:r/>
+            <w:r>
+              <w:rPr>
+                <w:b w:val="0"/>
+                <w:color w:val="2E3B47"/>
+              </w:rPr>
+              <w:t>Verandering dosis</w:t>
+            </w:r>
+          </w:p>
+        </w:tc>
+        <w:tc>
+          <w:tcPr>
+            <w:tcW w:type="dxa" w:w="1814"/>
+          </w:tcPr>
+          <w:p>
+            <w:pPr>
+              <w:jc w:val="center"/>
+            </w:pPr>
+            <w:r/>
+            <w:r>
+              <w:rPr>
+                <w:b w:val="0"/>
+                <w:color w:val="2E3B47"/>
+              </w:rPr>
+              <w:t>100 mg</w:t>
             </w:r>
           </w:p>
         </w:tc>
@@ -4616,98 +4170,6 @@
                 <w:b w:val="0"/>
                 <w:color w:val="2E3B47"/>
               </w:rPr>
-              <w:t>0</w:t>
-            </w:r>
-          </w:p>
-        </w:tc>
-      </w:tr>
-      <w:tr>
-        <w:tc>
-          <w:tcPr>
-            <w:tcW w:type="dxa" w:w="1814"/>
-          </w:tcPr>
-          <w:p>
-            <w:pPr>
-              <w:jc w:val="center"/>
-            </w:pPr>
-            <w:r/>
-            <w:r>
-              <w:rPr>
-                <w:b w:val="0"/>
-                <w:color w:val="2E3B47"/>
-              </w:rPr>
-              <w:t>Dafalgan</w:t>
-            </w:r>
-          </w:p>
-        </w:tc>
-        <w:tc>
-          <w:tcPr>
-            <w:tcW w:type="dxa" w:w="1814"/>
-          </w:tcPr>
-          <w:p>
-            <w:pPr>
-              <w:jc w:val="center"/>
-            </w:pPr>
-            <w:r/>
-            <w:r>
-              <w:rPr>
-                <w:b w:val="0"/>
-                <w:color w:val="2E3B47"/>
-              </w:rPr>
-              <w:t>Verandering dosis</w:t>
-            </w:r>
-          </w:p>
-        </w:tc>
-        <w:tc>
-          <w:tcPr>
-            <w:tcW w:type="dxa" w:w="1814"/>
-          </w:tcPr>
-          <w:p>
-            <w:pPr>
-              <w:jc w:val="center"/>
-            </w:pPr>
-            <w:r/>
-            <w:r>
-              <w:rPr>
-                <w:b w:val="0"/>
-                <w:color w:val="2E3B47"/>
-              </w:rPr>
-              <w:t>100 mg</w:t>
-            </w:r>
-          </w:p>
-        </w:tc>
-        <w:tc>
-          <w:tcPr>
-            <w:tcW w:type="dxa" w:w="1814"/>
-          </w:tcPr>
-          <w:p>
-            <w:pPr>
-              <w:jc w:val="center"/>
-            </w:pPr>
-            <w:r/>
-            <w:r>
-              <w:rPr>
-                <w:b w:val="0"/>
-                <w:color w:val="2E3B47"/>
-              </w:rPr>
-              <w:t>1</w:t>
-            </w:r>
-          </w:p>
-        </w:tc>
-        <w:tc>
-          <w:tcPr>
-            <w:tcW w:type="dxa" w:w="1814"/>
-          </w:tcPr>
-          <w:p>
-            <w:pPr>
-              <w:jc w:val="center"/>
-            </w:pPr>
-            <w:r/>
-            <w:r>
-              <w:rPr>
-                <w:b w:val="0"/>
-                <w:color w:val="2E3B47"/>
-              </w:rPr>
               <w:t>7</w:t>
             </w:r>
           </w:p>
@@ -4718,94 +4180,140 @@
           <w:tcPr>
             <w:tcW w:type="dxa" w:w="1814"/>
           </w:tcPr>
-          <w:p>
-            <w:pPr>
-              <w:jc w:val="center"/>
-            </w:pPr>
-            <w:r/>
-            <w:r>
-              <w:rPr>
-                <w:b w:val="0"/>
-                <w:color w:val="2E3B47"/>
-              </w:rPr>
-              <w:t>Gaviscon</w:t>
-            </w:r>
-          </w:p>
-        </w:tc>
-        <w:tc>
-          <w:tcPr>
-            <w:tcW w:type="dxa" w:w="1814"/>
-          </w:tcPr>
-          <w:p>
-            <w:pPr>
-              <w:jc w:val="center"/>
-            </w:pPr>
-            <w:r/>
-            <w:r>
-              <w:rPr>
-                <w:b w:val="0"/>
-                <w:color w:val="2E3B47"/>
-              </w:rPr>
-              <w:t>Extra medicatie</w:t>
-            </w:r>
-          </w:p>
-        </w:tc>
-        <w:tc>
-          <w:tcPr>
-            <w:tcW w:type="dxa" w:w="1814"/>
-          </w:tcPr>
-          <w:p>
-            <w:pPr>
-              <w:jc w:val="center"/>
-            </w:pPr>
-            <w:r/>
-            <w:r>
-              <w:rPr>
-                <w:b w:val="0"/>
-                <w:color w:val="2E3B47"/>
-              </w:rPr>
-              <w:t>250 mg</w:t>
-            </w:r>
-          </w:p>
-        </w:tc>
-        <w:tc>
-          <w:tcPr>
-            <w:tcW w:type="dxa" w:w="1814"/>
-          </w:tcPr>
-          <w:p>
-            <w:pPr>
-              <w:jc w:val="center"/>
-            </w:pPr>
-            <w:r/>
-            <w:r>
-              <w:rPr>
-                <w:b w:val="0"/>
-                <w:color w:val="2E3B47"/>
-              </w:rPr>
-              <w:t>1</w:t>
-            </w:r>
-          </w:p>
-        </w:tc>
-        <w:tc>
-          <w:tcPr>
-            <w:tcW w:type="dxa" w:w="1814"/>
-          </w:tcPr>
-          <w:p>
-            <w:pPr>
-              <w:jc w:val="center"/>
-            </w:pPr>
-            <w:r/>
-            <w:r>
-              <w:rPr>
-                <w:b w:val="0"/>
-                <w:color w:val="2E3B47"/>
-              </w:rPr>
-              <w:t>1</w:t>
-            </w:r>
-          </w:p>
+          <w:p/>
+        </w:tc>
+        <w:tc>
+          <w:tcPr>
+            <w:tcW w:type="dxa" w:w="1814"/>
+          </w:tcPr>
+          <w:p/>
+        </w:tc>
+        <w:tc>
+          <w:tcPr>
+            <w:tcW w:type="dxa" w:w="1814"/>
+          </w:tcPr>
+          <w:p/>
+        </w:tc>
+        <w:tc>
+          <w:tcPr>
+            <w:tcW w:type="dxa" w:w="1814"/>
+          </w:tcPr>
+          <w:p/>
+        </w:tc>
+        <w:tc>
+          <w:tcPr>
+            <w:tcW w:type="dxa" w:w="1814"/>
+          </w:tcPr>
+          <w:p/>
+        </w:tc>
+      </w:tr>
+      <w:tr>
+        <w:tc>
+          <w:tcPr>
+            <w:tcW w:type="dxa" w:w="1814"/>
+          </w:tcPr>
+          <w:p/>
+        </w:tc>
+        <w:tc>
+          <w:tcPr>
+            <w:tcW w:type="dxa" w:w="1814"/>
+          </w:tcPr>
+          <w:p/>
+        </w:tc>
+        <w:tc>
+          <w:tcPr>
+            <w:tcW w:type="dxa" w:w="1814"/>
+          </w:tcPr>
+          <w:p/>
+        </w:tc>
+        <w:tc>
+          <w:tcPr>
+            <w:tcW w:type="dxa" w:w="1814"/>
+          </w:tcPr>
+          <w:p/>
+        </w:tc>
+        <w:tc>
+          <w:tcPr>
+            <w:tcW w:type="dxa" w:w="1814"/>
+          </w:tcPr>
+          <w:p/>
+        </w:tc>
+      </w:tr>
+      <w:tr>
+        <w:tc>
+          <w:tcPr>
+            <w:tcW w:type="dxa" w:w="1814"/>
+          </w:tcPr>
+          <w:p/>
+        </w:tc>
+        <w:tc>
+          <w:tcPr>
+            <w:tcW w:type="dxa" w:w="1814"/>
+          </w:tcPr>
+          <w:p/>
+        </w:tc>
+        <w:tc>
+          <w:tcPr>
+            <w:tcW w:type="dxa" w:w="1814"/>
+          </w:tcPr>
+          <w:p/>
+        </w:tc>
+        <w:tc>
+          <w:tcPr>
+            <w:tcW w:type="dxa" w:w="1814"/>
+          </w:tcPr>
+          <w:p/>
+        </w:tc>
+        <w:tc>
+          <w:tcPr>
+            <w:tcW w:type="dxa" w:w="1814"/>
+          </w:tcPr>
+          <w:p/>
+        </w:tc>
+      </w:tr>
+      <w:tr>
+        <w:tc>
+          <w:tcPr>
+            <w:tcW w:type="dxa" w:w="1814"/>
+          </w:tcPr>
+          <w:p/>
+        </w:tc>
+        <w:tc>
+          <w:tcPr>
+            <w:tcW w:type="dxa" w:w="1814"/>
+          </w:tcPr>
+          <w:p/>
+        </w:tc>
+        <w:tc>
+          <w:tcPr>
+            <w:tcW w:type="dxa" w:w="1814"/>
+          </w:tcPr>
+          <w:p/>
+        </w:tc>
+        <w:tc>
+          <w:tcPr>
+            <w:tcW w:type="dxa" w:w="1814"/>
+          </w:tcPr>
+          <w:p/>
+        </w:tc>
+        <w:tc>
+          <w:tcPr>
+            <w:tcW w:type="dxa" w:w="1814"/>
+          </w:tcPr>
+          <w:p/>
         </w:tc>
       </w:tr>
     </w:tbl>
+    <w:p>
+      <w:r>
+        <w:rPr>
+          <w:i/>
+          <w:color w:val="59636E"/>
+          <w:sz w:val="18"/>
+        </w:rPr>
+        <w:t>Soort verandering: stop medicatie / extra medicatie / verandering dosis</w:t>
+      </w:r>
+    </w:p>
     <w:p/>
     <w:tbl>
       <w:tblPr>
@@ -4841,7 +4349,7 @@
           <w:i w:val="0"/>
           <w:color w:val="2E3B47"/>
         </w:rPr>
-        <w:t>Is uw medicatiegebruik veranderd ten opzichte van vorige week? Kruis aan:</w:t>
+        <w:t>Is uw medicatiegebruik veranderd ten opzichte van vorige week?</w:t>
       </w:r>
     </w:p>
     <w:p>
@@ -4859,7 +4367,7 @@
           <w:i w:val="0"/>
           <w:color w:val="2E3B47"/>
         </w:rPr>
-        <w:t>☐ Ja: vul de veranderingen aan in onderstaande tabel (zie voorbeeldrijen).</w:t>
+        <w:t>☐ Ja: vul de veranderingen aan in onderstaande tabel.</w:t>
       </w:r>
     </w:p>
     <w:tbl>
@@ -4989,43 +4497,43 @@
                 <w:b w:val="0"/>
                 <w:color w:val="2E3B47"/>
               </w:rPr>
-              <w:t>Ibuprofen</w:t>
-            </w:r>
-          </w:p>
-        </w:tc>
-        <w:tc>
-          <w:tcPr>
-            <w:tcW w:type="dxa" w:w="1814"/>
-          </w:tcPr>
-          <w:p>
-            <w:pPr>
-              <w:jc w:val="center"/>
-            </w:pPr>
-            <w:r/>
-            <w:r>
-              <w:rPr>
-                <w:b w:val="0"/>
-                <w:color w:val="2E3B47"/>
-              </w:rPr>
-              <w:t>Stop medicatie</w:t>
-            </w:r>
-          </w:p>
-        </w:tc>
-        <w:tc>
-          <w:tcPr>
-            <w:tcW w:type="dxa" w:w="1814"/>
-          </w:tcPr>
-          <w:p>
-            <w:pPr>
-              <w:jc w:val="center"/>
-            </w:pPr>
-            <w:r/>
-            <w:r>
-              <w:rPr>
-                <w:b w:val="0"/>
-                <w:color w:val="2E3B47"/>
-              </w:rPr>
-              <w:t>500 mg</w:t>
+              <w:t>Voorbeeld: Dafalgan</w:t>
+            </w:r>
+          </w:p>
+        </w:tc>
+        <w:tc>
+          <w:tcPr>
+            <w:tcW w:type="dxa" w:w="1814"/>
+          </w:tcPr>
+          <w:p>
+            <w:pPr>
+              <w:jc w:val="center"/>
+            </w:pPr>
+            <w:r/>
+            <w:r>
+              <w:rPr>
+                <w:b w:val="0"/>
+                <w:color w:val="2E3B47"/>
+              </w:rPr>
+              <w:t>Verandering dosis</w:t>
+            </w:r>
+          </w:p>
+        </w:tc>
+        <w:tc>
+          <w:tcPr>
+            <w:tcW w:type="dxa" w:w="1814"/>
+          </w:tcPr>
+          <w:p>
+            <w:pPr>
+              <w:jc w:val="center"/>
+            </w:pPr>
+            <w:r/>
+            <w:r>
+              <w:rPr>
+                <w:b w:val="0"/>
+                <w:color w:val="2E3B47"/>
+              </w:rPr>
+              <w:t>100 mg</w:t>
             </w:r>
           </w:p>
         </w:tc>
@@ -5061,98 +4569,6 @@
                 <w:b w:val="0"/>
                 <w:color w:val="2E3B47"/>
               </w:rPr>
-              <w:t>0</w:t>
-            </w:r>
-          </w:p>
-        </w:tc>
-      </w:tr>
-      <w:tr>
-        <w:tc>
-          <w:tcPr>
-            <w:tcW w:type="dxa" w:w="1814"/>
-          </w:tcPr>
-          <w:p>
-            <w:pPr>
-              <w:jc w:val="center"/>
-            </w:pPr>
-            <w:r/>
-            <w:r>
-              <w:rPr>
-                <w:b w:val="0"/>
-                <w:color w:val="2E3B47"/>
-              </w:rPr>
-              <w:t>Dafalgan</w:t>
-            </w:r>
-          </w:p>
-        </w:tc>
-        <w:tc>
-          <w:tcPr>
-            <w:tcW w:type="dxa" w:w="1814"/>
-          </w:tcPr>
-          <w:p>
-            <w:pPr>
-              <w:jc w:val="center"/>
-            </w:pPr>
-            <w:r/>
-            <w:r>
-              <w:rPr>
-                <w:b w:val="0"/>
-                <w:color w:val="2E3B47"/>
-              </w:rPr>
-              <w:t>Verandering dosis</w:t>
-            </w:r>
-          </w:p>
-        </w:tc>
-        <w:tc>
-          <w:tcPr>
-            <w:tcW w:type="dxa" w:w="1814"/>
-          </w:tcPr>
-          <w:p>
-            <w:pPr>
-              <w:jc w:val="center"/>
-            </w:pPr>
-            <w:r/>
-            <w:r>
-              <w:rPr>
-                <w:b w:val="0"/>
-                <w:color w:val="2E3B47"/>
-              </w:rPr>
-              <w:t>100 mg</w:t>
-            </w:r>
-          </w:p>
-        </w:tc>
-        <w:tc>
-          <w:tcPr>
-            <w:tcW w:type="dxa" w:w="1814"/>
-          </w:tcPr>
-          <w:p>
-            <w:pPr>
-              <w:jc w:val="center"/>
-            </w:pPr>
-            <w:r/>
-            <w:r>
-              <w:rPr>
-                <w:b w:val="0"/>
-                <w:color w:val="2E3B47"/>
-              </w:rPr>
-              <w:t>1</w:t>
-            </w:r>
-          </w:p>
-        </w:tc>
-        <w:tc>
-          <w:tcPr>
-            <w:tcW w:type="dxa" w:w="1814"/>
-          </w:tcPr>
-          <w:p>
-            <w:pPr>
-              <w:jc w:val="center"/>
-            </w:pPr>
-            <w:r/>
-            <w:r>
-              <w:rPr>
-                <w:b w:val="0"/>
-                <w:color w:val="2E3B47"/>
-              </w:rPr>
               <w:t>7</w:t>
             </w:r>
           </w:p>
@@ -5163,94 +4579,140 @@
           <w:tcPr>
             <w:tcW w:type="dxa" w:w="1814"/>
           </w:tcPr>
-          <w:p>
-            <w:pPr>
-              <w:jc w:val="center"/>
-            </w:pPr>
-            <w:r/>
-            <w:r>
-              <w:rPr>
-                <w:b w:val="0"/>
-                <w:color w:val="2E3B47"/>
-              </w:rPr>
-              <w:t>Gaviscon</w:t>
-            </w:r>
-          </w:p>
-        </w:tc>
-        <w:tc>
-          <w:tcPr>
-            <w:tcW w:type="dxa" w:w="1814"/>
-          </w:tcPr>
-          <w:p>
-            <w:pPr>
-              <w:jc w:val="center"/>
-            </w:pPr>
-            <w:r/>
-            <w:r>
-              <w:rPr>
-                <w:b w:val="0"/>
-                <w:color w:val="2E3B47"/>
-              </w:rPr>
-              <w:t>Extra medicatie</w:t>
-            </w:r>
-          </w:p>
-        </w:tc>
-        <w:tc>
-          <w:tcPr>
-            <w:tcW w:type="dxa" w:w="1814"/>
-          </w:tcPr>
-          <w:p>
-            <w:pPr>
-              <w:jc w:val="center"/>
-            </w:pPr>
-            <w:r/>
-            <w:r>
-              <w:rPr>
-                <w:b w:val="0"/>
-                <w:color w:val="2E3B47"/>
-              </w:rPr>
-              <w:t>250 mg</w:t>
-            </w:r>
-          </w:p>
-        </w:tc>
-        <w:tc>
-          <w:tcPr>
-            <w:tcW w:type="dxa" w:w="1814"/>
-          </w:tcPr>
-          <w:p>
-            <w:pPr>
-              <w:jc w:val="center"/>
-            </w:pPr>
-            <w:r/>
-            <w:r>
-              <w:rPr>
-                <w:b w:val="0"/>
-                <w:color w:val="2E3B47"/>
-              </w:rPr>
-              <w:t>1</w:t>
-            </w:r>
-          </w:p>
-        </w:tc>
-        <w:tc>
-          <w:tcPr>
-            <w:tcW w:type="dxa" w:w="1814"/>
-          </w:tcPr>
-          <w:p>
-            <w:pPr>
-              <w:jc w:val="center"/>
-            </w:pPr>
-            <w:r/>
-            <w:r>
-              <w:rPr>
-                <w:b w:val="0"/>
-                <w:color w:val="2E3B47"/>
-              </w:rPr>
-              <w:t>1</w:t>
-            </w:r>
-          </w:p>
+          <w:p/>
+        </w:tc>
+        <w:tc>
+          <w:tcPr>
+            <w:tcW w:type="dxa" w:w="1814"/>
+          </w:tcPr>
+          <w:p/>
+        </w:tc>
+        <w:tc>
+          <w:tcPr>
+            <w:tcW w:type="dxa" w:w="1814"/>
+          </w:tcPr>
+          <w:p/>
+        </w:tc>
+        <w:tc>
+          <w:tcPr>
+            <w:tcW w:type="dxa" w:w="1814"/>
+          </w:tcPr>
+          <w:p/>
+        </w:tc>
+        <w:tc>
+          <w:tcPr>
+            <w:tcW w:type="dxa" w:w="1814"/>
+          </w:tcPr>
+          <w:p/>
+        </w:tc>
+      </w:tr>
+      <w:tr>
+        <w:tc>
+          <w:tcPr>
+            <w:tcW w:type="dxa" w:w="1814"/>
+          </w:tcPr>
+          <w:p/>
+        </w:tc>
+        <w:tc>
+          <w:tcPr>
+            <w:tcW w:type="dxa" w:w="1814"/>
+          </w:tcPr>
+          <w:p/>
+        </w:tc>
+        <w:tc>
+          <w:tcPr>
+            <w:tcW w:type="dxa" w:w="1814"/>
+          </w:tcPr>
+          <w:p/>
+        </w:tc>
+        <w:tc>
+          <w:tcPr>
+            <w:tcW w:type="dxa" w:w="1814"/>
+          </w:tcPr>
+          <w:p/>
+        </w:tc>
+        <w:tc>
+          <w:tcPr>
+            <w:tcW w:type="dxa" w:w="1814"/>
+          </w:tcPr>
+          <w:p/>
+        </w:tc>
+      </w:tr>
+      <w:tr>
+        <w:tc>
+          <w:tcPr>
+            <w:tcW w:type="dxa" w:w="1814"/>
+          </w:tcPr>
+          <w:p/>
+        </w:tc>
+        <w:tc>
+          <w:tcPr>
+            <w:tcW w:type="dxa" w:w="1814"/>
+          </w:tcPr>
+          <w:p/>
+        </w:tc>
+        <w:tc>
+          <w:tcPr>
+            <w:tcW w:type="dxa" w:w="1814"/>
+          </w:tcPr>
+          <w:p/>
+        </w:tc>
+        <w:tc>
+          <w:tcPr>
+            <w:tcW w:type="dxa" w:w="1814"/>
+          </w:tcPr>
+          <w:p/>
+        </w:tc>
+        <w:tc>
+          <w:tcPr>
+            <w:tcW w:type="dxa" w:w="1814"/>
+          </w:tcPr>
+          <w:p/>
+        </w:tc>
+      </w:tr>
+      <w:tr>
+        <w:tc>
+          <w:tcPr>
+            <w:tcW w:type="dxa" w:w="1814"/>
+          </w:tcPr>
+          <w:p/>
+        </w:tc>
+        <w:tc>
+          <w:tcPr>
+            <w:tcW w:type="dxa" w:w="1814"/>
+          </w:tcPr>
+          <w:p/>
+        </w:tc>
+        <w:tc>
+          <w:tcPr>
+            <w:tcW w:type="dxa" w:w="1814"/>
+          </w:tcPr>
+          <w:p/>
+        </w:tc>
+        <w:tc>
+          <w:tcPr>
+            <w:tcW w:type="dxa" w:w="1814"/>
+          </w:tcPr>
+          <w:p/>
+        </w:tc>
+        <w:tc>
+          <w:tcPr>
+            <w:tcW w:type="dxa" w:w="1814"/>
+          </w:tcPr>
+          <w:p/>
         </w:tc>
       </w:tr>
     </w:tbl>
+    <w:p>
+      <w:r>
+        <w:rPr>
+          <w:i/>
+          <w:color w:val="59636E"/>
+          <w:sz w:val="18"/>
+        </w:rPr>
+        <w:t>Soort verandering: stop medicatie / extra medicatie / verandering dosis</w:t>
+      </w:r>
+    </w:p>
     <w:p/>
     <w:tbl>
       <w:tblPr>
@@ -5286,7 +4748,7 @@
           <w:i w:val="0"/>
           <w:color w:val="2E3B47"/>
         </w:rPr>
-        <w:t>Is uw medicatiegebruik veranderd ten opzichte van vorige week? Kruis aan:</w:t>
+        <w:t>Is uw medicatiegebruik veranderd ten opzichte van vorige week?</w:t>
       </w:r>
     </w:p>
     <w:p>
@@ -5304,7 +4766,7 @@
           <w:i w:val="0"/>
           <w:color w:val="2E3B47"/>
         </w:rPr>
-        <w:t>☐ Ja: vul de veranderingen aan in onderstaande tabel (zie voorbeeldrijen).</w:t>
+        <w:t>☐ Ja: vul de veranderingen aan in onderstaande tabel.</w:t>
       </w:r>
     </w:p>
     <w:tbl>
@@ -5434,43 +4896,43 @@
                 <w:b w:val="0"/>
                 <w:color w:val="2E3B47"/>
               </w:rPr>
-              <w:t>Ibuprofen</w:t>
-            </w:r>
-          </w:p>
-        </w:tc>
-        <w:tc>
-          <w:tcPr>
-            <w:tcW w:type="dxa" w:w="1814"/>
-          </w:tcPr>
-          <w:p>
-            <w:pPr>
-              <w:jc w:val="center"/>
-            </w:pPr>
-            <w:r/>
-            <w:r>
-              <w:rPr>
-                <w:b w:val="0"/>
-                <w:color w:val="2E3B47"/>
-              </w:rPr>
-              <w:t>Stop medicatie</w:t>
-            </w:r>
-          </w:p>
-        </w:tc>
-        <w:tc>
-          <w:tcPr>
-            <w:tcW w:type="dxa" w:w="1814"/>
-          </w:tcPr>
-          <w:p>
-            <w:pPr>
-              <w:jc w:val="center"/>
-            </w:pPr>
-            <w:r/>
-            <w:r>
-              <w:rPr>
-                <w:b w:val="0"/>
-                <w:color w:val="2E3B47"/>
-              </w:rPr>
-              <w:t>500 mg</w:t>
+              <w:t>Voorbeeld: Dafalgan</w:t>
+            </w:r>
+          </w:p>
+        </w:tc>
+        <w:tc>
+          <w:tcPr>
+            <w:tcW w:type="dxa" w:w="1814"/>
+          </w:tcPr>
+          <w:p>
+            <w:pPr>
+              <w:jc w:val="center"/>
+            </w:pPr>
+            <w:r/>
+            <w:r>
+              <w:rPr>
+                <w:b w:val="0"/>
+                <w:color w:val="2E3B47"/>
+              </w:rPr>
+              <w:t>Verandering dosis</w:t>
+            </w:r>
+          </w:p>
+        </w:tc>
+        <w:tc>
+          <w:tcPr>
+            <w:tcW w:type="dxa" w:w="1814"/>
+          </w:tcPr>
+          <w:p>
+            <w:pPr>
+              <w:jc w:val="center"/>
+            </w:pPr>
+            <w:r/>
+            <w:r>
+              <w:rPr>
+                <w:b w:val="0"/>
+                <w:color w:val="2E3B47"/>
+              </w:rPr>
+              <w:t>100 mg</w:t>
             </w:r>
           </w:p>
         </w:tc>
@@ -5506,98 +4968,6 @@
                 <w:b w:val="0"/>
                 <w:color w:val="2E3B47"/>
               </w:rPr>
-              <w:t>0</w:t>
-            </w:r>
-          </w:p>
-        </w:tc>
-      </w:tr>
-      <w:tr>
-        <w:tc>
-          <w:tcPr>
-            <w:tcW w:type="dxa" w:w="1814"/>
-          </w:tcPr>
-          <w:p>
-            <w:pPr>
-              <w:jc w:val="center"/>
-            </w:pPr>
-            <w:r/>
-            <w:r>
-              <w:rPr>
-                <w:b w:val="0"/>
-                <w:color w:val="2E3B47"/>
-              </w:rPr>
-              <w:t>Dafalgan</w:t>
-            </w:r>
-          </w:p>
-        </w:tc>
-        <w:tc>
-          <w:tcPr>
-            <w:tcW w:type="dxa" w:w="1814"/>
-          </w:tcPr>
-          <w:p>
-            <w:pPr>
-              <w:jc w:val="center"/>
-            </w:pPr>
-            <w:r/>
-            <w:r>
-              <w:rPr>
-                <w:b w:val="0"/>
-                <w:color w:val="2E3B47"/>
-              </w:rPr>
-              <w:t>Verandering dosis</w:t>
-            </w:r>
-          </w:p>
-        </w:tc>
-        <w:tc>
-          <w:tcPr>
-            <w:tcW w:type="dxa" w:w="1814"/>
-          </w:tcPr>
-          <w:p>
-            <w:pPr>
-              <w:jc w:val="center"/>
-            </w:pPr>
-            <w:r/>
-            <w:r>
-              <w:rPr>
-                <w:b w:val="0"/>
-                <w:color w:val="2E3B47"/>
-              </w:rPr>
-              <w:t>100 mg</w:t>
-            </w:r>
-          </w:p>
-        </w:tc>
-        <w:tc>
-          <w:tcPr>
-            <w:tcW w:type="dxa" w:w="1814"/>
-          </w:tcPr>
-          <w:p>
-            <w:pPr>
-              <w:jc w:val="center"/>
-            </w:pPr>
-            <w:r/>
-            <w:r>
-              <w:rPr>
-                <w:b w:val="0"/>
-                <w:color w:val="2E3B47"/>
-              </w:rPr>
-              <w:t>1</w:t>
-            </w:r>
-          </w:p>
-        </w:tc>
-        <w:tc>
-          <w:tcPr>
-            <w:tcW w:type="dxa" w:w="1814"/>
-          </w:tcPr>
-          <w:p>
-            <w:pPr>
-              <w:jc w:val="center"/>
-            </w:pPr>
-            <w:r/>
-            <w:r>
-              <w:rPr>
-                <w:b w:val="0"/>
-                <w:color w:val="2E3B47"/>
-              </w:rPr>
               <w:t>7</w:t>
             </w:r>
           </w:p>
@@ -5608,94 +4978,140 @@
           <w:tcPr>
             <w:tcW w:type="dxa" w:w="1814"/>
           </w:tcPr>
-          <w:p>
-            <w:pPr>
-              <w:jc w:val="center"/>
-            </w:pPr>
-            <w:r/>
-            <w:r>
-              <w:rPr>
-                <w:b w:val="0"/>
-                <w:color w:val="2E3B47"/>
-              </w:rPr>
-              <w:t>Gaviscon</w:t>
-            </w:r>
-          </w:p>
-        </w:tc>
-        <w:tc>
-          <w:tcPr>
-            <w:tcW w:type="dxa" w:w="1814"/>
-          </w:tcPr>
-          <w:p>
-            <w:pPr>
-              <w:jc w:val="center"/>
-            </w:pPr>
-            <w:r/>
-            <w:r>
-              <w:rPr>
-                <w:b w:val="0"/>
-                <w:color w:val="2E3B47"/>
-              </w:rPr>
-              <w:t>Extra medicatie</w:t>
-            </w:r>
-          </w:p>
-        </w:tc>
-        <w:tc>
-          <w:tcPr>
-            <w:tcW w:type="dxa" w:w="1814"/>
-          </w:tcPr>
-          <w:p>
-            <w:pPr>
-              <w:jc w:val="center"/>
-            </w:pPr>
-            <w:r/>
-            <w:r>
-              <w:rPr>
-                <w:b w:val="0"/>
-                <w:color w:val="2E3B47"/>
-              </w:rPr>
-              <w:t>250 mg</w:t>
-            </w:r>
-          </w:p>
-        </w:tc>
-        <w:tc>
-          <w:tcPr>
-            <w:tcW w:type="dxa" w:w="1814"/>
-          </w:tcPr>
-          <w:p>
-            <w:pPr>
-              <w:jc w:val="center"/>
-            </w:pPr>
-            <w:r/>
-            <w:r>
-              <w:rPr>
-                <w:b w:val="0"/>
-                <w:color w:val="2E3B47"/>
-              </w:rPr>
-              <w:t>1</w:t>
-            </w:r>
-          </w:p>
-        </w:tc>
-        <w:tc>
-          <w:tcPr>
-            <w:tcW w:type="dxa" w:w="1814"/>
-          </w:tcPr>
-          <w:p>
-            <w:pPr>
-              <w:jc w:val="center"/>
-            </w:pPr>
-            <w:r/>
-            <w:r>
-              <w:rPr>
-                <w:b w:val="0"/>
-                <w:color w:val="2E3B47"/>
-              </w:rPr>
-              <w:t>1</w:t>
-            </w:r>
-          </w:p>
+          <w:p/>
+        </w:tc>
+        <w:tc>
+          <w:tcPr>
+            <w:tcW w:type="dxa" w:w="1814"/>
+          </w:tcPr>
+          <w:p/>
+        </w:tc>
+        <w:tc>
+          <w:tcPr>
+            <w:tcW w:type="dxa" w:w="1814"/>
+          </w:tcPr>
+          <w:p/>
+        </w:tc>
+        <w:tc>
+          <w:tcPr>
+            <w:tcW w:type="dxa" w:w="1814"/>
+          </w:tcPr>
+          <w:p/>
+        </w:tc>
+        <w:tc>
+          <w:tcPr>
+            <w:tcW w:type="dxa" w:w="1814"/>
+          </w:tcPr>
+          <w:p/>
+        </w:tc>
+      </w:tr>
+      <w:tr>
+        <w:tc>
+          <w:tcPr>
+            <w:tcW w:type="dxa" w:w="1814"/>
+          </w:tcPr>
+          <w:p/>
+        </w:tc>
+        <w:tc>
+          <w:tcPr>
+            <w:tcW w:type="dxa" w:w="1814"/>
+          </w:tcPr>
+          <w:p/>
+        </w:tc>
+        <w:tc>
+          <w:tcPr>
+            <w:tcW w:type="dxa" w:w="1814"/>
+          </w:tcPr>
+          <w:p/>
+        </w:tc>
+        <w:tc>
+          <w:tcPr>
+            <w:tcW w:type="dxa" w:w="1814"/>
+          </w:tcPr>
+          <w:p/>
+        </w:tc>
+        <w:tc>
+          <w:tcPr>
+            <w:tcW w:type="dxa" w:w="1814"/>
+          </w:tcPr>
+          <w:p/>
+        </w:tc>
+      </w:tr>
+      <w:tr>
+        <w:tc>
+          <w:tcPr>
+            <w:tcW w:type="dxa" w:w="1814"/>
+          </w:tcPr>
+          <w:p/>
+        </w:tc>
+        <w:tc>
+          <w:tcPr>
+            <w:tcW w:type="dxa" w:w="1814"/>
+          </w:tcPr>
+          <w:p/>
+        </w:tc>
+        <w:tc>
+          <w:tcPr>
+            <w:tcW w:type="dxa" w:w="1814"/>
+          </w:tcPr>
+          <w:p/>
+        </w:tc>
+        <w:tc>
+          <w:tcPr>
+            <w:tcW w:type="dxa" w:w="1814"/>
+          </w:tcPr>
+          <w:p/>
+        </w:tc>
+        <w:tc>
+          <w:tcPr>
+            <w:tcW w:type="dxa" w:w="1814"/>
+          </w:tcPr>
+          <w:p/>
+        </w:tc>
+      </w:tr>
+      <w:tr>
+        <w:tc>
+          <w:tcPr>
+            <w:tcW w:type="dxa" w:w="1814"/>
+          </w:tcPr>
+          <w:p/>
+        </w:tc>
+        <w:tc>
+          <w:tcPr>
+            <w:tcW w:type="dxa" w:w="1814"/>
+          </w:tcPr>
+          <w:p/>
+        </w:tc>
+        <w:tc>
+          <w:tcPr>
+            <w:tcW w:type="dxa" w:w="1814"/>
+          </w:tcPr>
+          <w:p/>
+        </w:tc>
+        <w:tc>
+          <w:tcPr>
+            <w:tcW w:type="dxa" w:w="1814"/>
+          </w:tcPr>
+          <w:p/>
+        </w:tc>
+        <w:tc>
+          <w:tcPr>
+            <w:tcW w:type="dxa" w:w="1814"/>
+          </w:tcPr>
+          <w:p/>
         </w:tc>
       </w:tr>
     </w:tbl>
+    <w:p>
+      <w:r>
+        <w:rPr>
+          <w:i/>
+          <w:color w:val="59636E"/>
+          <w:sz w:val="18"/>
+        </w:rPr>
+        <w:t>Soort verandering: stop medicatie / extra medicatie / verandering dosis</w:t>
+      </w:r>
+    </w:p>
     <w:p/>
     <w:tbl>
       <w:tblPr>
@@ -5731,7 +5147,7 @@
           <w:i w:val="0"/>
           <w:color w:val="2E3B47"/>
         </w:rPr>
-        <w:t>Is uw medicatiegebruik veranderd ten opzichte van vorige week? Kruis aan:</w:t>
+        <w:t>Is uw medicatiegebruik veranderd ten opzichte van vorige week?</w:t>
       </w:r>
     </w:p>
     <w:p>
@@ -5749,7 +5165,7 @@
           <w:i w:val="0"/>
           <w:color w:val="2E3B47"/>
         </w:rPr>
-        <w:t>☐ Ja: vul de veranderingen aan in onderstaande tabel (zie voorbeeldrijen).</w:t>
+        <w:t>☐ Ja: vul de veranderingen aan in onderstaande tabel.</w:t>
       </w:r>
     </w:p>
     <w:tbl>
@@ -5879,43 +5295,43 @@
                 <w:b w:val="0"/>
                 <w:color w:val="2E3B47"/>
               </w:rPr>
-              <w:t>Ibuprofen</w:t>
-            </w:r>
-          </w:p>
-        </w:tc>
-        <w:tc>
-          <w:tcPr>
-            <w:tcW w:type="dxa" w:w="1814"/>
-          </w:tcPr>
-          <w:p>
-            <w:pPr>
-              <w:jc w:val="center"/>
-            </w:pPr>
-            <w:r/>
-            <w:r>
-              <w:rPr>
-                <w:b w:val="0"/>
-                <w:color w:val="2E3B47"/>
-              </w:rPr>
-              <w:t>Stop medicatie</w:t>
-            </w:r>
-          </w:p>
-        </w:tc>
-        <w:tc>
-          <w:tcPr>
-            <w:tcW w:type="dxa" w:w="1814"/>
-          </w:tcPr>
-          <w:p>
-            <w:pPr>
-              <w:jc w:val="center"/>
-            </w:pPr>
-            <w:r/>
-            <w:r>
-              <w:rPr>
-                <w:b w:val="0"/>
-                <w:color w:val="2E3B47"/>
-              </w:rPr>
-              <w:t>500 mg</w:t>
+              <w:t>Voorbeeld: Dafalgan</w:t>
+            </w:r>
+          </w:p>
+        </w:tc>
+        <w:tc>
+          <w:tcPr>
+            <w:tcW w:type="dxa" w:w="1814"/>
+          </w:tcPr>
+          <w:p>
+            <w:pPr>
+              <w:jc w:val="center"/>
+            </w:pPr>
+            <w:r/>
+            <w:r>
+              <w:rPr>
+                <w:b w:val="0"/>
+                <w:color w:val="2E3B47"/>
+              </w:rPr>
+              <w:t>Verandering dosis</w:t>
+            </w:r>
+          </w:p>
+        </w:tc>
+        <w:tc>
+          <w:tcPr>
+            <w:tcW w:type="dxa" w:w="1814"/>
+          </w:tcPr>
+          <w:p>
+            <w:pPr>
+              <w:jc w:val="center"/>
+            </w:pPr>
+            <w:r/>
+            <w:r>
+              <w:rPr>
+                <w:b w:val="0"/>
+                <w:color w:val="2E3B47"/>
+              </w:rPr>
+              <w:t>100 mg</w:t>
             </w:r>
           </w:p>
         </w:tc>
@@ -5951,98 +5367,6 @@
                 <w:b w:val="0"/>
                 <w:color w:val="2E3B47"/>
               </w:rPr>
-              <w:t>0</w:t>
-            </w:r>
-          </w:p>
-        </w:tc>
-      </w:tr>
-      <w:tr>
-        <w:tc>
-          <w:tcPr>
-            <w:tcW w:type="dxa" w:w="1814"/>
-          </w:tcPr>
-          <w:p>
-            <w:pPr>
-              <w:jc w:val="center"/>
-            </w:pPr>
-            <w:r/>
-            <w:r>
-              <w:rPr>
-                <w:b w:val="0"/>
-                <w:color w:val="2E3B47"/>
-              </w:rPr>
-              <w:t>Dafalgan</w:t>
-            </w:r>
-          </w:p>
-        </w:tc>
-        <w:tc>
-          <w:tcPr>
-            <w:tcW w:type="dxa" w:w="1814"/>
-          </w:tcPr>
-          <w:p>
-            <w:pPr>
-              <w:jc w:val="center"/>
-            </w:pPr>
-            <w:r/>
-            <w:r>
-              <w:rPr>
-                <w:b w:val="0"/>
-                <w:color w:val="2E3B47"/>
-              </w:rPr>
-              <w:t>Verandering dosis</w:t>
-            </w:r>
-          </w:p>
-        </w:tc>
-        <w:tc>
-          <w:tcPr>
-            <w:tcW w:type="dxa" w:w="1814"/>
-          </w:tcPr>
-          <w:p>
-            <w:pPr>
-              <w:jc w:val="center"/>
-            </w:pPr>
-            <w:r/>
-            <w:r>
-              <w:rPr>
-                <w:b w:val="0"/>
-                <w:color w:val="2E3B47"/>
-              </w:rPr>
-              <w:t>100 mg</w:t>
-            </w:r>
-          </w:p>
-        </w:tc>
-        <w:tc>
-          <w:tcPr>
-            <w:tcW w:type="dxa" w:w="1814"/>
-          </w:tcPr>
-          <w:p>
-            <w:pPr>
-              <w:jc w:val="center"/>
-            </w:pPr>
-            <w:r/>
-            <w:r>
-              <w:rPr>
-                <w:b w:val="0"/>
-                <w:color w:val="2E3B47"/>
-              </w:rPr>
-              <w:t>1</w:t>
-            </w:r>
-          </w:p>
-        </w:tc>
-        <w:tc>
-          <w:tcPr>
-            <w:tcW w:type="dxa" w:w="1814"/>
-          </w:tcPr>
-          <w:p>
-            <w:pPr>
-              <w:jc w:val="center"/>
-            </w:pPr>
-            <w:r/>
-            <w:r>
-              <w:rPr>
-                <w:b w:val="0"/>
-                <w:color w:val="2E3B47"/>
-              </w:rPr>
               <w:t>7</w:t>
             </w:r>
           </w:p>
@@ -6053,94 +5377,140 @@
           <w:tcPr>
             <w:tcW w:type="dxa" w:w="1814"/>
           </w:tcPr>
-          <w:p>
-            <w:pPr>
-              <w:jc w:val="center"/>
-            </w:pPr>
-            <w:r/>
-            <w:r>
-              <w:rPr>
-                <w:b w:val="0"/>
-                <w:color w:val="2E3B47"/>
-              </w:rPr>
-              <w:t>Gaviscon</w:t>
-            </w:r>
-          </w:p>
-        </w:tc>
-        <w:tc>
-          <w:tcPr>
-            <w:tcW w:type="dxa" w:w="1814"/>
-          </w:tcPr>
-          <w:p>
-            <w:pPr>
-              <w:jc w:val="center"/>
-            </w:pPr>
-            <w:r/>
-            <w:r>
-              <w:rPr>
-                <w:b w:val="0"/>
-                <w:color w:val="2E3B47"/>
-              </w:rPr>
-              <w:t>Extra medicatie</w:t>
-            </w:r>
-          </w:p>
-        </w:tc>
-        <w:tc>
-          <w:tcPr>
-            <w:tcW w:type="dxa" w:w="1814"/>
-          </w:tcPr>
-          <w:p>
-            <w:pPr>
-              <w:jc w:val="center"/>
-            </w:pPr>
-            <w:r/>
-            <w:r>
-              <w:rPr>
-                <w:b w:val="0"/>
-                <w:color w:val="2E3B47"/>
-              </w:rPr>
-              <w:t>250 mg</w:t>
-            </w:r>
-          </w:p>
-        </w:tc>
-        <w:tc>
-          <w:tcPr>
-            <w:tcW w:type="dxa" w:w="1814"/>
-          </w:tcPr>
-          <w:p>
-            <w:pPr>
-              <w:jc w:val="center"/>
-            </w:pPr>
-            <w:r/>
-            <w:r>
-              <w:rPr>
-                <w:b w:val="0"/>
-                <w:color w:val="2E3B47"/>
-              </w:rPr>
-              <w:t>1</w:t>
-            </w:r>
-          </w:p>
-        </w:tc>
-        <w:tc>
-          <w:tcPr>
-            <w:tcW w:type="dxa" w:w="1814"/>
-          </w:tcPr>
-          <w:p>
-            <w:pPr>
-              <w:jc w:val="center"/>
-            </w:pPr>
-            <w:r/>
-            <w:r>
-              <w:rPr>
-                <w:b w:val="0"/>
-                <w:color w:val="2E3B47"/>
-              </w:rPr>
-              <w:t>1</w:t>
-            </w:r>
-          </w:p>
+          <w:p/>
+        </w:tc>
+        <w:tc>
+          <w:tcPr>
+            <w:tcW w:type="dxa" w:w="1814"/>
+          </w:tcPr>
+          <w:p/>
+        </w:tc>
+        <w:tc>
+          <w:tcPr>
+            <w:tcW w:type="dxa" w:w="1814"/>
+          </w:tcPr>
+          <w:p/>
+        </w:tc>
+        <w:tc>
+          <w:tcPr>
+            <w:tcW w:type="dxa" w:w="1814"/>
+          </w:tcPr>
+          <w:p/>
+        </w:tc>
+        <w:tc>
+          <w:tcPr>
+            <w:tcW w:type="dxa" w:w="1814"/>
+          </w:tcPr>
+          <w:p/>
+        </w:tc>
+      </w:tr>
+      <w:tr>
+        <w:tc>
+          <w:tcPr>
+            <w:tcW w:type="dxa" w:w="1814"/>
+          </w:tcPr>
+          <w:p/>
+        </w:tc>
+        <w:tc>
+          <w:tcPr>
+            <w:tcW w:type="dxa" w:w="1814"/>
+          </w:tcPr>
+          <w:p/>
+        </w:tc>
+        <w:tc>
+          <w:tcPr>
+            <w:tcW w:type="dxa" w:w="1814"/>
+          </w:tcPr>
+          <w:p/>
+        </w:tc>
+        <w:tc>
+          <w:tcPr>
+            <w:tcW w:type="dxa" w:w="1814"/>
+          </w:tcPr>
+          <w:p/>
+        </w:tc>
+        <w:tc>
+          <w:tcPr>
+            <w:tcW w:type="dxa" w:w="1814"/>
+          </w:tcPr>
+          <w:p/>
+        </w:tc>
+      </w:tr>
+      <w:tr>
+        <w:tc>
+          <w:tcPr>
+            <w:tcW w:type="dxa" w:w="1814"/>
+          </w:tcPr>
+          <w:p/>
+        </w:tc>
+        <w:tc>
+          <w:tcPr>
+            <w:tcW w:type="dxa" w:w="1814"/>
+          </w:tcPr>
+          <w:p/>
+        </w:tc>
+        <w:tc>
+          <w:tcPr>
+            <w:tcW w:type="dxa" w:w="1814"/>
+          </w:tcPr>
+          <w:p/>
+        </w:tc>
+        <w:tc>
+          <w:tcPr>
+            <w:tcW w:type="dxa" w:w="1814"/>
+          </w:tcPr>
+          <w:p/>
+        </w:tc>
+        <w:tc>
+          <w:tcPr>
+            <w:tcW w:type="dxa" w:w="1814"/>
+          </w:tcPr>
+          <w:p/>
+        </w:tc>
+      </w:tr>
+      <w:tr>
+        <w:tc>
+          <w:tcPr>
+            <w:tcW w:type="dxa" w:w="1814"/>
+          </w:tcPr>
+          <w:p/>
+        </w:tc>
+        <w:tc>
+          <w:tcPr>
+            <w:tcW w:type="dxa" w:w="1814"/>
+          </w:tcPr>
+          <w:p/>
+        </w:tc>
+        <w:tc>
+          <w:tcPr>
+            <w:tcW w:type="dxa" w:w="1814"/>
+          </w:tcPr>
+          <w:p/>
+        </w:tc>
+        <w:tc>
+          <w:tcPr>
+            <w:tcW w:type="dxa" w:w="1814"/>
+          </w:tcPr>
+          <w:p/>
+        </w:tc>
+        <w:tc>
+          <w:tcPr>
+            <w:tcW w:type="dxa" w:w="1814"/>
+          </w:tcPr>
+          <w:p/>
         </w:tc>
       </w:tr>
     </w:tbl>
+    <w:p>
+      <w:r>
+        <w:rPr>
+          <w:i/>
+          <w:color w:val="59636E"/>
+          <w:sz w:val="18"/>
+        </w:rPr>
+        <w:t>Soort verandering: stop medicatie / extra medicatie / verandering dosis</w:t>
+      </w:r>
+    </w:p>
     <w:p/>
     <w:p>
       <w:r>
@@ -6244,42 +5614,6 @@
     </w:p>
     <w:p>
       <w:r>
-        <w:rPr>
-          <w:i w:val="0"/>
-          <w:color w:val="2E3B47"/>
-        </w:rPr>
-        <w:t>......................................................................................................................</w:t>
-      </w:r>
-    </w:p>
-    <w:p>
-      <w:r>
-        <w:rPr>
-          <w:i w:val="0"/>
-          <w:color w:val="2E3B47"/>
-        </w:rPr>
-        <w:t>......................................................................................................................</w:t>
-      </w:r>
-    </w:p>
-    <w:p>
-      <w:r>
-        <w:rPr>
-          <w:i w:val="0"/>
-          <w:color w:val="2E3B47"/>
-        </w:rPr>
-        <w:t>......................................................................................................................</w:t>
-      </w:r>
-    </w:p>
-    <w:p>
-      <w:r>
-        <w:rPr>
-          <w:i w:val="0"/>
-          <w:color w:val="2E3B47"/>
-        </w:rPr>
-        <w:t>......................................................................................................................</w:t>
-      </w:r>
-    </w:p>
-    <w:p>
-      <w:r>
         <w:br w:type="page"/>
       </w:r>
     </w:p>
@@ -6309,16 +5643,7 @@
           <w:i w:val="0"/>
           <w:color w:val="2E3B47"/>
         </w:rPr>
-        <w:t>Sommige deelnemers krijgen, los van de PARADISE-studie, sessies bij bijvoorbeeld een kinesist, ergotherapeut, podotherapeut of een andere zorgverlener (bijvoorbeeld voor een andere aandoening dan uw voetproblematiek). Telkens wanneer u zo'n sessie hebt, vragen we u een aantal vragen te beantwoorden.</w:t>
-      </w:r>
-    </w:p>
-    <w:p>
-      <w:r>
-        <w:rPr>
-          <w:i w:val="0"/>
-          <w:color w:val="2E3B47"/>
-        </w:rPr>
-        <w:t>Meestal gaat het om herhaaldelijk contact. In de tabel mag u de periode waarbinnen deze plaatsvonden noteren en daaronder aangeven hoeveel sessies u heeft gehad.</w:t>
+        <w:t>Sommige deelnemers krijgen, los van de PARADISE-studie, sessies bij bijvoorbeeld een kinesist, ergotherapeut, podotherapeut of een andere zorgverlener (bijvoorbeeld voor een andere aandoening dan uw voetproblematiek). Telkens wanneer u zo'n sessie hebt, noteert u dit hier.</w:t>
       </w:r>
     </w:p>
     <w:p>
@@ -6488,7 +5813,7 @@
                 <w:b/>
                 <w:color w:val="123A5F"/>
               </w:rPr>
-              <w:t>Hoeveel tijd nam dit in beslag (sessie + wachttijd + reisweg)?</w:t>
+              <w:t>Tijdsduur (sessie + wachttijd + reisweg)</w:t>
             </w:r>
           </w:p>
         </w:tc>
@@ -6520,9 +5845,7 @@
                 <w:b/>
                 <w:color w:val="123A5F"/>
               </w:rPr>
-              <w:t>Wat waren de kosten?</w:t>
-              <w:br/>
-              <w:t>U hoeft enkel in te vullen wat u weet.</w:t>
+              <w:t>Kosten (enkel invullen wat u weet)</w:t>
             </w:r>
           </w:p>
         </w:tc>
@@ -6537,9 +5860,9 @@
                 <w:b w:val="0"/>
                 <w:color w:val="2E3B47"/>
               </w:rPr>
-              <w:t>Totaal (€): ....................  Aandeel mutualiteit (€): ....................</w:t>
-              <w:br/>
-              <w:t>Remgeld (€): ....................  Aandeel verzekering (indien van toepassing): ....................</w:t>
+              <w:t>Totaal (€): ..........  Aandeel mutualiteit (€): ..........</w:t>
+              <w:br/>
+              <w:t>Remgeld (€): ..........  Aandeel verzekering: ..........</w:t>
             </w:r>
           </w:p>
         </w:tc>
@@ -6699,7 +6022,7 @@
                 <w:b/>
                 <w:color w:val="123A5F"/>
               </w:rPr>
-              <w:t>Hoeveel tijd nam dit in beslag (sessie + wachttijd + reisweg)?</w:t>
+              <w:t>Tijdsduur (sessie + wachttijd + reisweg)</w:t>
             </w:r>
           </w:p>
         </w:tc>
@@ -6731,9 +6054,7 @@
                 <w:b/>
                 <w:color w:val="123A5F"/>
               </w:rPr>
-              <w:t>Wat waren de kosten?</w:t>
-              <w:br/>
-              <w:t>U hoeft enkel in te vullen wat u weet.</w:t>
+              <w:t>Kosten (enkel invullen wat u weet)</w:t>
             </w:r>
           </w:p>
         </w:tc>
@@ -6748,9 +6069,9 @@
                 <w:b w:val="0"/>
                 <w:color w:val="2E3B47"/>
               </w:rPr>
-              <w:t>Totaal (€): ....................  Aandeel mutualiteit (€): ....................</w:t>
-              <w:br/>
-              <w:t>Remgeld (€): ....................  Aandeel verzekering (indien van toepassing): ....................</w:t>
+              <w:t>Totaal (€): ..........  Aandeel mutualiteit (€): ..........</w:t>
+              <w:br/>
+              <w:t>Remgeld (€): ..........  Aandeel verzekering: ..........</w:t>
             </w:r>
           </w:p>
         </w:tc>
@@ -6910,7 +6231,7 @@
                 <w:b/>
                 <w:color w:val="123A5F"/>
               </w:rPr>
-              <w:t>Hoeveel tijd nam dit in beslag (sessie + wachttijd + reisweg)?</w:t>
+              <w:t>Tijdsduur (sessie + wachttijd + reisweg)</w:t>
             </w:r>
           </w:p>
         </w:tc>
@@ -6942,9 +6263,7 @@
                 <w:b/>
                 <w:color w:val="123A5F"/>
               </w:rPr>
-              <w:t>Wat waren de kosten?</w:t>
-              <w:br/>
-              <w:t>U hoeft enkel in te vullen wat u weet.</w:t>
+              <w:t>Kosten (enkel invullen wat u weet)</w:t>
             </w:r>
           </w:p>
         </w:tc>
@@ -6959,9 +6278,9 @@
                 <w:b w:val="0"/>
                 <w:color w:val="2E3B47"/>
               </w:rPr>
-              <w:t>Totaal (€): ....................  Aandeel mutualiteit (€): ....................</w:t>
-              <w:br/>
-              <w:t>Remgeld (€): ....................  Aandeel verzekering (indien van toepassing): ....................</w:t>
+              <w:t>Totaal (€): ..........  Aandeel mutualiteit (€): ..........</w:t>
+              <w:br/>
+              <w:t>Remgeld (€): ..........  Aandeel verzekering: ..........</w:t>
             </w:r>
           </w:p>
         </w:tc>
@@ -7070,42 +6389,6 @@
     </w:p>
     <w:p>
       <w:r>
-        <w:rPr>
-          <w:i w:val="0"/>
-          <w:color w:val="2E3B47"/>
-        </w:rPr>
-        <w:t>......................................................................................................................</w:t>
-      </w:r>
-    </w:p>
-    <w:p>
-      <w:r>
-        <w:rPr>
-          <w:i w:val="0"/>
-          <w:color w:val="2E3B47"/>
-        </w:rPr>
-        <w:t>......................................................................................................................</w:t>
-      </w:r>
-    </w:p>
-    <w:p>
-      <w:r>
-        <w:rPr>
-          <w:i w:val="0"/>
-          <w:color w:val="2E3B47"/>
-        </w:rPr>
-        <w:t>......................................................................................................................</w:t>
-      </w:r>
-    </w:p>
-    <w:p>
-      <w:r>
-        <w:rPr>
-          <w:i w:val="0"/>
-          <w:color w:val="2E3B47"/>
-        </w:rPr>
-        <w:t>......................................................................................................................</w:t>
-      </w:r>
-    </w:p>
-    <w:p>
-      <w:r>
         <w:br w:type="page"/>
       </w:r>
     </w:p>
@@ -7135,7 +6418,7 @@
           <w:i w:val="0"/>
           <w:color w:val="2E3B47"/>
         </w:rPr>
-        <w:t>In dit deel verzoeken we u, telkens wanneer u contact hebt met een dienst binnen de gezondheidszorg, een aantal vragen hierover in te vullen. Met diensten bedoelen we alle personen/centra waar u op consultatie gaat omwille van uw gezondheid, zoals bijvoorbeeld uw huisarts, diabetoloog, vaatchirurg… Zowel telefoongesprekken, individuele consultaties en andere consultaties vragen we u hierin te noteren.</w:t>
+        <w:t>Telkens wanneer u contact hebt met een dienst binnen de gezondheidszorg (bijvoorbeeld uw huisarts, diabetoloog, vaatchirurg…) noteert u hier de gevraagde informatie. Zowel telefoongesprekken, individuele consultaties als andere consultaties horen hierin thuis.</w:t>
       </w:r>
     </w:p>
     <w:p>
@@ -7153,7 +6436,7 @@
           <w:i w:val="0"/>
           <w:color w:val="2E3B47"/>
         </w:rPr>
-        <w:t>Wij vragen u per consultatie één rij in de tabel in te vullen.</w:t>
+        <w:t>Eén rij per consultatie.</w:t>
       </w:r>
     </w:p>
     <w:p>
@@ -7285,12 +6568,12 @@
                 <w:b w:val="0"/>
                 <w:color w:val="2E3B47"/>
               </w:rPr>
-              <w:t>___ / ___ / ____</w:t>
+              <w:t>___/___/____</w:t>
               <w:br/>
               <w:br/>
               <w:t>☐ Huisarts</w:t>
               <w:br/>
-              <w:t>☐ Podoloog (buiten de studie)</w:t>
+              <w:t>☐ Podoloog (buiten studie)</w:t>
               <w:br/>
               <w:t>☐ Diabetoloog/endocrinoloog</w:t>
               <w:br/>
@@ -7298,31 +6581,31 @@
               <w:br/>
               <w:t>☐ Orthopedisch chirurg</w:t>
               <w:br/>
-              <w:t>☐ Andere: ..................</w:t>
-            </w:r>
-          </w:p>
-        </w:tc>
-        <w:tc>
-          <w:tcPr>
-            <w:tcW w:type="dxa" w:w="1814"/>
-          </w:tcPr>
-          <w:p>
-            <w:r/>
-            <w:r>
-              <w:rPr>
-                <w:b w:val="0"/>
-                <w:color w:val="2E3B47"/>
-              </w:rPr>
-              <w:t>☐ Gewone consultatie</w:t>
+              <w:t>☐ Andere: ......</w:t>
+            </w:r>
+          </w:p>
+        </w:tc>
+        <w:tc>
+          <w:tcPr>
+            <w:tcW w:type="dxa" w:w="1814"/>
+          </w:tcPr>
+          <w:p>
+            <w:r/>
+            <w:r>
+              <w:rPr>
+                <w:b w:val="0"/>
+                <w:color w:val="2E3B47"/>
+              </w:rPr>
+              <w:t>☐ Consultatie</w:t>
               <w:br/>
               <w:t>☐ Telefonisch*</w:t>
               <w:br/>
               <w:t>☐ E-mail*</w:t>
               <w:br/>
-              <w:t>☐ Andere: ..................</w:t>
-              <w:br/>
-              <w:br/>
-              <w:t>*rest van de rij mag open blijven</w:t>
+              <w:t>☐ Andere: ......</w:t>
+              <w:br/>
+              <w:br/>
+              <w:t>*rest mag leeg</w:t>
             </w:r>
           </w:p>
         </w:tc>
@@ -7343,71 +6626,71 @@
               <w:br/>
               <w:t>☐ Aan huis</w:t>
               <w:br/>
-              <w:t>☐ Andere: ..................</w:t>
-            </w:r>
-          </w:p>
-        </w:tc>
-        <w:tc>
-          <w:tcPr>
-            <w:tcW w:type="dxa" w:w="1814"/>
-          </w:tcPr>
-          <w:p>
-            <w:r/>
-            <w:r>
-              <w:rPr>
-                <w:b w:val="0"/>
-                <w:color w:val="2E3B47"/>
-              </w:rPr>
-              <w:t>☐ Minder dan 1 uur</w:t>
-              <w:br/>
-              <w:t>☐ 1 tot 2 uur</w:t>
-              <w:br/>
-              <w:t>☐ 3 tot 4 uur</w:t>
-              <w:br/>
-              <w:t>☐ Meer dan 4 uur</w:t>
-            </w:r>
-          </w:p>
-        </w:tc>
-        <w:tc>
-          <w:tcPr>
-            <w:tcW w:type="dxa" w:w="1814"/>
-          </w:tcPr>
-          <w:p>
-            <w:r/>
-            <w:r>
-              <w:rPr>
-                <w:b w:val="0"/>
-                <w:color w:val="2E3B47"/>
-              </w:rPr>
-              <w:t>Totaal (€): ..................</w:t>
-              <w:br/>
-              <w:t>Aandeel mutualiteit (€): ..................</w:t>
-              <w:br/>
-              <w:t>Remgeld (€): ..................</w:t>
-              <w:br/>
-              <w:t>Aandeel verzekering: ..................</w:t>
-            </w:r>
-          </w:p>
-        </w:tc>
-      </w:tr>
-      <w:tr>
-        <w:tc>
-          <w:tcPr>
-            <w:tcW w:type="dxa" w:w="1814"/>
-          </w:tcPr>
-          <w:p>
-            <w:r/>
-            <w:r>
-              <w:rPr>
-                <w:b w:val="0"/>
-                <w:color w:val="2E3B47"/>
-              </w:rPr>
-              <w:t>___ / ___ / ____</w:t>
+              <w:t>☐ Andere: ......</w:t>
+            </w:r>
+          </w:p>
+        </w:tc>
+        <w:tc>
+          <w:tcPr>
+            <w:tcW w:type="dxa" w:w="1814"/>
+          </w:tcPr>
+          <w:p>
+            <w:r/>
+            <w:r>
+              <w:rPr>
+                <w:b w:val="0"/>
+                <w:color w:val="2E3B47"/>
+              </w:rPr>
+              <w:t>☐ &lt; 1 uur</w:t>
+              <w:br/>
+              <w:t>☐ 1-2 uur</w:t>
+              <w:br/>
+              <w:t>☐ 3-4 uur</w:t>
+              <w:br/>
+              <w:t>☐ &gt; 4 uur</w:t>
+            </w:r>
+          </w:p>
+        </w:tc>
+        <w:tc>
+          <w:tcPr>
+            <w:tcW w:type="dxa" w:w="1814"/>
+          </w:tcPr>
+          <w:p>
+            <w:r/>
+            <w:r>
+              <w:rPr>
+                <w:b w:val="0"/>
+                <w:color w:val="2E3B47"/>
+              </w:rPr>
+              <w:t>Totaal (€): ......</w:t>
+              <w:br/>
+              <w:t>Mutualiteit (€): ......</w:t>
+              <w:br/>
+              <w:t>Remgeld (€): ......</w:t>
+              <w:br/>
+              <w:t>Verzekering: ......</w:t>
+            </w:r>
+          </w:p>
+        </w:tc>
+      </w:tr>
+      <w:tr>
+        <w:tc>
+          <w:tcPr>
+            <w:tcW w:type="dxa" w:w="1814"/>
+          </w:tcPr>
+          <w:p>
+            <w:r/>
+            <w:r>
+              <w:rPr>
+                <w:b w:val="0"/>
+                <w:color w:val="2E3B47"/>
+              </w:rPr>
+              <w:t>___/___/____</w:t>
               <w:br/>
               <w:br/>
               <w:t>☐ Huisarts</w:t>
               <w:br/>
-              <w:t>☐ Podoloog (buiten de studie)</w:t>
+              <w:t>☐ Podoloog (buiten studie)</w:t>
               <w:br/>
               <w:t>☐ Diabetoloog/endocrinoloog</w:t>
               <w:br/>
@@ -7415,31 +6698,31 @@
               <w:br/>
               <w:t>☐ Orthopedisch chirurg</w:t>
               <w:br/>
-              <w:t>☐ Andere: ..................</w:t>
-            </w:r>
-          </w:p>
-        </w:tc>
-        <w:tc>
-          <w:tcPr>
-            <w:tcW w:type="dxa" w:w="1814"/>
-          </w:tcPr>
-          <w:p>
-            <w:r/>
-            <w:r>
-              <w:rPr>
-                <w:b w:val="0"/>
-                <w:color w:val="2E3B47"/>
-              </w:rPr>
-              <w:t>☐ Gewone consultatie</w:t>
+              <w:t>☐ Andere: ......</w:t>
+            </w:r>
+          </w:p>
+        </w:tc>
+        <w:tc>
+          <w:tcPr>
+            <w:tcW w:type="dxa" w:w="1814"/>
+          </w:tcPr>
+          <w:p>
+            <w:r/>
+            <w:r>
+              <w:rPr>
+                <w:b w:val="0"/>
+                <w:color w:val="2E3B47"/>
+              </w:rPr>
+              <w:t>☐ Consultatie</w:t>
               <w:br/>
               <w:t>☐ Telefonisch*</w:t>
               <w:br/>
               <w:t>☐ E-mail*</w:t>
               <w:br/>
-              <w:t>☐ Andere: ..................</w:t>
-              <w:br/>
-              <w:br/>
-              <w:t>*rest van de rij mag open blijven</w:t>
+              <w:t>☐ Andere: ......</w:t>
+              <w:br/>
+              <w:br/>
+              <w:t>*rest mag leeg</w:t>
             </w:r>
           </w:p>
         </w:tc>
@@ -7460,71 +6743,71 @@
               <w:br/>
               <w:t>☐ Aan huis</w:t>
               <w:br/>
-              <w:t>☐ Andere: ..................</w:t>
-            </w:r>
-          </w:p>
-        </w:tc>
-        <w:tc>
-          <w:tcPr>
-            <w:tcW w:type="dxa" w:w="1814"/>
-          </w:tcPr>
-          <w:p>
-            <w:r/>
-            <w:r>
-              <w:rPr>
-                <w:b w:val="0"/>
-                <w:color w:val="2E3B47"/>
-              </w:rPr>
-              <w:t>☐ Minder dan 1 uur</w:t>
-              <w:br/>
-              <w:t>☐ 1 tot 2 uur</w:t>
-              <w:br/>
-              <w:t>☐ 3 tot 4 uur</w:t>
-              <w:br/>
-              <w:t>☐ Meer dan 4 uur</w:t>
-            </w:r>
-          </w:p>
-        </w:tc>
-        <w:tc>
-          <w:tcPr>
-            <w:tcW w:type="dxa" w:w="1814"/>
-          </w:tcPr>
-          <w:p>
-            <w:r/>
-            <w:r>
-              <w:rPr>
-                <w:b w:val="0"/>
-                <w:color w:val="2E3B47"/>
-              </w:rPr>
-              <w:t>Totaal (€): ..................</w:t>
-              <w:br/>
-              <w:t>Aandeel mutualiteit (€): ..................</w:t>
-              <w:br/>
-              <w:t>Remgeld (€): ..................</w:t>
-              <w:br/>
-              <w:t>Aandeel verzekering: ..................</w:t>
-            </w:r>
-          </w:p>
-        </w:tc>
-      </w:tr>
-      <w:tr>
-        <w:tc>
-          <w:tcPr>
-            <w:tcW w:type="dxa" w:w="1814"/>
-          </w:tcPr>
-          <w:p>
-            <w:r/>
-            <w:r>
-              <w:rPr>
-                <w:b w:val="0"/>
-                <w:color w:val="2E3B47"/>
-              </w:rPr>
-              <w:t>___ / ___ / ____</w:t>
+              <w:t>☐ Andere: ......</w:t>
+            </w:r>
+          </w:p>
+        </w:tc>
+        <w:tc>
+          <w:tcPr>
+            <w:tcW w:type="dxa" w:w="1814"/>
+          </w:tcPr>
+          <w:p>
+            <w:r/>
+            <w:r>
+              <w:rPr>
+                <w:b w:val="0"/>
+                <w:color w:val="2E3B47"/>
+              </w:rPr>
+              <w:t>☐ &lt; 1 uur</w:t>
+              <w:br/>
+              <w:t>☐ 1-2 uur</w:t>
+              <w:br/>
+              <w:t>☐ 3-4 uur</w:t>
+              <w:br/>
+              <w:t>☐ &gt; 4 uur</w:t>
+            </w:r>
+          </w:p>
+        </w:tc>
+        <w:tc>
+          <w:tcPr>
+            <w:tcW w:type="dxa" w:w="1814"/>
+          </w:tcPr>
+          <w:p>
+            <w:r/>
+            <w:r>
+              <w:rPr>
+                <w:b w:val="0"/>
+                <w:color w:val="2E3B47"/>
+              </w:rPr>
+              <w:t>Totaal (€): ......</w:t>
+              <w:br/>
+              <w:t>Mutualiteit (€): ......</w:t>
+              <w:br/>
+              <w:t>Remgeld (€): ......</w:t>
+              <w:br/>
+              <w:t>Verzekering: ......</w:t>
+            </w:r>
+          </w:p>
+        </w:tc>
+      </w:tr>
+      <w:tr>
+        <w:tc>
+          <w:tcPr>
+            <w:tcW w:type="dxa" w:w="1814"/>
+          </w:tcPr>
+          <w:p>
+            <w:r/>
+            <w:r>
+              <w:rPr>
+                <w:b w:val="0"/>
+                <w:color w:val="2E3B47"/>
+              </w:rPr>
+              <w:t>___/___/____</w:t>
               <w:br/>
               <w:br/>
               <w:t>☐ Huisarts</w:t>
               <w:br/>
-              <w:t>☐ Podoloog (buiten de studie)</w:t>
+              <w:t>☐ Podoloog (buiten studie)</w:t>
               <w:br/>
               <w:t>☐ Diabetoloog/endocrinoloog</w:t>
               <w:br/>
@@ -7532,31 +6815,31 @@
               <w:br/>
               <w:t>☐ Orthopedisch chirurg</w:t>
               <w:br/>
-              <w:t>☐ Andere: ..................</w:t>
-            </w:r>
-          </w:p>
-        </w:tc>
-        <w:tc>
-          <w:tcPr>
-            <w:tcW w:type="dxa" w:w="1814"/>
-          </w:tcPr>
-          <w:p>
-            <w:r/>
-            <w:r>
-              <w:rPr>
-                <w:b w:val="0"/>
-                <w:color w:val="2E3B47"/>
-              </w:rPr>
-              <w:t>☐ Gewone consultatie</w:t>
+              <w:t>☐ Andere: ......</w:t>
+            </w:r>
+          </w:p>
+        </w:tc>
+        <w:tc>
+          <w:tcPr>
+            <w:tcW w:type="dxa" w:w="1814"/>
+          </w:tcPr>
+          <w:p>
+            <w:r/>
+            <w:r>
+              <w:rPr>
+                <w:b w:val="0"/>
+                <w:color w:val="2E3B47"/>
+              </w:rPr>
+              <w:t>☐ Consultatie</w:t>
               <w:br/>
               <w:t>☐ Telefonisch*</w:t>
               <w:br/>
               <w:t>☐ E-mail*</w:t>
               <w:br/>
-              <w:t>☐ Andere: ..................</w:t>
-              <w:br/>
-              <w:br/>
-              <w:t>*rest van de rij mag open blijven</w:t>
+              <w:t>☐ Andere: ......</w:t>
+              <w:br/>
+              <w:br/>
+              <w:t>*rest mag leeg</w:t>
             </w:r>
           </w:p>
         </w:tc>
@@ -7577,71 +6860,71 @@
               <w:br/>
               <w:t>☐ Aan huis</w:t>
               <w:br/>
-              <w:t>☐ Andere: ..................</w:t>
-            </w:r>
-          </w:p>
-        </w:tc>
-        <w:tc>
-          <w:tcPr>
-            <w:tcW w:type="dxa" w:w="1814"/>
-          </w:tcPr>
-          <w:p>
-            <w:r/>
-            <w:r>
-              <w:rPr>
-                <w:b w:val="0"/>
-                <w:color w:val="2E3B47"/>
-              </w:rPr>
-              <w:t>☐ Minder dan 1 uur</w:t>
-              <w:br/>
-              <w:t>☐ 1 tot 2 uur</w:t>
-              <w:br/>
-              <w:t>☐ 3 tot 4 uur</w:t>
-              <w:br/>
-              <w:t>☐ Meer dan 4 uur</w:t>
-            </w:r>
-          </w:p>
-        </w:tc>
-        <w:tc>
-          <w:tcPr>
-            <w:tcW w:type="dxa" w:w="1814"/>
-          </w:tcPr>
-          <w:p>
-            <w:r/>
-            <w:r>
-              <w:rPr>
-                <w:b w:val="0"/>
-                <w:color w:val="2E3B47"/>
-              </w:rPr>
-              <w:t>Totaal (€): ..................</w:t>
-              <w:br/>
-              <w:t>Aandeel mutualiteit (€): ..................</w:t>
-              <w:br/>
-              <w:t>Remgeld (€): ..................</w:t>
-              <w:br/>
-              <w:t>Aandeel verzekering: ..................</w:t>
-            </w:r>
-          </w:p>
-        </w:tc>
-      </w:tr>
-      <w:tr>
-        <w:tc>
-          <w:tcPr>
-            <w:tcW w:type="dxa" w:w="1814"/>
-          </w:tcPr>
-          <w:p>
-            <w:r/>
-            <w:r>
-              <w:rPr>
-                <w:b w:val="0"/>
-                <w:color w:val="2E3B47"/>
-              </w:rPr>
-              <w:t>___ / ___ / ____</w:t>
+              <w:t>☐ Andere: ......</w:t>
+            </w:r>
+          </w:p>
+        </w:tc>
+        <w:tc>
+          <w:tcPr>
+            <w:tcW w:type="dxa" w:w="1814"/>
+          </w:tcPr>
+          <w:p>
+            <w:r/>
+            <w:r>
+              <w:rPr>
+                <w:b w:val="0"/>
+                <w:color w:val="2E3B47"/>
+              </w:rPr>
+              <w:t>☐ &lt; 1 uur</w:t>
+              <w:br/>
+              <w:t>☐ 1-2 uur</w:t>
+              <w:br/>
+              <w:t>☐ 3-4 uur</w:t>
+              <w:br/>
+              <w:t>☐ &gt; 4 uur</w:t>
+            </w:r>
+          </w:p>
+        </w:tc>
+        <w:tc>
+          <w:tcPr>
+            <w:tcW w:type="dxa" w:w="1814"/>
+          </w:tcPr>
+          <w:p>
+            <w:r/>
+            <w:r>
+              <w:rPr>
+                <w:b w:val="0"/>
+                <w:color w:val="2E3B47"/>
+              </w:rPr>
+              <w:t>Totaal (€): ......</w:t>
+              <w:br/>
+              <w:t>Mutualiteit (€): ......</w:t>
+              <w:br/>
+              <w:t>Remgeld (€): ......</w:t>
+              <w:br/>
+              <w:t>Verzekering: ......</w:t>
+            </w:r>
+          </w:p>
+        </w:tc>
+      </w:tr>
+      <w:tr>
+        <w:tc>
+          <w:tcPr>
+            <w:tcW w:type="dxa" w:w="1814"/>
+          </w:tcPr>
+          <w:p>
+            <w:r/>
+            <w:r>
+              <w:rPr>
+                <w:b w:val="0"/>
+                <w:color w:val="2E3B47"/>
+              </w:rPr>
+              <w:t>___/___/____</w:t>
               <w:br/>
               <w:br/>
               <w:t>☐ Huisarts</w:t>
               <w:br/>
-              <w:t>☐ Podoloog (buiten de studie)</w:t>
+              <w:t>☐ Podoloog (buiten studie)</w:t>
               <w:br/>
               <w:t>☐ Diabetoloog/endocrinoloog</w:t>
               <w:br/>
@@ -7649,31 +6932,31 @@
               <w:br/>
               <w:t>☐ Orthopedisch chirurg</w:t>
               <w:br/>
-              <w:t>☐ Andere: ..................</w:t>
-            </w:r>
-          </w:p>
-        </w:tc>
-        <w:tc>
-          <w:tcPr>
-            <w:tcW w:type="dxa" w:w="1814"/>
-          </w:tcPr>
-          <w:p>
-            <w:r/>
-            <w:r>
-              <w:rPr>
-                <w:b w:val="0"/>
-                <w:color w:val="2E3B47"/>
-              </w:rPr>
-              <w:t>☐ Gewone consultatie</w:t>
+              <w:t>☐ Andere: ......</w:t>
+            </w:r>
+          </w:p>
+        </w:tc>
+        <w:tc>
+          <w:tcPr>
+            <w:tcW w:type="dxa" w:w="1814"/>
+          </w:tcPr>
+          <w:p>
+            <w:r/>
+            <w:r>
+              <w:rPr>
+                <w:b w:val="0"/>
+                <w:color w:val="2E3B47"/>
+              </w:rPr>
+              <w:t>☐ Consultatie</w:t>
               <w:br/>
               <w:t>☐ Telefonisch*</w:t>
               <w:br/>
               <w:t>☐ E-mail*</w:t>
               <w:br/>
-              <w:t>☐ Andere: ..................</w:t>
-              <w:br/>
-              <w:br/>
-              <w:t>*rest van de rij mag open blijven</w:t>
+              <w:t>☐ Andere: ......</w:t>
+              <w:br/>
+              <w:br/>
+              <w:t>*rest mag leeg</w:t>
             </w:r>
           </w:p>
         </w:tc>
@@ -7694,71 +6977,71 @@
               <w:br/>
               <w:t>☐ Aan huis</w:t>
               <w:br/>
-              <w:t>☐ Andere: ..................</w:t>
-            </w:r>
-          </w:p>
-        </w:tc>
-        <w:tc>
-          <w:tcPr>
-            <w:tcW w:type="dxa" w:w="1814"/>
-          </w:tcPr>
-          <w:p>
-            <w:r/>
-            <w:r>
-              <w:rPr>
-                <w:b w:val="0"/>
-                <w:color w:val="2E3B47"/>
-              </w:rPr>
-              <w:t>☐ Minder dan 1 uur</w:t>
-              <w:br/>
-              <w:t>☐ 1 tot 2 uur</w:t>
-              <w:br/>
-              <w:t>☐ 3 tot 4 uur</w:t>
-              <w:br/>
-              <w:t>☐ Meer dan 4 uur</w:t>
-            </w:r>
-          </w:p>
-        </w:tc>
-        <w:tc>
-          <w:tcPr>
-            <w:tcW w:type="dxa" w:w="1814"/>
-          </w:tcPr>
-          <w:p>
-            <w:r/>
-            <w:r>
-              <w:rPr>
-                <w:b w:val="0"/>
-                <w:color w:val="2E3B47"/>
-              </w:rPr>
-              <w:t>Totaal (€): ..................</w:t>
-              <w:br/>
-              <w:t>Aandeel mutualiteit (€): ..................</w:t>
-              <w:br/>
-              <w:t>Remgeld (€): ..................</w:t>
-              <w:br/>
-              <w:t>Aandeel verzekering: ..................</w:t>
-            </w:r>
-          </w:p>
-        </w:tc>
-      </w:tr>
-      <w:tr>
-        <w:tc>
-          <w:tcPr>
-            <w:tcW w:type="dxa" w:w="1814"/>
-          </w:tcPr>
-          <w:p>
-            <w:r/>
-            <w:r>
-              <w:rPr>
-                <w:b w:val="0"/>
-                <w:color w:val="2E3B47"/>
-              </w:rPr>
-              <w:t>___ / ___ / ____</w:t>
+              <w:t>☐ Andere: ......</w:t>
+            </w:r>
+          </w:p>
+        </w:tc>
+        <w:tc>
+          <w:tcPr>
+            <w:tcW w:type="dxa" w:w="1814"/>
+          </w:tcPr>
+          <w:p>
+            <w:r/>
+            <w:r>
+              <w:rPr>
+                <w:b w:val="0"/>
+                <w:color w:val="2E3B47"/>
+              </w:rPr>
+              <w:t>☐ &lt; 1 uur</w:t>
+              <w:br/>
+              <w:t>☐ 1-2 uur</w:t>
+              <w:br/>
+              <w:t>☐ 3-4 uur</w:t>
+              <w:br/>
+              <w:t>☐ &gt; 4 uur</w:t>
+            </w:r>
+          </w:p>
+        </w:tc>
+        <w:tc>
+          <w:tcPr>
+            <w:tcW w:type="dxa" w:w="1814"/>
+          </w:tcPr>
+          <w:p>
+            <w:r/>
+            <w:r>
+              <w:rPr>
+                <w:b w:val="0"/>
+                <w:color w:val="2E3B47"/>
+              </w:rPr>
+              <w:t>Totaal (€): ......</w:t>
+              <w:br/>
+              <w:t>Mutualiteit (€): ......</w:t>
+              <w:br/>
+              <w:t>Remgeld (€): ......</w:t>
+              <w:br/>
+              <w:t>Verzekering: ......</w:t>
+            </w:r>
+          </w:p>
+        </w:tc>
+      </w:tr>
+      <w:tr>
+        <w:tc>
+          <w:tcPr>
+            <w:tcW w:type="dxa" w:w="1814"/>
+          </w:tcPr>
+          <w:p>
+            <w:r/>
+            <w:r>
+              <w:rPr>
+                <w:b w:val="0"/>
+                <w:color w:val="2E3B47"/>
+              </w:rPr>
+              <w:t>___/___/____</w:t>
               <w:br/>
               <w:br/>
               <w:t>☐ Huisarts</w:t>
               <w:br/>
-              <w:t>☐ Podoloog (buiten de studie)</w:t>
+              <w:t>☐ Podoloog (buiten studie)</w:t>
               <w:br/>
               <w:t>☐ Diabetoloog/endocrinoloog</w:t>
               <w:br/>
@@ -7766,31 +7049,31 @@
               <w:br/>
               <w:t>☐ Orthopedisch chirurg</w:t>
               <w:br/>
-              <w:t>☐ Andere: ..................</w:t>
-            </w:r>
-          </w:p>
-        </w:tc>
-        <w:tc>
-          <w:tcPr>
-            <w:tcW w:type="dxa" w:w="1814"/>
-          </w:tcPr>
-          <w:p>
-            <w:r/>
-            <w:r>
-              <w:rPr>
-                <w:b w:val="0"/>
-                <w:color w:val="2E3B47"/>
-              </w:rPr>
-              <w:t>☐ Gewone consultatie</w:t>
+              <w:t>☐ Andere: ......</w:t>
+            </w:r>
+          </w:p>
+        </w:tc>
+        <w:tc>
+          <w:tcPr>
+            <w:tcW w:type="dxa" w:w="1814"/>
+          </w:tcPr>
+          <w:p>
+            <w:r/>
+            <w:r>
+              <w:rPr>
+                <w:b w:val="0"/>
+                <w:color w:val="2E3B47"/>
+              </w:rPr>
+              <w:t>☐ Consultatie</w:t>
               <w:br/>
               <w:t>☐ Telefonisch*</w:t>
               <w:br/>
               <w:t>☐ E-mail*</w:t>
               <w:br/>
-              <w:t>☐ Andere: ..................</w:t>
-              <w:br/>
-              <w:br/>
-              <w:t>*rest van de rij mag open blijven</w:t>
+              <w:t>☐ Andere: ......</w:t>
+              <w:br/>
+              <w:br/>
+              <w:t>*rest mag leeg</w:t>
             </w:r>
           </w:p>
         </w:tc>
@@ -7811,71 +7094,71 @@
               <w:br/>
               <w:t>☐ Aan huis</w:t>
               <w:br/>
-              <w:t>☐ Andere: ..................</w:t>
-            </w:r>
-          </w:p>
-        </w:tc>
-        <w:tc>
-          <w:tcPr>
-            <w:tcW w:type="dxa" w:w="1814"/>
-          </w:tcPr>
-          <w:p>
-            <w:r/>
-            <w:r>
-              <w:rPr>
-                <w:b w:val="0"/>
-                <w:color w:val="2E3B47"/>
-              </w:rPr>
-              <w:t>☐ Minder dan 1 uur</w:t>
-              <w:br/>
-              <w:t>☐ 1 tot 2 uur</w:t>
-              <w:br/>
-              <w:t>☐ 3 tot 4 uur</w:t>
-              <w:br/>
-              <w:t>☐ Meer dan 4 uur</w:t>
-            </w:r>
-          </w:p>
-        </w:tc>
-        <w:tc>
-          <w:tcPr>
-            <w:tcW w:type="dxa" w:w="1814"/>
-          </w:tcPr>
-          <w:p>
-            <w:r/>
-            <w:r>
-              <w:rPr>
-                <w:b w:val="0"/>
-                <w:color w:val="2E3B47"/>
-              </w:rPr>
-              <w:t>Totaal (€): ..................</w:t>
-              <w:br/>
-              <w:t>Aandeel mutualiteit (€): ..................</w:t>
-              <w:br/>
-              <w:t>Remgeld (€): ..................</w:t>
-              <w:br/>
-              <w:t>Aandeel verzekering: ..................</w:t>
-            </w:r>
-          </w:p>
-        </w:tc>
-      </w:tr>
-      <w:tr>
-        <w:tc>
-          <w:tcPr>
-            <w:tcW w:type="dxa" w:w="1814"/>
-          </w:tcPr>
-          <w:p>
-            <w:r/>
-            <w:r>
-              <w:rPr>
-                <w:b w:val="0"/>
-                <w:color w:val="2E3B47"/>
-              </w:rPr>
-              <w:t>___ / ___ / ____</w:t>
+              <w:t>☐ Andere: ......</w:t>
+            </w:r>
+          </w:p>
+        </w:tc>
+        <w:tc>
+          <w:tcPr>
+            <w:tcW w:type="dxa" w:w="1814"/>
+          </w:tcPr>
+          <w:p>
+            <w:r/>
+            <w:r>
+              <w:rPr>
+                <w:b w:val="0"/>
+                <w:color w:val="2E3B47"/>
+              </w:rPr>
+              <w:t>☐ &lt; 1 uur</w:t>
+              <w:br/>
+              <w:t>☐ 1-2 uur</w:t>
+              <w:br/>
+              <w:t>☐ 3-4 uur</w:t>
+              <w:br/>
+              <w:t>☐ &gt; 4 uur</w:t>
+            </w:r>
+          </w:p>
+        </w:tc>
+        <w:tc>
+          <w:tcPr>
+            <w:tcW w:type="dxa" w:w="1814"/>
+          </w:tcPr>
+          <w:p>
+            <w:r/>
+            <w:r>
+              <w:rPr>
+                <w:b w:val="0"/>
+                <w:color w:val="2E3B47"/>
+              </w:rPr>
+              <w:t>Totaal (€): ......</w:t>
+              <w:br/>
+              <w:t>Mutualiteit (€): ......</w:t>
+              <w:br/>
+              <w:t>Remgeld (€): ......</w:t>
+              <w:br/>
+              <w:t>Verzekering: ......</w:t>
+            </w:r>
+          </w:p>
+        </w:tc>
+      </w:tr>
+      <w:tr>
+        <w:tc>
+          <w:tcPr>
+            <w:tcW w:type="dxa" w:w="1814"/>
+          </w:tcPr>
+          <w:p>
+            <w:r/>
+            <w:r>
+              <w:rPr>
+                <w:b w:val="0"/>
+                <w:color w:val="2E3B47"/>
+              </w:rPr>
+              <w:t>___/___/____</w:t>
               <w:br/>
               <w:br/>
               <w:t>☐ Huisarts</w:t>
               <w:br/>
-              <w:t>☐ Podoloog (buiten de studie)</w:t>
+              <w:t>☐ Podoloog (buiten studie)</w:t>
               <w:br/>
               <w:t>☐ Diabetoloog/endocrinoloog</w:t>
               <w:br/>
@@ -7883,31 +7166,31 @@
               <w:br/>
               <w:t>☐ Orthopedisch chirurg</w:t>
               <w:br/>
-              <w:t>☐ Andere: ..................</w:t>
-            </w:r>
-          </w:p>
-        </w:tc>
-        <w:tc>
-          <w:tcPr>
-            <w:tcW w:type="dxa" w:w="1814"/>
-          </w:tcPr>
-          <w:p>
-            <w:r/>
-            <w:r>
-              <w:rPr>
-                <w:b w:val="0"/>
-                <w:color w:val="2E3B47"/>
-              </w:rPr>
-              <w:t>☐ Gewone consultatie</w:t>
+              <w:t>☐ Andere: ......</w:t>
+            </w:r>
+          </w:p>
+        </w:tc>
+        <w:tc>
+          <w:tcPr>
+            <w:tcW w:type="dxa" w:w="1814"/>
+          </w:tcPr>
+          <w:p>
+            <w:r/>
+            <w:r>
+              <w:rPr>
+                <w:b w:val="0"/>
+                <w:color w:val="2E3B47"/>
+              </w:rPr>
+              <w:t>☐ Consultatie</w:t>
               <w:br/>
               <w:t>☐ Telefonisch*</w:t>
               <w:br/>
               <w:t>☐ E-mail*</w:t>
               <w:br/>
-              <w:t>☐ Andere: ..................</w:t>
-              <w:br/>
-              <w:br/>
-              <w:t>*rest van de rij mag open blijven</w:t>
+              <w:t>☐ Andere: ......</w:t>
+              <w:br/>
+              <w:br/>
+              <w:t>*rest mag leeg</w:t>
             </w:r>
           </w:p>
         </w:tc>
@@ -7928,49 +7211,283 @@
               <w:br/>
               <w:t>☐ Aan huis</w:t>
               <w:br/>
-              <w:t>☐ Andere: ..................</w:t>
-            </w:r>
-          </w:p>
-        </w:tc>
-        <w:tc>
-          <w:tcPr>
-            <w:tcW w:type="dxa" w:w="1814"/>
-          </w:tcPr>
-          <w:p>
-            <w:r/>
-            <w:r>
-              <w:rPr>
-                <w:b w:val="0"/>
-                <w:color w:val="2E3B47"/>
-              </w:rPr>
-              <w:t>☐ Minder dan 1 uur</w:t>
-              <w:br/>
-              <w:t>☐ 1 tot 2 uur</w:t>
-              <w:br/>
-              <w:t>☐ 3 tot 4 uur</w:t>
-              <w:br/>
-              <w:t>☐ Meer dan 4 uur</w:t>
-            </w:r>
-          </w:p>
-        </w:tc>
-        <w:tc>
-          <w:tcPr>
-            <w:tcW w:type="dxa" w:w="1814"/>
-          </w:tcPr>
-          <w:p>
-            <w:r/>
-            <w:r>
-              <w:rPr>
-                <w:b w:val="0"/>
-                <w:color w:val="2E3B47"/>
-              </w:rPr>
-              <w:t>Totaal (€): ..................</w:t>
-              <w:br/>
-              <w:t>Aandeel mutualiteit (€): ..................</w:t>
-              <w:br/>
-              <w:t>Remgeld (€): ..................</w:t>
-              <w:br/>
-              <w:t>Aandeel verzekering: ..................</w:t>
+              <w:t>☐ Andere: ......</w:t>
+            </w:r>
+          </w:p>
+        </w:tc>
+        <w:tc>
+          <w:tcPr>
+            <w:tcW w:type="dxa" w:w="1814"/>
+          </w:tcPr>
+          <w:p>
+            <w:r/>
+            <w:r>
+              <w:rPr>
+                <w:b w:val="0"/>
+                <w:color w:val="2E3B47"/>
+              </w:rPr>
+              <w:t>☐ &lt; 1 uur</w:t>
+              <w:br/>
+              <w:t>☐ 1-2 uur</w:t>
+              <w:br/>
+              <w:t>☐ 3-4 uur</w:t>
+              <w:br/>
+              <w:t>☐ &gt; 4 uur</w:t>
+            </w:r>
+          </w:p>
+        </w:tc>
+        <w:tc>
+          <w:tcPr>
+            <w:tcW w:type="dxa" w:w="1814"/>
+          </w:tcPr>
+          <w:p>
+            <w:r/>
+            <w:r>
+              <w:rPr>
+                <w:b w:val="0"/>
+                <w:color w:val="2E3B47"/>
+              </w:rPr>
+              <w:t>Totaal (€): ......</w:t>
+              <w:br/>
+              <w:t>Mutualiteit (€): ......</w:t>
+              <w:br/>
+              <w:t>Remgeld (€): ......</w:t>
+              <w:br/>
+              <w:t>Verzekering: ......</w:t>
+            </w:r>
+          </w:p>
+        </w:tc>
+      </w:tr>
+      <w:tr>
+        <w:tc>
+          <w:tcPr>
+            <w:tcW w:type="dxa" w:w="1814"/>
+          </w:tcPr>
+          <w:p>
+            <w:r/>
+            <w:r>
+              <w:rPr>
+                <w:b w:val="0"/>
+                <w:color w:val="2E3B47"/>
+              </w:rPr>
+              <w:t>___/___/____</w:t>
+              <w:br/>
+              <w:br/>
+              <w:t>☐ Huisarts</w:t>
+              <w:br/>
+              <w:t>☐ Podoloog (buiten studie)</w:t>
+              <w:br/>
+              <w:t>☐ Diabetoloog/endocrinoloog</w:t>
+              <w:br/>
+              <w:t>☐ Vaatchirurg</w:t>
+              <w:br/>
+              <w:t>☐ Orthopedisch chirurg</w:t>
+              <w:br/>
+              <w:t>☐ Andere: ......</w:t>
+            </w:r>
+          </w:p>
+        </w:tc>
+        <w:tc>
+          <w:tcPr>
+            <w:tcW w:type="dxa" w:w="1814"/>
+          </w:tcPr>
+          <w:p>
+            <w:r/>
+            <w:r>
+              <w:rPr>
+                <w:b w:val="0"/>
+                <w:color w:val="2E3B47"/>
+              </w:rPr>
+              <w:t>☐ Consultatie</w:t>
+              <w:br/>
+              <w:t>☐ Telefonisch*</w:t>
+              <w:br/>
+              <w:t>☐ E-mail*</w:t>
+              <w:br/>
+              <w:t>☐ Andere: ......</w:t>
+              <w:br/>
+              <w:br/>
+              <w:t>*rest mag leeg</w:t>
+            </w:r>
+          </w:p>
+        </w:tc>
+        <w:tc>
+          <w:tcPr>
+            <w:tcW w:type="dxa" w:w="1814"/>
+          </w:tcPr>
+          <w:p>
+            <w:r/>
+            <w:r>
+              <w:rPr>
+                <w:b w:val="0"/>
+                <w:color w:val="2E3B47"/>
+              </w:rPr>
+              <w:t>☐ Privépraktijk</w:t>
+              <w:br/>
+              <w:t>☐ Ziekenhuis</w:t>
+              <w:br/>
+              <w:t>☐ Aan huis</w:t>
+              <w:br/>
+              <w:t>☐ Andere: ......</w:t>
+            </w:r>
+          </w:p>
+        </w:tc>
+        <w:tc>
+          <w:tcPr>
+            <w:tcW w:type="dxa" w:w="1814"/>
+          </w:tcPr>
+          <w:p>
+            <w:r/>
+            <w:r>
+              <w:rPr>
+                <w:b w:val="0"/>
+                <w:color w:val="2E3B47"/>
+              </w:rPr>
+              <w:t>☐ &lt; 1 uur</w:t>
+              <w:br/>
+              <w:t>☐ 1-2 uur</w:t>
+              <w:br/>
+              <w:t>☐ 3-4 uur</w:t>
+              <w:br/>
+              <w:t>☐ &gt; 4 uur</w:t>
+            </w:r>
+          </w:p>
+        </w:tc>
+        <w:tc>
+          <w:tcPr>
+            <w:tcW w:type="dxa" w:w="1814"/>
+          </w:tcPr>
+          <w:p>
+            <w:r/>
+            <w:r>
+              <w:rPr>
+                <w:b w:val="0"/>
+                <w:color w:val="2E3B47"/>
+              </w:rPr>
+              <w:t>Totaal (€): ......</w:t>
+              <w:br/>
+              <w:t>Mutualiteit (€): ......</w:t>
+              <w:br/>
+              <w:t>Remgeld (€): ......</w:t>
+              <w:br/>
+              <w:t>Verzekering: ......</w:t>
+            </w:r>
+          </w:p>
+        </w:tc>
+      </w:tr>
+      <w:tr>
+        <w:tc>
+          <w:tcPr>
+            <w:tcW w:type="dxa" w:w="1814"/>
+          </w:tcPr>
+          <w:p>
+            <w:r/>
+            <w:r>
+              <w:rPr>
+                <w:b w:val="0"/>
+                <w:color w:val="2E3B47"/>
+              </w:rPr>
+              <w:t>___/___/____</w:t>
+              <w:br/>
+              <w:br/>
+              <w:t>☐ Huisarts</w:t>
+              <w:br/>
+              <w:t>☐ Podoloog (buiten studie)</w:t>
+              <w:br/>
+              <w:t>☐ Diabetoloog/endocrinoloog</w:t>
+              <w:br/>
+              <w:t>☐ Vaatchirurg</w:t>
+              <w:br/>
+              <w:t>☐ Orthopedisch chirurg</w:t>
+              <w:br/>
+              <w:t>☐ Andere: ......</w:t>
+            </w:r>
+          </w:p>
+        </w:tc>
+        <w:tc>
+          <w:tcPr>
+            <w:tcW w:type="dxa" w:w="1814"/>
+          </w:tcPr>
+          <w:p>
+            <w:r/>
+            <w:r>
+              <w:rPr>
+                <w:b w:val="0"/>
+                <w:color w:val="2E3B47"/>
+              </w:rPr>
+              <w:t>☐ Consultatie</w:t>
+              <w:br/>
+              <w:t>☐ Telefonisch*</w:t>
+              <w:br/>
+              <w:t>☐ E-mail*</w:t>
+              <w:br/>
+              <w:t>☐ Andere: ......</w:t>
+              <w:br/>
+              <w:br/>
+              <w:t>*rest mag leeg</w:t>
+            </w:r>
+          </w:p>
+        </w:tc>
+        <w:tc>
+          <w:tcPr>
+            <w:tcW w:type="dxa" w:w="1814"/>
+          </w:tcPr>
+          <w:p>
+            <w:r/>
+            <w:r>
+              <w:rPr>
+                <w:b w:val="0"/>
+                <w:color w:val="2E3B47"/>
+              </w:rPr>
+              <w:t>☐ Privépraktijk</w:t>
+              <w:br/>
+              <w:t>☐ Ziekenhuis</w:t>
+              <w:br/>
+              <w:t>☐ Aan huis</w:t>
+              <w:br/>
+              <w:t>☐ Andere: ......</w:t>
+            </w:r>
+          </w:p>
+        </w:tc>
+        <w:tc>
+          <w:tcPr>
+            <w:tcW w:type="dxa" w:w="1814"/>
+          </w:tcPr>
+          <w:p>
+            <w:r/>
+            <w:r>
+              <w:rPr>
+                <w:b w:val="0"/>
+                <w:color w:val="2E3B47"/>
+              </w:rPr>
+              <w:t>☐ &lt; 1 uur</w:t>
+              <w:br/>
+              <w:t>☐ 1-2 uur</w:t>
+              <w:br/>
+              <w:t>☐ 3-4 uur</w:t>
+              <w:br/>
+              <w:t>☐ &gt; 4 uur</w:t>
+            </w:r>
+          </w:p>
+        </w:tc>
+        <w:tc>
+          <w:tcPr>
+            <w:tcW w:type="dxa" w:w="1814"/>
+          </w:tcPr>
+          <w:p>
+            <w:r/>
+            <w:r>
+              <w:rPr>
+                <w:b w:val="0"/>
+                <w:color w:val="2E3B47"/>
+              </w:rPr>
+              <w:t>Totaal (€): ......</w:t>
+              <w:br/>
+              <w:t>Mutualiteit (€): ......</w:t>
+              <w:br/>
+              <w:t>Remgeld (€): ......</w:t>
+              <w:br/>
+              <w:t>Verzekering: ......</w:t>
             </w:r>
           </w:p>
         </w:tc>
@@ -8079,42 +7596,6 @@
     </w:p>
     <w:p>
       <w:r>
-        <w:rPr>
-          <w:i w:val="0"/>
-          <w:color w:val="2E3B47"/>
-        </w:rPr>
-        <w:t>......................................................................................................................</w:t>
-      </w:r>
-    </w:p>
-    <w:p>
-      <w:r>
-        <w:rPr>
-          <w:i w:val="0"/>
-          <w:color w:val="2E3B47"/>
-        </w:rPr>
-        <w:t>......................................................................................................................</w:t>
-      </w:r>
-    </w:p>
-    <w:p>
-      <w:r>
-        <w:rPr>
-          <w:i w:val="0"/>
-          <w:color w:val="2E3B47"/>
-        </w:rPr>
-        <w:t>......................................................................................................................</w:t>
-      </w:r>
-    </w:p>
-    <w:p>
-      <w:r>
-        <w:rPr>
-          <w:i w:val="0"/>
-          <w:color w:val="2E3B47"/>
-        </w:rPr>
-        <w:t>......................................................................................................................</w:t>
-      </w:r>
-    </w:p>
-    <w:p>
-      <w:r>
         <w:br w:type="page"/>
       </w:r>
     </w:p>
@@ -8144,16 +7625,25 @@
           <w:i w:val="0"/>
           <w:color w:val="2E3B47"/>
         </w:rPr>
-        <w:t>In dit deel verzoeken we u, telkens wanneer u contact hebt met een thuisverpleegkundige (bijvoorbeeld voor wondzorg aan uw voet of een andere reden), aan te geven hoe vaak hij/zij langskomt per week.</w:t>
-      </w:r>
-    </w:p>
-    <w:p>
-      <w:r>
-        <w:rPr>
-          <w:i w:val="0"/>
-          <w:color w:val="2E3B47"/>
-        </w:rPr>
-        <w:t>We vragen u ook, op het moment dat u de facturen ontvangt, de kosten in de tweede tabel in te geven. U hoeft enkel de gegevens in te vullen die u weet.</w:t>
+        <w:t>Krijgt u op dit moment hulp van een thuisverpleegkundige (bijvoorbeeld voor wondzorg aan uw voet of een andere reden)?</w:t>
+      </w:r>
+    </w:p>
+    <w:p>
+      <w:r>
+        <w:rPr>
+          <w:i w:val="0"/>
+          <w:color w:val="2E3B47"/>
+        </w:rPr>
+        <w:t>☐ Nee, momenteel niet — ga verder naar Deel 5.</w:t>
+      </w:r>
+    </w:p>
+    <w:p>
+      <w:r>
+        <w:rPr>
+          <w:i w:val="0"/>
+          <w:color w:val="2E3B47"/>
+        </w:rPr>
+        <w:t>☐ Ja, zie hieronder.</w:t>
       </w:r>
     </w:p>
     <w:p>
@@ -8168,7 +7658,7 @@
           <w:color w:val="123A5F"/>
           <w:sz w:val="26"/>
         </w:rPr>
-        <w:t>Contactmomenten</w:t>
+        <w:t>Contactmomenten per week</w:t>
       </w:r>
     </w:p>
     <w:tbl>
@@ -8914,7 +8404,16 @@
           <w:tcPr>
             <w:tcW w:type="dxa" w:w="2268"/>
           </w:tcPr>
-          <w:p/>
+          <w:p>
+            <w:r/>
+            <w:r>
+              <w:rPr>
+                <w:b w:val="0"/>
+                <w:color w:val="2E3B47"/>
+              </w:rPr>
+              <w:t>Week 12</w:t>
+            </w:r>
+          </w:p>
         </w:tc>
         <w:tc>
           <w:tcPr>
@@ -8926,17 +8425,107 @@
           <w:tcPr>
             <w:tcW w:type="dxa" w:w="2268"/>
           </w:tcPr>
-          <w:p/>
+          <w:p>
+            <w:r/>
+            <w:r>
+              <w:rPr>
+                <w:b w:val="0"/>
+                <w:color w:val="2E3B47"/>
+              </w:rPr>
+              <w:t>..... keer per dag</w:t>
+            </w:r>
+          </w:p>
         </w:tc>
         <w:tc>
           <w:tcPr>
             <w:tcW w:type="dxa" w:w="2268"/>
           </w:tcPr>
-          <w:p/>
+          <w:p>
+            <w:r/>
+            <w:r>
+              <w:rPr>
+                <w:b w:val="0"/>
+                <w:color w:val="2E3B47"/>
+              </w:rPr>
+              <w:t>..... keer per week</w:t>
+            </w:r>
+          </w:p>
+        </w:tc>
+      </w:tr>
+      <w:tr>
+        <w:tc>
+          <w:tcPr>
+            <w:tcW w:type="dxa" w:w="2268"/>
+          </w:tcPr>
+          <w:p>
+            <w:r/>
+            <w:r>
+              <w:rPr>
+                <w:b w:val="0"/>
+                <w:color w:val="2E3B47"/>
+              </w:rPr>
+              <w:t>Week 13</w:t>
+            </w:r>
+          </w:p>
+        </w:tc>
+        <w:tc>
+          <w:tcPr>
+            <w:tcW w:type="dxa" w:w="2268"/>
+          </w:tcPr>
+          <w:p/>
+        </w:tc>
+        <w:tc>
+          <w:tcPr>
+            <w:tcW w:type="dxa" w:w="2268"/>
+          </w:tcPr>
+          <w:p>
+            <w:r/>
+            <w:r>
+              <w:rPr>
+                <w:b w:val="0"/>
+                <w:color w:val="2E3B47"/>
+              </w:rPr>
+              <w:t>..... keer per dag</w:t>
+            </w:r>
+          </w:p>
+        </w:tc>
+        <w:tc>
+          <w:tcPr>
+            <w:tcW w:type="dxa" w:w="2268"/>
+          </w:tcPr>
+          <w:p>
+            <w:r/>
+            <w:r>
+              <w:rPr>
+                <w:b w:val="0"/>
+                <w:color w:val="2E3B47"/>
+              </w:rPr>
+              <w:t>..... keer per week</w:t>
+            </w:r>
+          </w:p>
         </w:tc>
       </w:tr>
     </w:tbl>
     <w:p/>
+    <w:p>
+      <w:r>
+        <w:rPr>
+          <w:b/>
+          <w:color w:val="123A5F"/>
+          <w:sz w:val="26"/>
+        </w:rPr>
+        <w:t>Facturen</w:t>
+      </w:r>
+    </w:p>
+    <w:p>
+      <w:r>
+        <w:rPr>
+          <w:i w:val="0"/>
+          <w:color w:val="2E3B47"/>
+        </w:rPr>
+        <w:t>Vul in op het moment dat u een factuur ontvangt. U hoeft enkel in te vullen wat u weet.</w:t>
+      </w:r>
+    </w:p>
     <w:tbl>
       <w:tblPr>
         <w:tblW w:type="auto" w:w="0"/>
@@ -8950,7 +8539,7 @@
         <w:tc>
           <w:tcPr>
             <w:tcW w:type="dxa" w:w="9072"/>
-            <w:shd w:val="clear" w:color="auto" w:fill="123A5F"/>
+            <w:shd w:val="clear" w:color="auto" w:fill="5C7590"/>
           </w:tcPr>
           <w:p>
             <w:r/>
@@ -9009,7 +8598,7 @@
                 <w:b w:val="0"/>
                 <w:color w:val="2E3B47"/>
               </w:rPr>
-              <w:t>___ / ___ / ______  tot  ___ / ___ / ______ (dag/maand/jaar)</w:t>
+              <w:t>___/___/______  tot  ___/___/______</w:t>
             </w:r>
           </w:p>
         </w:tc>
@@ -9026,9 +8615,7 @@
                 <w:b/>
                 <w:color w:val="123A5F"/>
               </w:rPr>
-              <w:t>Wat was de kost?</w:t>
-              <w:br/>
-              <w:t>*Remgeld = totaal – aandeel mutualiteit</w:t>
+              <w:t>Kost (*Remgeld = totaal – mutualiteit)</w:t>
             </w:r>
           </w:p>
         </w:tc>
@@ -9043,13 +8630,9 @@
                 <w:b w:val="0"/>
                 <w:color w:val="2E3B47"/>
               </w:rPr>
-              <w:t>Totaal (€): ....................</w:t>
-              <w:br/>
-              <w:t>Aandeel mutualiteit (€): ....................</w:t>
-              <w:br/>
-              <w:t>Remgeld* (€): ....................</w:t>
-              <w:br/>
-              <w:t>Aandeel verzekering: ....................</w:t>
+              <w:t>Totaal (€): ..........  Mutualiteit (€): ..........</w:t>
+              <w:br/>
+              <w:t>Remgeld* (€): ..........  Verzekering: ..........</w:t>
             </w:r>
           </w:p>
         </w:tc>
@@ -9069,7 +8652,7 @@
         <w:tc>
           <w:tcPr>
             <w:tcW w:type="dxa" w:w="9072"/>
-            <w:shd w:val="clear" w:color="auto" w:fill="123A5F"/>
+            <w:shd w:val="clear" w:color="auto" w:fill="5C7590"/>
           </w:tcPr>
           <w:p>
             <w:r/>
@@ -9128,7 +8711,7 @@
                 <w:b w:val="0"/>
                 <w:color w:val="2E3B47"/>
               </w:rPr>
-              <w:t>___ / ___ / ______  tot  ___ / ___ / ______ (dag/maand/jaar)</w:t>
+              <w:t>___/___/______  tot  ___/___/______</w:t>
             </w:r>
           </w:p>
         </w:tc>
@@ -9145,9 +8728,7 @@
                 <w:b/>
                 <w:color w:val="123A5F"/>
               </w:rPr>
-              <w:t>Wat was de kost?</w:t>
-              <w:br/>
-              <w:t>*Remgeld = totaal – aandeel mutualiteit</w:t>
+              <w:t>Kost (*Remgeld = totaal – mutualiteit)</w:t>
             </w:r>
           </w:p>
         </w:tc>
@@ -9162,13 +8743,9 @@
                 <w:b w:val="0"/>
                 <w:color w:val="2E3B47"/>
               </w:rPr>
-              <w:t>Totaal (€): ....................</w:t>
-              <w:br/>
-              <w:t>Aandeel mutualiteit (€): ....................</w:t>
-              <w:br/>
-              <w:t>Remgeld* (€): ....................</w:t>
-              <w:br/>
-              <w:t>Aandeel verzekering: ....................</w:t>
+              <w:t>Totaal (€): ..........  Mutualiteit (€): ..........</w:t>
+              <w:br/>
+              <w:t>Remgeld* (€): ..........  Verzekering: ..........</w:t>
             </w:r>
           </w:p>
         </w:tc>
@@ -9188,7 +8765,7 @@
         <w:tc>
           <w:tcPr>
             <w:tcW w:type="dxa" w:w="9072"/>
-            <w:shd w:val="clear" w:color="auto" w:fill="123A5F"/>
+            <w:shd w:val="clear" w:color="auto" w:fill="5C7590"/>
           </w:tcPr>
           <w:p>
             <w:r/>
@@ -9247,7 +8824,7 @@
                 <w:b w:val="0"/>
                 <w:color w:val="2E3B47"/>
               </w:rPr>
-              <w:t>___ / ___ / ______  tot  ___ / ___ / ______ (dag/maand/jaar)</w:t>
+              <w:t>___/___/______  tot  ___/___/______</w:t>
             </w:r>
           </w:p>
         </w:tc>
@@ -9264,9 +8841,7 @@
                 <w:b/>
                 <w:color w:val="123A5F"/>
               </w:rPr>
-              <w:t>Wat was de kost?</w:t>
-              <w:br/>
-              <w:t>*Remgeld = totaal – aandeel mutualiteit</w:t>
+              <w:t>Kost (*Remgeld = totaal – mutualiteit)</w:t>
             </w:r>
           </w:p>
         </w:tc>
@@ -9281,13 +8856,9 @@
                 <w:b w:val="0"/>
                 <w:color w:val="2E3B47"/>
               </w:rPr>
-              <w:t>Totaal (€): ....................</w:t>
-              <w:br/>
-              <w:t>Aandeel mutualiteit (€): ....................</w:t>
-              <w:br/>
-              <w:t>Remgeld* (€): ....................</w:t>
-              <w:br/>
-              <w:t>Aandeel verzekering: ....................</w:t>
+              <w:t>Totaal (€): ..........  Mutualiteit (€): ..........</w:t>
+              <w:br/>
+              <w:t>Remgeld* (€): ..........  Verzekering: ..........</w:t>
             </w:r>
           </w:p>
         </w:tc>
@@ -9307,7 +8878,7 @@
         <w:tc>
           <w:tcPr>
             <w:tcW w:type="dxa" w:w="9072"/>
-            <w:shd w:val="clear" w:color="auto" w:fill="123A5F"/>
+            <w:shd w:val="clear" w:color="auto" w:fill="5C7590"/>
           </w:tcPr>
           <w:p>
             <w:r/>
@@ -9366,7 +8937,7 @@
                 <w:b w:val="0"/>
                 <w:color w:val="2E3B47"/>
               </w:rPr>
-              <w:t>___ / ___ / ______  tot  ___ / ___ / ______ (dag/maand/jaar)</w:t>
+              <w:t>___/___/______  tot  ___/___/______</w:t>
             </w:r>
           </w:p>
         </w:tc>
@@ -9383,9 +8954,7 @@
                 <w:b/>
                 <w:color w:val="123A5F"/>
               </w:rPr>
-              <w:t>Wat was de kost?</w:t>
-              <w:br/>
-              <w:t>*Remgeld = totaal – aandeel mutualiteit</w:t>
+              <w:t>Kost (*Remgeld = totaal – mutualiteit)</w:t>
             </w:r>
           </w:p>
         </w:tc>
@@ -9400,13 +8969,9 @@
                 <w:b w:val="0"/>
                 <w:color w:val="2E3B47"/>
               </w:rPr>
-              <w:t>Totaal (€): ....................</w:t>
-              <w:br/>
-              <w:t>Aandeel mutualiteit (€): ....................</w:t>
-              <w:br/>
-              <w:t>Remgeld* (€): ....................</w:t>
-              <w:br/>
-              <w:t>Aandeel verzekering: ....................</w:t>
+              <w:t>Totaal (€): ..........  Mutualiteit (€): ..........</w:t>
+              <w:br/>
+              <w:t>Remgeld* (€): ..........  Verzekering: ..........</w:t>
             </w:r>
           </w:p>
         </w:tc>
@@ -9479,24 +9044,6 @@
     </w:p>
     <w:p>
       <w:r>
-        <w:rPr>
-          <w:i w:val="0"/>
-          <w:color w:val="2E3B47"/>
-        </w:rPr>
-        <w:t>......................................................................................................................</w:t>
-      </w:r>
-    </w:p>
-    <w:p>
-      <w:r>
-        <w:rPr>
-          <w:i w:val="0"/>
-          <w:color w:val="2E3B47"/>
-        </w:rPr>
-        <w:t>......................................................................................................................</w:t>
-      </w:r>
-    </w:p>
-    <w:p>
-      <w:r>
         <w:br w:type="page"/>
       </w:r>
     </w:p>
@@ -9526,7 +9073,7 @@
           <w:i w:val="0"/>
           <w:color w:val="2E3B47"/>
         </w:rPr>
-        <w:t>In dit deel verzoeken we u, telkens wanneer u contact hebt met een thuiszorgdienst, een aantal vragen hierover in te vullen. Hiermee wordt bedoeld: poetsdienst, gezinszorg, dienst die warme maaltijden levert aan huis, vervoershulp, klusjesdienst….</w:t>
+        <w:t>Maakt u op dit moment gebruik van één of meerdere thuiszorgdiensten? Vul hieronder aan welke, en met welke frequentie.</w:t>
       </w:r>
     </w:p>
     <w:p>
@@ -9666,60 +9213,25 @@
           <w:tcPr>
             <w:tcW w:type="dxa" w:w="1814"/>
           </w:tcPr>
-          <w:p>
-            <w:r/>
-            <w:r>
-              <w:rPr>
-                <w:b w:val="0"/>
-                <w:color w:val="2E3B47"/>
-              </w:rPr>
-            </w:r>
-          </w:p>
-        </w:tc>
-        <w:tc>
-          <w:tcPr>
-            <w:tcW w:type="dxa" w:w="1814"/>
-          </w:tcPr>
-          <w:p>
-            <w:r/>
-            <w:r>
-              <w:rPr>
-                <w:b w:val="0"/>
-                <w:color w:val="2E3B47"/>
-              </w:rPr>
-            </w:r>
-          </w:p>
-        </w:tc>
-        <w:tc>
-          <w:tcPr>
-            <w:tcW w:type="dxa" w:w="1814"/>
-          </w:tcPr>
-          <w:p>
-            <w:r/>
-            <w:r>
-              <w:rPr>
-                <w:b w:val="0"/>
-                <w:color w:val="2E3B47"/>
-              </w:rPr>
-            </w:r>
-          </w:p>
-        </w:tc>
-        <w:tc>
-          <w:tcPr>
-            <w:tcW w:type="dxa" w:w="1814"/>
-          </w:tcPr>
-          <w:p>
-            <w:r/>
-            <w:r>
-              <w:rPr>
-                <w:b w:val="0"/>
-                <w:color w:val="2E3B47"/>
-              </w:rPr>
-              <w:t>☐ Dienstencheques</w:t>
-              <w:br/>
-              <w:t>☐ Geen dienstencheques: prijs/uur: ...... €</w:t>
-            </w:r>
-          </w:p>
+          <w:p/>
+        </w:tc>
+        <w:tc>
+          <w:tcPr>
+            <w:tcW w:type="dxa" w:w="1814"/>
+          </w:tcPr>
+          <w:p/>
+        </w:tc>
+        <w:tc>
+          <w:tcPr>
+            <w:tcW w:type="dxa" w:w="1814"/>
+          </w:tcPr>
+          <w:p/>
+        </w:tc>
+        <w:tc>
+          <w:tcPr>
+            <w:tcW w:type="dxa" w:w="1814"/>
+          </w:tcPr>
+          <w:p/>
         </w:tc>
       </w:tr>
       <w:tr>
@@ -9742,58 +9254,25 @@
           <w:tcPr>
             <w:tcW w:type="dxa" w:w="1814"/>
           </w:tcPr>
-          <w:p>
-            <w:r/>
-            <w:r>
-              <w:rPr>
-                <w:b w:val="0"/>
-                <w:color w:val="2E3B47"/>
-              </w:rPr>
-            </w:r>
-          </w:p>
-        </w:tc>
-        <w:tc>
-          <w:tcPr>
-            <w:tcW w:type="dxa" w:w="1814"/>
-          </w:tcPr>
-          <w:p>
-            <w:r/>
-            <w:r>
-              <w:rPr>
-                <w:b w:val="0"/>
-                <w:color w:val="2E3B47"/>
-              </w:rPr>
-            </w:r>
-          </w:p>
-        </w:tc>
-        <w:tc>
-          <w:tcPr>
-            <w:tcW w:type="dxa" w:w="1814"/>
-          </w:tcPr>
-          <w:p>
-            <w:r/>
-            <w:r>
-              <w:rPr>
-                <w:b w:val="0"/>
-                <w:color w:val="2E3B47"/>
-              </w:rPr>
-            </w:r>
-          </w:p>
-        </w:tc>
-        <w:tc>
-          <w:tcPr>
-            <w:tcW w:type="dxa" w:w="1814"/>
-          </w:tcPr>
-          <w:p>
-            <w:r/>
-            <w:r>
-              <w:rPr>
-                <w:b w:val="0"/>
-                <w:color w:val="2E3B47"/>
-              </w:rPr>
-              <w:t>Factuur: ...................... €</w:t>
-            </w:r>
-          </w:p>
+          <w:p/>
+        </w:tc>
+        <w:tc>
+          <w:tcPr>
+            <w:tcW w:type="dxa" w:w="1814"/>
+          </w:tcPr>
+          <w:p/>
+        </w:tc>
+        <w:tc>
+          <w:tcPr>
+            <w:tcW w:type="dxa" w:w="1814"/>
+          </w:tcPr>
+          <w:p/>
+        </w:tc>
+        <w:tc>
+          <w:tcPr>
+            <w:tcW w:type="dxa" w:w="1814"/>
+          </w:tcPr>
+          <w:p/>
         </w:tc>
       </w:tr>
       <w:tr>
@@ -9816,58 +9295,25 @@
           <w:tcPr>
             <w:tcW w:type="dxa" w:w="1814"/>
           </w:tcPr>
-          <w:p>
-            <w:r/>
-            <w:r>
-              <w:rPr>
-                <w:b w:val="0"/>
-                <w:color w:val="2E3B47"/>
-              </w:rPr>
-            </w:r>
-          </w:p>
-        </w:tc>
-        <w:tc>
-          <w:tcPr>
-            <w:tcW w:type="dxa" w:w="1814"/>
-          </w:tcPr>
-          <w:p>
-            <w:r/>
-            <w:r>
-              <w:rPr>
-                <w:b w:val="0"/>
-                <w:color w:val="2E3B47"/>
-              </w:rPr>
-            </w:r>
-          </w:p>
-        </w:tc>
-        <w:tc>
-          <w:tcPr>
-            <w:tcW w:type="dxa" w:w="1814"/>
-          </w:tcPr>
-          <w:p>
-            <w:r/>
-            <w:r>
-              <w:rPr>
-                <w:b w:val="0"/>
-                <w:color w:val="2E3B47"/>
-              </w:rPr>
-            </w:r>
-          </w:p>
-        </w:tc>
-        <w:tc>
-          <w:tcPr>
-            <w:tcW w:type="dxa" w:w="1814"/>
-          </w:tcPr>
-          <w:p>
-            <w:r/>
-            <w:r>
-              <w:rPr>
-                <w:b w:val="0"/>
-                <w:color w:val="2E3B47"/>
-              </w:rPr>
-              <w:t>Prijs per maaltijd: ...................... €</w:t>
-            </w:r>
-          </w:p>
+          <w:p/>
+        </w:tc>
+        <w:tc>
+          <w:tcPr>
+            <w:tcW w:type="dxa" w:w="1814"/>
+          </w:tcPr>
+          <w:p/>
+        </w:tc>
+        <w:tc>
+          <w:tcPr>
+            <w:tcW w:type="dxa" w:w="1814"/>
+          </w:tcPr>
+          <w:p/>
+        </w:tc>
+        <w:tc>
+          <w:tcPr>
+            <w:tcW w:type="dxa" w:w="1814"/>
+          </w:tcPr>
+          <w:p/>
         </w:tc>
       </w:tr>
       <w:tr>
@@ -9890,58 +9336,25 @@
           <w:tcPr>
             <w:tcW w:type="dxa" w:w="1814"/>
           </w:tcPr>
-          <w:p>
-            <w:r/>
-            <w:r>
-              <w:rPr>
-                <w:b w:val="0"/>
-                <w:color w:val="2E3B47"/>
-              </w:rPr>
-            </w:r>
-          </w:p>
-        </w:tc>
-        <w:tc>
-          <w:tcPr>
-            <w:tcW w:type="dxa" w:w="1814"/>
-          </w:tcPr>
-          <w:p>
-            <w:r/>
-            <w:r>
-              <w:rPr>
-                <w:b w:val="0"/>
-                <w:color w:val="2E3B47"/>
-              </w:rPr>
-            </w:r>
-          </w:p>
-        </w:tc>
-        <w:tc>
-          <w:tcPr>
-            <w:tcW w:type="dxa" w:w="1814"/>
-          </w:tcPr>
-          <w:p>
-            <w:r/>
-            <w:r>
-              <w:rPr>
-                <w:b w:val="0"/>
-                <w:color w:val="2E3B47"/>
-              </w:rPr>
-            </w:r>
-          </w:p>
-        </w:tc>
-        <w:tc>
-          <w:tcPr>
-            <w:tcW w:type="dxa" w:w="1814"/>
-          </w:tcPr>
-          <w:p>
-            <w:r/>
-            <w:r>
-              <w:rPr>
-                <w:b w:val="0"/>
-                <w:color w:val="2E3B47"/>
-              </w:rPr>
-              <w:t>Factuur: ...................... €</w:t>
-            </w:r>
-          </w:p>
+          <w:p/>
+        </w:tc>
+        <w:tc>
+          <w:tcPr>
+            <w:tcW w:type="dxa" w:w="1814"/>
+          </w:tcPr>
+          <w:p/>
+        </w:tc>
+        <w:tc>
+          <w:tcPr>
+            <w:tcW w:type="dxa" w:w="1814"/>
+          </w:tcPr>
+          <w:p/>
+        </w:tc>
+        <w:tc>
+          <w:tcPr>
+            <w:tcW w:type="dxa" w:w="1814"/>
+          </w:tcPr>
+          <w:p/>
         </w:tc>
       </w:tr>
       <w:tr>
@@ -9964,58 +9377,25 @@
           <w:tcPr>
             <w:tcW w:type="dxa" w:w="1814"/>
           </w:tcPr>
-          <w:p>
-            <w:r/>
-            <w:r>
-              <w:rPr>
-                <w:b w:val="0"/>
-                <w:color w:val="2E3B47"/>
-              </w:rPr>
-            </w:r>
-          </w:p>
-        </w:tc>
-        <w:tc>
-          <w:tcPr>
-            <w:tcW w:type="dxa" w:w="1814"/>
-          </w:tcPr>
-          <w:p>
-            <w:r/>
-            <w:r>
-              <w:rPr>
-                <w:b w:val="0"/>
-                <w:color w:val="2E3B47"/>
-              </w:rPr>
-            </w:r>
-          </w:p>
-        </w:tc>
-        <w:tc>
-          <w:tcPr>
-            <w:tcW w:type="dxa" w:w="1814"/>
-          </w:tcPr>
-          <w:p>
-            <w:r/>
-            <w:r>
-              <w:rPr>
-                <w:b w:val="0"/>
-                <w:color w:val="2E3B47"/>
-              </w:rPr>
-            </w:r>
-          </w:p>
-        </w:tc>
-        <w:tc>
-          <w:tcPr>
-            <w:tcW w:type="dxa" w:w="1814"/>
-          </w:tcPr>
-          <w:p>
-            <w:r/>
-            <w:r>
-              <w:rPr>
-                <w:b w:val="0"/>
-                <w:color w:val="2E3B47"/>
-              </w:rPr>
-              <w:t>Factuur: ...................... €</w:t>
-            </w:r>
-          </w:p>
+          <w:p/>
+        </w:tc>
+        <w:tc>
+          <w:tcPr>
+            <w:tcW w:type="dxa" w:w="1814"/>
+          </w:tcPr>
+          <w:p/>
+        </w:tc>
+        <w:tc>
+          <w:tcPr>
+            <w:tcW w:type="dxa" w:w="1814"/>
+          </w:tcPr>
+          <w:p/>
+        </w:tc>
+        <w:tc>
+          <w:tcPr>
+            <w:tcW w:type="dxa" w:w="1814"/>
+          </w:tcPr>
+          <w:p/>
         </w:tc>
       </w:tr>
     </w:tbl>
@@ -10122,42 +9502,6 @@
     </w:p>
     <w:p>
       <w:r>
-        <w:rPr>
-          <w:i w:val="0"/>
-          <w:color w:val="2E3B47"/>
-        </w:rPr>
-        <w:t>......................................................................................................................</w:t>
-      </w:r>
-    </w:p>
-    <w:p>
-      <w:r>
-        <w:rPr>
-          <w:i w:val="0"/>
-          <w:color w:val="2E3B47"/>
-        </w:rPr>
-        <w:t>......................................................................................................................</w:t>
-      </w:r>
-    </w:p>
-    <w:p>
-      <w:r>
-        <w:rPr>
-          <w:i w:val="0"/>
-          <w:color w:val="2E3B47"/>
-        </w:rPr>
-        <w:t>......................................................................................................................</w:t>
-      </w:r>
-    </w:p>
-    <w:p>
-      <w:r>
-        <w:rPr>
-          <w:i w:val="0"/>
-          <w:color w:val="2E3B47"/>
-        </w:rPr>
-        <w:t>......................................................................................................................</w:t>
-      </w:r>
-    </w:p>
-    <w:p>
-      <w:r>
         <w:br w:type="page"/>
       </w:r>
     </w:p>
@@ -10187,7 +9531,7 @@
           <w:i w:val="0"/>
           <w:color w:val="2E3B47"/>
         </w:rPr>
-        <w:t>In dit deel vragen we u kosten te noteren voor materiaal of hulpmiddelen die u zelf hebt aangeschaft voor de zorg van uw voeten, buiten wat u via de studie krijgt. Denk hierbij aan verbandmateriaal of zalf voor wondzorg, extra inlegzolen, aangepaste kousen of schoenen, of ander podotherapeutisch materiaal.</w:t>
+        <w:t>Noteer hier kosten voor materiaal of hulpmiddelen die u zelf hebt aangeschaft voor de zorg van uw voeten, buiten wat u via de studie krijgt — bijvoorbeeld verbandmateriaal, zalf voor wondzorg, extra inlegzolen, of ander podotherapeutisch materiaal.</w:t>
       </w:r>
     </w:p>
     <w:p>
@@ -10343,7 +9687,7 @@
                 <w:b w:val="0"/>
                 <w:color w:val="2E3B47"/>
               </w:rPr>
-              <w:t>___ / ___ / ______</w:t>
+              <w:t>___/___/______</w:t>
             </w:r>
           </w:p>
         </w:tc>
@@ -10358,7 +9702,7 @@
                 <w:b w:val="0"/>
                 <w:color w:val="2E3B47"/>
               </w:rPr>
-              <w:t>Kost: .................. €   Terugbetaling: .................. €</w:t>
+              <w:t>Kost: ..........€   Terugbetaling: ..........€</w:t>
             </w:r>
           </w:p>
         </w:tc>
@@ -10381,7 +9725,7 @@
                 <w:b w:val="0"/>
                 <w:color w:val="2E3B47"/>
               </w:rPr>
-              <w:t>___ / ___ / ______</w:t>
+              <w:t>___/___/______</w:t>
             </w:r>
           </w:p>
         </w:tc>
@@ -10396,7 +9740,7 @@
                 <w:b w:val="0"/>
                 <w:color w:val="2E3B47"/>
               </w:rPr>
-              <w:t>Kost: .................. €   Terugbetaling: .................. €</w:t>
+              <w:t>Kost: ..........€   Terugbetaling: ..........€</w:t>
             </w:r>
           </w:p>
         </w:tc>
@@ -10419,7 +9763,7 @@
                 <w:b w:val="0"/>
                 <w:color w:val="2E3B47"/>
               </w:rPr>
-              <w:t>___ / ___ / ______</w:t>
+              <w:t>___/___/______</w:t>
             </w:r>
           </w:p>
         </w:tc>
@@ -10434,7 +9778,7 @@
                 <w:b w:val="0"/>
                 <w:color w:val="2E3B47"/>
               </w:rPr>
-              <w:t>Kost: .................. €   Terugbetaling: .................. €</w:t>
+              <w:t>Kost: ..........€   Terugbetaling: ..........€</w:t>
             </w:r>
           </w:p>
         </w:tc>
@@ -10457,7 +9801,7 @@
                 <w:b w:val="0"/>
                 <w:color w:val="2E3B47"/>
               </w:rPr>
-              <w:t>___ / ___ / ______</w:t>
+              <w:t>___/___/______</w:t>
             </w:r>
           </w:p>
         </w:tc>
@@ -10472,7 +9816,7 @@
                 <w:b w:val="0"/>
                 <w:color w:val="2E3B47"/>
               </w:rPr>
-              <w:t>Kost: .................. €   Terugbetaling: .................. €</w:t>
+              <w:t>Kost: ..........€   Terugbetaling: ..........€</w:t>
             </w:r>
           </w:p>
         </w:tc>
@@ -10495,7 +9839,7 @@
                 <w:b w:val="0"/>
                 <w:color w:val="2E3B47"/>
               </w:rPr>
-              <w:t>___ / ___ / ______</w:t>
+              <w:t>___/___/______</w:t>
             </w:r>
           </w:p>
         </w:tc>
@@ -10510,7 +9854,7 @@
                 <w:b w:val="0"/>
                 <w:color w:val="2E3B47"/>
               </w:rPr>
-              <w:t>Kost: .................. €   Terugbetaling: .................. €</w:t>
+              <w:t>Kost: ..........€   Terugbetaling: ..........€</w:t>
             </w:r>
           </w:p>
         </w:tc>
@@ -10619,42 +9963,6 @@
     </w:p>
     <w:p>
       <w:r>
-        <w:rPr>
-          <w:i w:val="0"/>
-          <w:color w:val="2E3B47"/>
-        </w:rPr>
-        <w:t>......................................................................................................................</w:t>
-      </w:r>
-    </w:p>
-    <w:p>
-      <w:r>
-        <w:rPr>
-          <w:i w:val="0"/>
-          <w:color w:val="2E3B47"/>
-        </w:rPr>
-        <w:t>......................................................................................................................</w:t>
-      </w:r>
-    </w:p>
-    <w:p>
-      <w:r>
-        <w:rPr>
-          <w:i w:val="0"/>
-          <w:color w:val="2E3B47"/>
-        </w:rPr>
-        <w:t>......................................................................................................................</w:t>
-      </w:r>
-    </w:p>
-    <w:p>
-      <w:r>
-        <w:rPr>
-          <w:i w:val="0"/>
-          <w:color w:val="2E3B47"/>
-        </w:rPr>
-        <w:t>......................................................................................................................</w:t>
-      </w:r>
-    </w:p>
-    <w:p>
-      <w:r>
         <w:br w:type="page"/>
       </w:r>
     </w:p>
@@ -10684,25 +9992,7 @@
           <w:i w:val="0"/>
           <w:color w:val="2E3B47"/>
         </w:rPr>
-        <w:t>Indien u in de periode dat wij u vragen uw dagboekje bij te houden verblijft in het dagziekenhuis, vragen we u per dagverblijf één kader te vervolledigen.</w:t>
-      </w:r>
-    </w:p>
-    <w:p>
-      <w:r>
-        <w:rPr>
-          <w:i w:val="0"/>
-          <w:color w:val="2E3B47"/>
-        </w:rPr>
-        <w:t>Dit kan gaan over geplande ingrepen, maar ook over bijvoorbeeld wekelijkse behandelingen. Alle dagverblijven/ingrepen waar geen overnachting voor nodig is, horen hieronder.</w:t>
-      </w:r>
-    </w:p>
-    <w:p>
-      <w:r>
-        <w:rPr>
-          <w:i w:val="0"/>
-          <w:color w:val="2E3B47"/>
-        </w:rPr>
-        <w:t>Bij herhaaldelijk verblijf in het dagziekenhuis is het niet noodzakelijk om elk dagverblijf afzonderlijk te noteren; het is voldoende om het totaal aantal dagverblijven en de periode waarbinnen deze plaatsvonden aan te geven.</w:t>
+        <w:t>Per dagverblijf (geplande ingreep of bijvoorbeeld wekelijkse behandeling) één kader invullen. Bij herhaaldelijk verblijf (bv. nierdialyse) volstaat het totaal aantal en de periode.</w:t>
       </w:r>
     </w:p>
     <w:p>
@@ -10782,9 +10072,9 @@
                 <w:b w:val="0"/>
                 <w:color w:val="2E3B47"/>
               </w:rPr>
-              <w:t>___ / ___ / ______   (of periode: ___/___/______ tot ___/___/______)</w:t>
-              <w:br/>
-              <w:t>Aantal keer: ..................</w:t>
+              <w:t>___/___/______  (of periode: ___/___/______ tot ___/___/______)</w:t>
+              <w:br/>
+              <w:t>Aantal keer: ..........</w:t>
             </w:r>
           </w:p>
         </w:tc>
@@ -10816,7 +10106,7 @@
                 <w:b w:val="0"/>
                 <w:color w:val="2E3B47"/>
               </w:rPr>
-              <w:t>Naam: ..............................................  Postcode + stad: ..............................</w:t>
+              <w:t>Naam: ..............................  Postcode + stad: ..............................</w:t>
             </w:r>
           </w:p>
         </w:tc>
@@ -10833,7 +10123,7 @@
                 <w:b/>
                 <w:color w:val="123A5F"/>
               </w:rPr>
-              <w:t>Afdeling / was dit voetgerelateerd?</w:t>
+              <w:t>Afdeling / voetgerelateerd?</w:t>
             </w:r>
           </w:p>
         </w:tc>
@@ -10848,7 +10138,7 @@
                 <w:b w:val="0"/>
                 <w:color w:val="2E3B47"/>
               </w:rPr>
-              <w:t>☐ Endocrinologie/Diabetologie   ☐ Vaatheelkunde   ☐ Orthopedie   ☐ Andere: ..................</w:t>
+              <w:t>☐ Endocrinologie/Diabetologie  ☐ Vaatheelkunde  ☐ Orthopedie  ☐ Andere: ......</w:t>
               <w:br/>
               <w:t>Voetgerelateerd?  ☐ Ja  ☐ Nee</w:t>
             </w:r>
@@ -10882,7 +10172,7 @@
                 <w:b w:val="0"/>
                 <w:color w:val="2E3B47"/>
               </w:rPr>
-              <w:t>........................................................................................</w:t>
+              <w:t>................................................................................</w:t>
             </w:r>
           </w:p>
         </w:tc>
@@ -10899,9 +10189,7 @@
                 <w:b/>
                 <w:color w:val="123A5F"/>
               </w:rPr>
-              <w:t>Ziekenhuisfactuur</w:t>
-              <w:br/>
-              <w:t>*Remgeld = totaal – aandeel mutualiteit</w:t>
+              <w:t>Ziekenhuisfactuur (*Remgeld = totaal – mutualiteit)</w:t>
             </w:r>
           </w:p>
         </w:tc>
@@ -10916,9 +10204,9 @@
                 <w:b w:val="0"/>
                 <w:color w:val="2E3B47"/>
               </w:rPr>
-              <w:t>Totaal (€): ....................  Aandeel mutualiteit (€): ....................</w:t>
-              <w:br/>
-              <w:t>Remgeld* (€): ....................  Aandeel verzekering: ....................</w:t>
+              <w:t>Totaal (€): ..........  Mutualiteit (€): ..........</w:t>
+              <w:br/>
+              <w:t>Remgeld* (€): ..........  Verzekering: ..........</w:t>
             </w:r>
           </w:p>
         </w:tc>
@@ -10997,9 +10285,9 @@
                 <w:b w:val="0"/>
                 <w:color w:val="2E3B47"/>
               </w:rPr>
-              <w:t>___ / ___ / ______   (of periode: ___/___/______ tot ___/___/______)</w:t>
-              <w:br/>
-              <w:t>Aantal keer: ..................</w:t>
+              <w:t>___/___/______  (of periode: ___/___/______ tot ___/___/______)</w:t>
+              <w:br/>
+              <w:t>Aantal keer: ..........</w:t>
             </w:r>
           </w:p>
         </w:tc>
@@ -11031,7 +10319,7 @@
                 <w:b w:val="0"/>
                 <w:color w:val="2E3B47"/>
               </w:rPr>
-              <w:t>Naam: ..............................................  Postcode + stad: ..............................</w:t>
+              <w:t>Naam: ..............................  Postcode + stad: ..............................</w:t>
             </w:r>
           </w:p>
         </w:tc>
@@ -11048,7 +10336,7 @@
                 <w:b/>
                 <w:color w:val="123A5F"/>
               </w:rPr>
-              <w:t>Afdeling / was dit voetgerelateerd?</w:t>
+              <w:t>Afdeling / voetgerelateerd?</w:t>
             </w:r>
           </w:p>
         </w:tc>
@@ -11063,7 +10351,7 @@
                 <w:b w:val="0"/>
                 <w:color w:val="2E3B47"/>
               </w:rPr>
-              <w:t>☐ Endocrinologie/Diabetologie   ☐ Vaatheelkunde   ☐ Orthopedie   ☐ Andere: ..................</w:t>
+              <w:t>☐ Endocrinologie/Diabetologie  ☐ Vaatheelkunde  ☐ Orthopedie  ☐ Andere: ......</w:t>
               <w:br/>
               <w:t>Voetgerelateerd?  ☐ Ja  ☐ Nee</w:t>
             </w:r>
@@ -11097,7 +10385,7 @@
                 <w:b w:val="0"/>
                 <w:color w:val="2E3B47"/>
               </w:rPr>
-              <w:t>........................................................................................</w:t>
+              <w:t>................................................................................</w:t>
             </w:r>
           </w:p>
         </w:tc>
@@ -11114,9 +10402,7 @@
                 <w:b/>
                 <w:color w:val="123A5F"/>
               </w:rPr>
-              <w:t>Ziekenhuisfactuur</w:t>
-              <w:br/>
-              <w:t>*Remgeld = totaal – aandeel mutualiteit</w:t>
+              <w:t>Ziekenhuisfactuur (*Remgeld = totaal – mutualiteit)</w:t>
             </w:r>
           </w:p>
         </w:tc>
@@ -11131,15 +10417,136 @@
                 <w:b w:val="0"/>
                 <w:color w:val="2E3B47"/>
               </w:rPr>
-              <w:t>Totaal (€): ....................  Aandeel mutualiteit (€): ....................</w:t>
-              <w:br/>
-              <w:t>Remgeld* (€): ....................  Aandeel verzekering: ....................</w:t>
+              <w:t>Totaal (€): ..........  Mutualiteit (€): ..........</w:t>
+              <w:br/>
+              <w:t>Remgeld* (€): ..........  Verzekering: ..........</w:t>
             </w:r>
           </w:p>
         </w:tc>
       </w:tr>
     </w:tbl>
     <w:p/>
+    <w:p>
+      <w:r>
+        <w:rPr>
+          <w:b/>
+          <w:color w:val="123A5F"/>
+          <w:sz w:val="26"/>
+        </w:rPr>
+        <w:t>Notities:</w:t>
+      </w:r>
+    </w:p>
+    <w:p>
+      <w:r>
+        <w:rPr>
+          <w:i w:val="0"/>
+          <w:color w:val="2E3B47"/>
+        </w:rPr>
+        <w:t>......................................................................................................................</w:t>
+      </w:r>
+    </w:p>
+    <w:p>
+      <w:r>
+        <w:rPr>
+          <w:i w:val="0"/>
+          <w:color w:val="2E3B47"/>
+        </w:rPr>
+        <w:t>......................................................................................................................</w:t>
+      </w:r>
+    </w:p>
+    <w:p>
+      <w:r>
+        <w:rPr>
+          <w:i w:val="0"/>
+          <w:color w:val="2E3B47"/>
+        </w:rPr>
+        <w:t>......................................................................................................................</w:t>
+      </w:r>
+    </w:p>
+    <w:p>
+      <w:r>
+        <w:rPr>
+          <w:i w:val="0"/>
+          <w:color w:val="2E3B47"/>
+        </w:rPr>
+        <w:t>......................................................................................................................</w:t>
+      </w:r>
+    </w:p>
+    <w:p>
+      <w:r>
+        <w:rPr>
+          <w:i w:val="0"/>
+          <w:color w:val="2E3B47"/>
+        </w:rPr>
+        <w:t>......................................................................................................................</w:t>
+      </w:r>
+    </w:p>
+    <w:p>
+      <w:r>
+        <w:rPr>
+          <w:i w:val="0"/>
+          <w:color w:val="2E3B47"/>
+        </w:rPr>
+        <w:t>......................................................................................................................</w:t>
+      </w:r>
+    </w:p>
+    <w:p>
+      <w:r>
+        <w:rPr>
+          <w:i w:val="0"/>
+          <w:color w:val="2E3B47"/>
+        </w:rPr>
+        <w:t>......................................................................................................................</w:t>
+      </w:r>
+    </w:p>
+    <w:p>
+      <w:r>
+        <w:rPr>
+          <w:i w:val="0"/>
+          <w:color w:val="2E3B47"/>
+        </w:rPr>
+        <w:t>......................................................................................................................</w:t>
+      </w:r>
+    </w:p>
+    <w:p>
+      <w:r>
+        <w:br w:type="page"/>
+      </w:r>
+    </w:p>
+    <w:p>
+      <w:r>
+        <w:rPr>
+          <w:b/>
+          <w:color w:val="123A5F"/>
+          <w:sz w:val="30"/>
+        </w:rPr>
+        <w:t>Deel 7b</w:t>
+      </w:r>
+    </w:p>
+    <w:p>
+      <w:r>
+        <w:rPr>
+          <w:b/>
+          <w:color w:val="123A5F"/>
+          <w:sz w:val="26"/>
+        </w:rPr>
+        <w:t>ZIEKENHUISVERBLIJF MET OVERNACHTING</w:t>
+      </w:r>
+    </w:p>
+    <w:p>
+      <w:r>
+        <w:rPr>
+          <w:i w:val="0"/>
+          <w:color w:val="2E3B47"/>
+        </w:rPr>
+        <w:t>Dit kan gaan over geplande ingrepen, maar ook over ongeplande spoedopnames — ook spoedopnames zonder verdere hospitalisatie horen hier thuis.</w:t>
+      </w:r>
+    </w:p>
+    <w:p>
+      <w:r>
+        <w:br w:type="page"/>
+      </w:r>
+    </w:p>
     <w:tbl>
       <w:tblPr>
         <w:tblW w:type="auto" w:w="0"/>
@@ -11162,7 +10569,7 @@
                 <w:b/>
                 <w:color w:val="FFFFFF"/>
               </w:rPr>
-              <w:t>Verblijf 3 in het dagziekenhuis</w:t>
+              <w:t>Ziekenhuisverblijf 1</w:t>
             </w:r>
           </w:p>
         </w:tc>
@@ -11197,7 +10604,7 @@
                 <w:b/>
                 <w:color w:val="123A5F"/>
               </w:rPr>
-              <w:t>Datum of periode dagverblijf</w:t>
+              <w:t>Datum opname en ontslag</w:t>
             </w:r>
           </w:p>
         </w:tc>
@@ -11212,9 +10619,7 @@
                 <w:b w:val="0"/>
                 <w:color w:val="2E3B47"/>
               </w:rPr>
-              <w:t>___ / ___ / ______   (of periode: ___/___/______ tot ___/___/______)</w:t>
-              <w:br/>
-              <w:t>Aantal keer: ..................</w:t>
+              <w:t>Opname: ___/___/______     Ontslag: ___/___/______</w:t>
             </w:r>
           </w:p>
         </w:tc>
@@ -11246,7 +10651,7 @@
                 <w:b w:val="0"/>
                 <w:color w:val="2E3B47"/>
               </w:rPr>
-              <w:t>Naam: ..............................................  Postcode + stad: ..............................</w:t>
+              <w:t>Naam: ..............................  Postcode + stad: ..............................</w:t>
             </w:r>
           </w:p>
         </w:tc>
@@ -11263,7 +10668,7 @@
                 <w:b/>
                 <w:color w:val="123A5F"/>
               </w:rPr>
-              <w:t>Afdeling / was dit voetgerelateerd?</w:t>
+              <w:t>Afdeling / voetgerelateerd?</w:t>
             </w:r>
           </w:p>
         </w:tc>
@@ -11278,9 +10683,9 @@
                 <w:b w:val="0"/>
                 <w:color w:val="2E3B47"/>
               </w:rPr>
-              <w:t>☐ Endocrinologie/Diabetologie   ☐ Vaatheelkunde   ☐ Orthopedie   ☐ Andere: ..................</w:t>
-              <w:br/>
-              <w:t>Voetgerelateerd?  ☐ Ja  ☐ Nee</w:t>
+              <w:t>☐ Endocrinologie/Diabetologie  ☐ Vaatheelkunde  ☐ Orthopedie  ☐ Andere: ......</w:t>
+              <w:br/>
+              <w:t>Spoedopname?  ☐ Ja  ☐ Nee     Voetgerelateerd?  ☐ Ja  ☐ Nee</w:t>
             </w:r>
           </w:p>
         </w:tc>
@@ -11312,7 +10717,7 @@
                 <w:b w:val="0"/>
                 <w:color w:val="2E3B47"/>
               </w:rPr>
-              <w:t>........................................................................................</w:t>
+              <w:t>................................................................................</w:t>
             </w:r>
           </w:p>
         </w:tc>
@@ -11329,9 +10734,7 @@
                 <w:b/>
                 <w:color w:val="123A5F"/>
               </w:rPr>
-              <w:t>Ziekenhuisfactuur</w:t>
-              <w:br/>
-              <w:t>*Remgeld = totaal – aandeel mutualiteit</w:t>
+              <w:t>Ziekenhuisfactuur (*Remgeld = totaal – mutualiteit)</w:t>
             </w:r>
           </w:p>
         </w:tc>
@@ -11346,199 +10749,15 @@
                 <w:b w:val="0"/>
                 <w:color w:val="2E3B47"/>
               </w:rPr>
-              <w:t>Totaal (€): ....................  Aandeel mutualiteit (€): ....................</w:t>
-              <w:br/>
-              <w:t>Remgeld* (€): ....................  Aandeel verzekering: ....................</w:t>
+              <w:t>Totaal (€): ..........  Mutualiteit (€): ..........</w:t>
+              <w:br/>
+              <w:t>Remgeld* (€): ..........  Verzekering: ..........</w:t>
             </w:r>
           </w:p>
         </w:tc>
       </w:tr>
     </w:tbl>
     <w:p/>
-    <w:p>
-      <w:r>
-        <w:rPr>
-          <w:b/>
-          <w:color w:val="123A5F"/>
-          <w:sz w:val="26"/>
-        </w:rPr>
-        <w:t>Notities:</w:t>
-      </w:r>
-    </w:p>
-    <w:p>
-      <w:r>
-        <w:rPr>
-          <w:i w:val="0"/>
-          <w:color w:val="2E3B47"/>
-        </w:rPr>
-        <w:t>......................................................................................................................</w:t>
-      </w:r>
-    </w:p>
-    <w:p>
-      <w:r>
-        <w:rPr>
-          <w:i w:val="0"/>
-          <w:color w:val="2E3B47"/>
-        </w:rPr>
-        <w:t>......................................................................................................................</w:t>
-      </w:r>
-    </w:p>
-    <w:p>
-      <w:r>
-        <w:rPr>
-          <w:i w:val="0"/>
-          <w:color w:val="2E3B47"/>
-        </w:rPr>
-        <w:t>......................................................................................................................</w:t>
-      </w:r>
-    </w:p>
-    <w:p>
-      <w:r>
-        <w:rPr>
-          <w:i w:val="0"/>
-          <w:color w:val="2E3B47"/>
-        </w:rPr>
-        <w:t>......................................................................................................................</w:t>
-      </w:r>
-    </w:p>
-    <w:p>
-      <w:r>
-        <w:rPr>
-          <w:i w:val="0"/>
-          <w:color w:val="2E3B47"/>
-        </w:rPr>
-        <w:t>......................................................................................................................</w:t>
-      </w:r>
-    </w:p>
-    <w:p>
-      <w:r>
-        <w:rPr>
-          <w:i w:val="0"/>
-          <w:color w:val="2E3B47"/>
-        </w:rPr>
-        <w:t>......................................................................................................................</w:t>
-      </w:r>
-    </w:p>
-    <w:p>
-      <w:r>
-        <w:rPr>
-          <w:i w:val="0"/>
-          <w:color w:val="2E3B47"/>
-        </w:rPr>
-        <w:t>......................................................................................................................</w:t>
-      </w:r>
-    </w:p>
-    <w:p>
-      <w:r>
-        <w:rPr>
-          <w:i w:val="0"/>
-          <w:color w:val="2E3B47"/>
-        </w:rPr>
-        <w:t>......................................................................................................................</w:t>
-      </w:r>
-    </w:p>
-    <w:p>
-      <w:r>
-        <w:rPr>
-          <w:i w:val="0"/>
-          <w:color w:val="2E3B47"/>
-        </w:rPr>
-        <w:t>......................................................................................................................</w:t>
-      </w:r>
-    </w:p>
-    <w:p>
-      <w:r>
-        <w:rPr>
-          <w:i w:val="0"/>
-          <w:color w:val="2E3B47"/>
-        </w:rPr>
-        <w:t>......................................................................................................................</w:t>
-      </w:r>
-    </w:p>
-    <w:p>
-      <w:r>
-        <w:rPr>
-          <w:i w:val="0"/>
-          <w:color w:val="2E3B47"/>
-        </w:rPr>
-        <w:t>......................................................................................................................</w:t>
-      </w:r>
-    </w:p>
-    <w:p>
-      <w:r>
-        <w:rPr>
-          <w:i w:val="0"/>
-          <w:color w:val="2E3B47"/>
-        </w:rPr>
-        <w:t>......................................................................................................................</w:t>
-      </w:r>
-    </w:p>
-    <w:p>
-      <w:r>
-        <w:rPr>
-          <w:i w:val="0"/>
-          <w:color w:val="2E3B47"/>
-        </w:rPr>
-        <w:t>......................................................................................................................</w:t>
-      </w:r>
-    </w:p>
-    <w:p>
-      <w:r>
-        <w:rPr>
-          <w:i w:val="0"/>
-          <w:color w:val="2E3B47"/>
-        </w:rPr>
-        <w:t>......................................................................................................................</w:t>
-      </w:r>
-    </w:p>
-    <w:p>
-      <w:r>
-        <w:br w:type="page"/>
-      </w:r>
-    </w:p>
-    <w:p>
-      <w:r>
-        <w:rPr>
-          <w:b/>
-          <w:color w:val="123A5F"/>
-          <w:sz w:val="30"/>
-        </w:rPr>
-        <w:t>Deel 7b</w:t>
-      </w:r>
-    </w:p>
-    <w:p>
-      <w:r>
-        <w:rPr>
-          <w:b/>
-          <w:color w:val="123A5F"/>
-          <w:sz w:val="26"/>
-        </w:rPr>
-        <w:t>ZIEKENHUISVERBLIJF MET OVERNACHTING</w:t>
-      </w:r>
-    </w:p>
-    <w:p>
-      <w:r>
-        <w:rPr>
-          <w:i w:val="0"/>
-          <w:color w:val="2E3B47"/>
-        </w:rPr>
-        <w:t>Indien u in de periode dat wij u vragen uw dagboekje bij te houden verblijft in het ziekenhuis, vragen we u per ziekenhuisverblijf één kader te vervolledigen.</w:t>
-      </w:r>
-    </w:p>
-    <w:p>
-      <w:r>
-        <w:rPr>
-          <w:i w:val="0"/>
-          <w:color w:val="2E3B47"/>
-        </w:rPr>
-        <w:t>Dit kan gaan over geplande ingrepen, maar ook over ongeplande spoedopnames. Spoedopnames die niet resulteren in verdere ziekenhuisopname worden onder dit stuk eveneens genoteerd.</w:t>
-      </w:r>
-    </w:p>
-    <w:p>
-      <w:r>
-        <w:br w:type="page"/>
-      </w:r>
-    </w:p>
     <w:tbl>
       <w:tblPr>
         <w:tblW w:type="auto" w:w="0"/>
@@ -11561,7 +10780,7 @@
                 <w:b/>
                 <w:color w:val="FFFFFF"/>
               </w:rPr>
-              <w:t>Ziekenhuisverblijf 1</w:t>
+              <w:t>Ziekenhuisverblijf 2</w:t>
             </w:r>
           </w:p>
         </w:tc>
@@ -11596,7 +10815,7 @@
                 <w:b/>
                 <w:color w:val="123A5F"/>
               </w:rPr>
-              <w:t>Datum van opname en ontslag</w:t>
+              <w:t>Datum opname en ontslag</w:t>
             </w:r>
           </w:p>
         </w:tc>
@@ -11611,7 +10830,7 @@
                 <w:b w:val="0"/>
                 <w:color w:val="2E3B47"/>
               </w:rPr>
-              <w:t>Opname: ___ / ___ / ______     Ontslag: ___ / ___ / ______</w:t>
+              <w:t>Opname: ___/___/______     Ontslag: ___/___/______</w:t>
             </w:r>
           </w:p>
         </w:tc>
@@ -11643,7 +10862,7 @@
                 <w:b w:val="0"/>
                 <w:color w:val="2E3B47"/>
               </w:rPr>
-              <w:t>Naam: ..............................................  Postcode + stad: ..............................</w:t>
+              <w:t>Naam: ..............................  Postcode + stad: ..............................</w:t>
             </w:r>
           </w:p>
         </w:tc>
@@ -11660,7 +10879,7 @@
                 <w:b/>
                 <w:color w:val="123A5F"/>
               </w:rPr>
-              <w:t>Afdeling / spoedopname / voetgerelateerd?</w:t>
+              <w:t>Afdeling / voetgerelateerd?</w:t>
             </w:r>
           </w:p>
         </w:tc>
@@ -11675,7 +10894,7 @@
                 <w:b w:val="0"/>
                 <w:color w:val="2E3B47"/>
               </w:rPr>
-              <w:t>☐ Endocrinologie/Diabetologie   ☐ Vaatheelkunde   ☐ Orthopedie   ☐ Andere: ..................</w:t>
+              <w:t>☐ Endocrinologie/Diabetologie  ☐ Vaatheelkunde  ☐ Orthopedie  ☐ Andere: ......</w:t>
               <w:br/>
               <w:t>Spoedopname?  ☐ Ja  ☐ Nee     Voetgerelateerd?  ☐ Ja  ☐ Nee</w:t>
             </w:r>
@@ -11709,7 +10928,7 @@
                 <w:b w:val="0"/>
                 <w:color w:val="2E3B47"/>
               </w:rPr>
-              <w:t>........................................................................................</w:t>
+              <w:t>................................................................................</w:t>
             </w:r>
           </w:p>
         </w:tc>
@@ -11726,9 +10945,7 @@
                 <w:b/>
                 <w:color w:val="123A5F"/>
               </w:rPr>
-              <w:t>Ziekenhuisfactuur</w:t>
-              <w:br/>
-              <w:t>*Remgeld = totaal – aandeel mutualiteit</w:t>
+              <w:t>Ziekenhuisfactuur (*Remgeld = totaal – mutualiteit)</w:t>
             </w:r>
           </w:p>
         </w:tc>
@@ -11743,435 +10960,9 @@
                 <w:b w:val="0"/>
                 <w:color w:val="2E3B47"/>
               </w:rPr>
-              <w:t>Totaal (€): ....................  Aandeel mutualiteit (€): ....................</w:t>
-              <w:br/>
-              <w:t>Remgeld* (€): ....................  Aandeel verzekering: ....................</w:t>
-            </w:r>
-          </w:p>
-        </w:tc>
-      </w:tr>
-    </w:tbl>
-    <w:p/>
-    <w:tbl>
-      <w:tblPr>
-        <w:tblW w:type="auto" w:w="0"/>
-        <w:jc w:val="center"/>
-        <w:tblLook w:firstColumn="1" w:firstRow="1" w:lastColumn="0" w:lastRow="0" w:noHBand="0" w:noVBand="1" w:val="04A0"/>
-      </w:tblPr>
-      <w:tblGrid>
-        <w:gridCol w:w="9072"/>
-      </w:tblGrid>
-      <w:tr>
-        <w:tc>
-          <w:tcPr>
-            <w:tcW w:type="dxa" w:w="9072"/>
-            <w:shd w:val="clear" w:color="auto" w:fill="123A5F"/>
-          </w:tcPr>
-          <w:p>
-            <w:r/>
-            <w:r>
-              <w:rPr>
-                <w:b/>
-                <w:color w:val="FFFFFF"/>
-              </w:rPr>
-              <w:t>Ziekenhuisverblijf 2</w:t>
-            </w:r>
-          </w:p>
-        </w:tc>
-      </w:tr>
-    </w:tbl>
-    <w:tbl>
-      <w:tblPr>
-        <w:tblW w:type="auto" w:w="0"/>
-        <w:tblLook w:firstColumn="1" w:firstRow="1" w:lastColumn="0" w:lastRow="0" w:noHBand="0" w:noVBand="1" w:val="04A0"/>
-        <w:tblBorders>
-          <w:top w:val="single" w:sz="4" w:space="0" w:color="A8A296"/>
-          <w:left w:val="single" w:sz="4" w:space="0" w:color="A8A296"/>
-          <w:bottom w:val="single" w:sz="4" w:space="0" w:color="A8A296"/>
-          <w:right w:val="single" w:sz="4" w:space="0" w:color="A8A296"/>
-          <w:insideH w:val="single" w:sz="4" w:space="0" w:color="A8A296"/>
-          <w:insideV w:val="single" w:sz="4" w:space="0" w:color="A8A296"/>
-        </w:tblBorders>
-      </w:tblPr>
-      <w:tblGrid>
-        <w:gridCol w:w="4536"/>
-        <w:gridCol w:w="4536"/>
-      </w:tblGrid>
-      <w:tr>
-        <w:tc>
-          <w:tcPr>
-            <w:tcW w:type="dxa" w:w="4536"/>
-          </w:tcPr>
-          <w:p>
-            <w:r/>
-            <w:r>
-              <w:rPr>
-                <w:b/>
-                <w:color w:val="123A5F"/>
-              </w:rPr>
-              <w:t>Datum van opname en ontslag</w:t>
-            </w:r>
-          </w:p>
-        </w:tc>
-        <w:tc>
-          <w:tcPr>
-            <w:tcW w:type="dxa" w:w="4536"/>
-          </w:tcPr>
-          <w:p>
-            <w:r/>
-            <w:r>
-              <w:rPr>
-                <w:b w:val="0"/>
-                <w:color w:val="2E3B47"/>
-              </w:rPr>
-              <w:t>Opname: ___ / ___ / ______     Ontslag: ___ / ___ / ______</w:t>
-            </w:r>
-          </w:p>
-        </w:tc>
-      </w:tr>
-      <w:tr>
-        <w:tc>
-          <w:tcPr>
-            <w:tcW w:type="dxa" w:w="4536"/>
-          </w:tcPr>
-          <w:p>
-            <w:r/>
-            <w:r>
-              <w:rPr>
-                <w:b/>
-                <w:color w:val="123A5F"/>
-              </w:rPr>
-              <w:t>Naam en adres ziekenhuis</w:t>
-            </w:r>
-          </w:p>
-        </w:tc>
-        <w:tc>
-          <w:tcPr>
-            <w:tcW w:type="dxa" w:w="4536"/>
-          </w:tcPr>
-          <w:p>
-            <w:r/>
-            <w:r>
-              <w:rPr>
-                <w:b w:val="0"/>
-                <w:color w:val="2E3B47"/>
-              </w:rPr>
-              <w:t>Naam: ..............................................  Postcode + stad: ..............................</w:t>
-            </w:r>
-          </w:p>
-        </w:tc>
-      </w:tr>
-      <w:tr>
-        <w:tc>
-          <w:tcPr>
-            <w:tcW w:type="dxa" w:w="4536"/>
-          </w:tcPr>
-          <w:p>
-            <w:r/>
-            <w:r>
-              <w:rPr>
-                <w:b/>
-                <w:color w:val="123A5F"/>
-              </w:rPr>
-              <w:t>Afdeling / spoedopname / voetgerelateerd?</w:t>
-            </w:r>
-          </w:p>
-        </w:tc>
-        <w:tc>
-          <w:tcPr>
-            <w:tcW w:type="dxa" w:w="4536"/>
-          </w:tcPr>
-          <w:p>
-            <w:r/>
-            <w:r>
-              <w:rPr>
-                <w:b w:val="0"/>
-                <w:color w:val="2E3B47"/>
-              </w:rPr>
-              <w:t>☐ Endocrinologie/Diabetologie   ☐ Vaatheelkunde   ☐ Orthopedie   ☐ Andere: ..................</w:t>
-              <w:br/>
-              <w:t>Spoedopname?  ☐ Ja  ☐ Nee     Voetgerelateerd?  ☐ Ja  ☐ Nee</w:t>
-            </w:r>
-          </w:p>
-        </w:tc>
-      </w:tr>
-      <w:tr>
-        <w:tc>
-          <w:tcPr>
-            <w:tcW w:type="dxa" w:w="4536"/>
-          </w:tcPr>
-          <w:p>
-            <w:r/>
-            <w:r>
-              <w:rPr>
-                <w:b/>
-                <w:color w:val="123A5F"/>
-              </w:rPr>
-              <w:t>Reden van opname</w:t>
-            </w:r>
-          </w:p>
-        </w:tc>
-        <w:tc>
-          <w:tcPr>
-            <w:tcW w:type="dxa" w:w="4536"/>
-          </w:tcPr>
-          <w:p>
-            <w:r/>
-            <w:r>
-              <w:rPr>
-                <w:b w:val="0"/>
-                <w:color w:val="2E3B47"/>
-              </w:rPr>
-              <w:t>........................................................................................</w:t>
-            </w:r>
-          </w:p>
-        </w:tc>
-      </w:tr>
-      <w:tr>
-        <w:tc>
-          <w:tcPr>
-            <w:tcW w:type="dxa" w:w="4536"/>
-          </w:tcPr>
-          <w:p>
-            <w:r/>
-            <w:r>
-              <w:rPr>
-                <w:b/>
-                <w:color w:val="123A5F"/>
-              </w:rPr>
-              <w:t>Ziekenhuisfactuur</w:t>
-              <w:br/>
-              <w:t>*Remgeld = totaal – aandeel mutualiteit</w:t>
-            </w:r>
-          </w:p>
-        </w:tc>
-        <w:tc>
-          <w:tcPr>
-            <w:tcW w:type="dxa" w:w="4536"/>
-          </w:tcPr>
-          <w:p>
-            <w:r/>
-            <w:r>
-              <w:rPr>
-                <w:b w:val="0"/>
-                <w:color w:val="2E3B47"/>
-              </w:rPr>
-              <w:t>Totaal (€): ....................  Aandeel mutualiteit (€): ....................</w:t>
-              <w:br/>
-              <w:t>Remgeld* (€): ....................  Aandeel verzekering: ....................</w:t>
-            </w:r>
-          </w:p>
-        </w:tc>
-      </w:tr>
-    </w:tbl>
-    <w:p/>
-    <w:tbl>
-      <w:tblPr>
-        <w:tblW w:type="auto" w:w="0"/>
-        <w:jc w:val="center"/>
-        <w:tblLook w:firstColumn="1" w:firstRow="1" w:lastColumn="0" w:lastRow="0" w:noHBand="0" w:noVBand="1" w:val="04A0"/>
-      </w:tblPr>
-      <w:tblGrid>
-        <w:gridCol w:w="9072"/>
-      </w:tblGrid>
-      <w:tr>
-        <w:tc>
-          <w:tcPr>
-            <w:tcW w:type="dxa" w:w="9072"/>
-            <w:shd w:val="clear" w:color="auto" w:fill="123A5F"/>
-          </w:tcPr>
-          <w:p>
-            <w:r/>
-            <w:r>
-              <w:rPr>
-                <w:b/>
-                <w:color w:val="FFFFFF"/>
-              </w:rPr>
-              <w:t>Ziekenhuisverblijf 3</w:t>
-            </w:r>
-          </w:p>
-        </w:tc>
-      </w:tr>
-    </w:tbl>
-    <w:tbl>
-      <w:tblPr>
-        <w:tblW w:type="auto" w:w="0"/>
-        <w:tblLook w:firstColumn="1" w:firstRow="1" w:lastColumn="0" w:lastRow="0" w:noHBand="0" w:noVBand="1" w:val="04A0"/>
-        <w:tblBorders>
-          <w:top w:val="single" w:sz="4" w:space="0" w:color="A8A296"/>
-          <w:left w:val="single" w:sz="4" w:space="0" w:color="A8A296"/>
-          <w:bottom w:val="single" w:sz="4" w:space="0" w:color="A8A296"/>
-          <w:right w:val="single" w:sz="4" w:space="0" w:color="A8A296"/>
-          <w:insideH w:val="single" w:sz="4" w:space="0" w:color="A8A296"/>
-          <w:insideV w:val="single" w:sz="4" w:space="0" w:color="A8A296"/>
-        </w:tblBorders>
-      </w:tblPr>
-      <w:tblGrid>
-        <w:gridCol w:w="4536"/>
-        <w:gridCol w:w="4536"/>
-      </w:tblGrid>
-      <w:tr>
-        <w:tc>
-          <w:tcPr>
-            <w:tcW w:type="dxa" w:w="4536"/>
-          </w:tcPr>
-          <w:p>
-            <w:r/>
-            <w:r>
-              <w:rPr>
-                <w:b/>
-                <w:color w:val="123A5F"/>
-              </w:rPr>
-              <w:t>Datum van opname en ontslag</w:t>
-            </w:r>
-          </w:p>
-        </w:tc>
-        <w:tc>
-          <w:tcPr>
-            <w:tcW w:type="dxa" w:w="4536"/>
-          </w:tcPr>
-          <w:p>
-            <w:r/>
-            <w:r>
-              <w:rPr>
-                <w:b w:val="0"/>
-                <w:color w:val="2E3B47"/>
-              </w:rPr>
-              <w:t>Opname: ___ / ___ / ______     Ontslag: ___ / ___ / ______</w:t>
-            </w:r>
-          </w:p>
-        </w:tc>
-      </w:tr>
-      <w:tr>
-        <w:tc>
-          <w:tcPr>
-            <w:tcW w:type="dxa" w:w="4536"/>
-          </w:tcPr>
-          <w:p>
-            <w:r/>
-            <w:r>
-              <w:rPr>
-                <w:b/>
-                <w:color w:val="123A5F"/>
-              </w:rPr>
-              <w:t>Naam en adres ziekenhuis</w:t>
-            </w:r>
-          </w:p>
-        </w:tc>
-        <w:tc>
-          <w:tcPr>
-            <w:tcW w:type="dxa" w:w="4536"/>
-          </w:tcPr>
-          <w:p>
-            <w:r/>
-            <w:r>
-              <w:rPr>
-                <w:b w:val="0"/>
-                <w:color w:val="2E3B47"/>
-              </w:rPr>
-              <w:t>Naam: ..............................................  Postcode + stad: ..............................</w:t>
-            </w:r>
-          </w:p>
-        </w:tc>
-      </w:tr>
-      <w:tr>
-        <w:tc>
-          <w:tcPr>
-            <w:tcW w:type="dxa" w:w="4536"/>
-          </w:tcPr>
-          <w:p>
-            <w:r/>
-            <w:r>
-              <w:rPr>
-                <w:b/>
-                <w:color w:val="123A5F"/>
-              </w:rPr>
-              <w:t>Afdeling / spoedopname / voetgerelateerd?</w:t>
-            </w:r>
-          </w:p>
-        </w:tc>
-        <w:tc>
-          <w:tcPr>
-            <w:tcW w:type="dxa" w:w="4536"/>
-          </w:tcPr>
-          <w:p>
-            <w:r/>
-            <w:r>
-              <w:rPr>
-                <w:b w:val="0"/>
-                <w:color w:val="2E3B47"/>
-              </w:rPr>
-              <w:t>☐ Endocrinologie/Diabetologie   ☐ Vaatheelkunde   ☐ Orthopedie   ☐ Andere: ..................</w:t>
-              <w:br/>
-              <w:t>Spoedopname?  ☐ Ja  ☐ Nee     Voetgerelateerd?  ☐ Ja  ☐ Nee</w:t>
-            </w:r>
-          </w:p>
-        </w:tc>
-      </w:tr>
-      <w:tr>
-        <w:tc>
-          <w:tcPr>
-            <w:tcW w:type="dxa" w:w="4536"/>
-          </w:tcPr>
-          <w:p>
-            <w:r/>
-            <w:r>
-              <w:rPr>
-                <w:b/>
-                <w:color w:val="123A5F"/>
-              </w:rPr>
-              <w:t>Reden van opname</w:t>
-            </w:r>
-          </w:p>
-        </w:tc>
-        <w:tc>
-          <w:tcPr>
-            <w:tcW w:type="dxa" w:w="4536"/>
-          </w:tcPr>
-          <w:p>
-            <w:r/>
-            <w:r>
-              <w:rPr>
-                <w:b w:val="0"/>
-                <w:color w:val="2E3B47"/>
-              </w:rPr>
-              <w:t>........................................................................................</w:t>
-            </w:r>
-          </w:p>
-        </w:tc>
-      </w:tr>
-      <w:tr>
-        <w:tc>
-          <w:tcPr>
-            <w:tcW w:type="dxa" w:w="4536"/>
-          </w:tcPr>
-          <w:p>
-            <w:r/>
-            <w:r>
-              <w:rPr>
-                <w:b/>
-                <w:color w:val="123A5F"/>
-              </w:rPr>
-              <w:t>Ziekenhuisfactuur</w:t>
-              <w:br/>
-              <w:t>*Remgeld = totaal – aandeel mutualiteit</w:t>
-            </w:r>
-          </w:p>
-        </w:tc>
-        <w:tc>
-          <w:tcPr>
-            <w:tcW w:type="dxa" w:w="4536"/>
-          </w:tcPr>
-          <w:p>
-            <w:r/>
-            <w:r>
-              <w:rPr>
-                <w:b w:val="0"/>
-                <w:color w:val="2E3B47"/>
-              </w:rPr>
-              <w:t>Totaal (€): ....................  Aandeel mutualiteit (€): ....................</w:t>
-              <w:br/>
-              <w:t>Remgeld* (€): ....................  Aandeel verzekering: ....................</w:t>
+              <w:t>Totaal (€): ..........  Mutualiteit (€): ..........</w:t>
+              <w:br/>
+              <w:t>Remgeld* (€): ..........  Verzekering: ..........</w:t>
             </w:r>
           </w:p>
         </w:tc>
@@ -12186,60 +10977,6 @@
           <w:sz w:val="26"/>
         </w:rPr>
         <w:t>Notities:</w:t>
-      </w:r>
-    </w:p>
-    <w:p>
-      <w:r>
-        <w:rPr>
-          <w:i w:val="0"/>
-          <w:color w:val="2E3B47"/>
-        </w:rPr>
-        <w:t>......................................................................................................................</w:t>
-      </w:r>
-    </w:p>
-    <w:p>
-      <w:r>
-        <w:rPr>
-          <w:i w:val="0"/>
-          <w:color w:val="2E3B47"/>
-        </w:rPr>
-        <w:t>......................................................................................................................</w:t>
-      </w:r>
-    </w:p>
-    <w:p>
-      <w:r>
-        <w:rPr>
-          <w:i w:val="0"/>
-          <w:color w:val="2E3B47"/>
-        </w:rPr>
-        <w:t>......................................................................................................................</w:t>
-      </w:r>
-    </w:p>
-    <w:p>
-      <w:r>
-        <w:rPr>
-          <w:i w:val="0"/>
-          <w:color w:val="2E3B47"/>
-        </w:rPr>
-        <w:t>......................................................................................................................</w:t>
-      </w:r>
-    </w:p>
-    <w:p>
-      <w:r>
-        <w:rPr>
-          <w:i w:val="0"/>
-          <w:color w:val="2E3B47"/>
-        </w:rPr>
-        <w:t>......................................................................................................................</w:t>
-      </w:r>
-    </w:p>
-    <w:p>
-      <w:r>
-        <w:rPr>
-          <w:i w:val="0"/>
-          <w:color w:val="2E3B47"/>
-        </w:rPr>
-        <w:t>......................................................................................................................</w:t>
       </w:r>
     </w:p>
     <w:p>
@@ -12467,7 +11204,7 @@
         <w:sz w:val="16"/>
         <w:szCs w:val="16"/>
       </w:rPr>
-      <w:t xml:space="preserve">PARADISE-studie  ·  eCRF 45: Gezondheidseconomisch dagboek ·  Versie </w:t>
+      <w:t xml:space="preserve">PARADISE-studie  ·  eCRF 45: Gezondheidseconomisch dagboek (baseline) ·  Versie </w:t>
     </w:r>
     <w:r>
       <w:rPr>
